--- a/Requirements/P08_RequirementsSpecifications.docx
+++ b/Requirements/P08_RequirementsSpecifications.docx
@@ -8,6 +8,7 @@
         <w:rPr>
           <w:b/>
           <w:smallCaps/>
+          <w:vertAlign w:val="subscript"/>
         </w:rPr>
       </w:pPr>
     </w:p>
@@ -516,6 +517,1972 @@
     </w:p>
     <w:p>
       <w:pPr>
+        <w:pStyle w:val="TOC1"/>
+        <w:tabs>
+          <w:tab w:val="left" w:pos="480"/>
+          <w:tab w:val="right" w:leader="dot" w:pos="9350"/>
+        </w:tabs>
+        <w:rPr>
+          <w:rFonts w:asciiTheme="minorHAnsi" w:eastAsiaTheme="minorEastAsia" w:hAnsiTheme="minorHAnsi" w:cstheme="minorBidi"/>
+          <w:noProof/>
+          <w:kern w:val="2"/>
+          <w:szCs w:val="24"/>
+          <w:lang w:val="en-GB"/>
+          <w14:ligatures w14:val="standardContextual"/>
+        </w:rPr>
+      </w:pPr>
+      <w:r>
+        <w:fldChar w:fldCharType="begin"/>
+      </w:r>
+      <w:r>
+        <w:instrText xml:space="preserve"> TOC \o "1-2" \h \z \u </w:instrText>
+      </w:r>
+      <w:r>
+        <w:fldChar w:fldCharType="separate"/>
+      </w:r>
+      <w:hyperlink w:anchor="_Toc242396744" w:history="1">
+        <w:r>
+          <w:rPr>
+            <w:rStyle w:val="Hyperlink"/>
+            <w:noProof/>
+          </w:rPr>
+          <w:t>1.</w:t>
+        </w:r>
+        <w:r>
+          <w:rPr>
+            <w:rFonts w:asciiTheme="minorHAnsi" w:eastAsiaTheme="minorEastAsia" w:hAnsiTheme="minorHAnsi" w:cstheme="minorBidi"/>
+            <w:noProof/>
+            <w:kern w:val="2"/>
+            <w:szCs w:val="24"/>
+            <w:lang w:val="en-GB"/>
+            <w14:ligatures w14:val="standardContextual"/>
+          </w:rPr>
+          <w:tab/>
+        </w:r>
+        <w:r>
+          <w:rPr>
+            <w:rStyle w:val="Hyperlink"/>
+            <w:noProof/>
+          </w:rPr>
+          <w:t>Introduction</w:t>
+        </w:r>
+        <w:r>
+          <w:rPr>
+            <w:noProof/>
+            <w:webHidden/>
+          </w:rPr>
+          <w:tab/>
+        </w:r>
+        <w:r>
+          <w:rPr>
+            <w:noProof/>
+            <w:webHidden/>
+          </w:rPr>
+          <w:fldChar w:fldCharType="begin"/>
+        </w:r>
+        <w:r>
+          <w:rPr>
+            <w:noProof/>
+            <w:webHidden/>
+          </w:rPr>
+          <w:instrText xml:space="preserve"> PAGEREF _Toc242396744 \h </w:instrText>
+        </w:r>
+        <w:r>
+          <w:rPr>
+            <w:noProof/>
+            <w:webHidden/>
+          </w:rPr>
+        </w:r>
+        <w:r>
+          <w:rPr>
+            <w:noProof/>
+            <w:webHidden/>
+          </w:rPr>
+          <w:fldChar w:fldCharType="separate"/>
+        </w:r>
+        <w:r>
+          <w:rPr>
+            <w:noProof/>
+            <w:webHidden/>
+          </w:rPr>
+          <w:t>3</w:t>
+        </w:r>
+        <w:r>
+          <w:rPr>
+            <w:noProof/>
+            <w:webHidden/>
+          </w:rPr>
+          <w:fldChar w:fldCharType="end"/>
+        </w:r>
+      </w:hyperlink>
+    </w:p>
+    <w:p>
+      <w:pPr>
+        <w:pStyle w:val="TOC1"/>
+        <w:tabs>
+          <w:tab w:val="left" w:pos="480"/>
+          <w:tab w:val="right" w:leader="dot" w:pos="9350"/>
+        </w:tabs>
+        <w:rPr>
+          <w:rFonts w:asciiTheme="minorHAnsi" w:eastAsiaTheme="minorEastAsia" w:hAnsiTheme="minorHAnsi" w:cstheme="minorBidi"/>
+          <w:noProof/>
+          <w:kern w:val="2"/>
+          <w:szCs w:val="24"/>
+          <w:lang w:val="en-GB"/>
+          <w14:ligatures w14:val="standardContextual"/>
+        </w:rPr>
+      </w:pPr>
+      <w:hyperlink w:anchor="_Toc242396745" w:history="1">
+        <w:r>
+          <w:rPr>
+            <w:rStyle w:val="Hyperlink"/>
+            <w:rFonts w:cstheme="minorHAnsi"/>
+            <w:noProof/>
+          </w:rPr>
+          <w:t>2.</w:t>
+        </w:r>
+        <w:r>
+          <w:rPr>
+            <w:rFonts w:asciiTheme="minorHAnsi" w:eastAsiaTheme="minorEastAsia" w:hAnsiTheme="minorHAnsi" w:cstheme="minorBidi"/>
+            <w:noProof/>
+            <w:kern w:val="2"/>
+            <w:szCs w:val="24"/>
+            <w:lang w:val="en-GB"/>
+            <w14:ligatures w14:val="standardContextual"/>
+          </w:rPr>
+          <w:tab/>
+        </w:r>
+        <w:r>
+          <w:rPr>
+            <w:rStyle w:val="Hyperlink"/>
+            <w:rFonts w:cstheme="minorHAnsi"/>
+            <w:noProof/>
+          </w:rPr>
+          <w:t>Why can’t an AI chatbot with well-crafted prompts build your system?</w:t>
+        </w:r>
+        <w:r>
+          <w:rPr>
+            <w:noProof/>
+            <w:webHidden/>
+          </w:rPr>
+          <w:tab/>
+        </w:r>
+        <w:r>
+          <w:rPr>
+            <w:noProof/>
+            <w:webHidden/>
+          </w:rPr>
+          <w:fldChar w:fldCharType="begin"/>
+        </w:r>
+        <w:r>
+          <w:rPr>
+            <w:noProof/>
+            <w:webHidden/>
+          </w:rPr>
+          <w:instrText xml:space="preserve"> PAGEREF _Toc242396745 \h </w:instrText>
+        </w:r>
+        <w:r>
+          <w:rPr>
+            <w:noProof/>
+            <w:webHidden/>
+          </w:rPr>
+        </w:r>
+        <w:r>
+          <w:rPr>
+            <w:noProof/>
+            <w:webHidden/>
+          </w:rPr>
+          <w:fldChar w:fldCharType="separate"/>
+        </w:r>
+        <w:r>
+          <w:rPr>
+            <w:noProof/>
+            <w:webHidden/>
+          </w:rPr>
+          <w:t>5</w:t>
+        </w:r>
+        <w:r>
+          <w:rPr>
+            <w:noProof/>
+            <w:webHidden/>
+          </w:rPr>
+          <w:fldChar w:fldCharType="end"/>
+        </w:r>
+      </w:hyperlink>
+    </w:p>
+    <w:p>
+      <w:pPr>
+        <w:pStyle w:val="TOC1"/>
+        <w:tabs>
+          <w:tab w:val="left" w:pos="480"/>
+          <w:tab w:val="right" w:leader="dot" w:pos="9350"/>
+        </w:tabs>
+        <w:rPr>
+          <w:rFonts w:asciiTheme="minorHAnsi" w:eastAsiaTheme="minorEastAsia" w:hAnsiTheme="minorHAnsi" w:cstheme="minorBidi"/>
+          <w:noProof/>
+          <w:kern w:val="2"/>
+          <w:szCs w:val="24"/>
+          <w:lang w:val="en-GB"/>
+          <w14:ligatures w14:val="standardContextual"/>
+        </w:rPr>
+      </w:pPr>
+      <w:hyperlink w:anchor="_Toc242396746" w:history="1">
+        <w:r>
+          <w:rPr>
+            <w:rStyle w:val="Hyperlink"/>
+            <w:rFonts w:cstheme="minorHAnsi"/>
+            <w:noProof/>
+          </w:rPr>
+          <w:t>3.</w:t>
+        </w:r>
+        <w:r>
+          <w:rPr>
+            <w:rFonts w:asciiTheme="minorHAnsi" w:eastAsiaTheme="minorEastAsia" w:hAnsiTheme="minorHAnsi" w:cstheme="minorBidi"/>
+            <w:noProof/>
+            <w:kern w:val="2"/>
+            <w:szCs w:val="24"/>
+            <w:lang w:val="en-GB"/>
+            <w14:ligatures w14:val="standardContextual"/>
+          </w:rPr>
+          <w:tab/>
+        </w:r>
+        <w:r>
+          <w:rPr>
+            <w:rStyle w:val="Hyperlink"/>
+            <w:rFonts w:cstheme="minorHAnsi"/>
+            <w:noProof/>
+          </w:rPr>
+          <w:t>System Actors</w:t>
+        </w:r>
+        <w:r>
+          <w:rPr>
+            <w:noProof/>
+            <w:webHidden/>
+          </w:rPr>
+          <w:tab/>
+        </w:r>
+        <w:r>
+          <w:rPr>
+            <w:noProof/>
+            <w:webHidden/>
+          </w:rPr>
+          <w:fldChar w:fldCharType="begin"/>
+        </w:r>
+        <w:r>
+          <w:rPr>
+            <w:noProof/>
+            <w:webHidden/>
+          </w:rPr>
+          <w:instrText xml:space="preserve"> PAGEREF _Toc242396746 \h </w:instrText>
+        </w:r>
+        <w:r>
+          <w:rPr>
+            <w:noProof/>
+            <w:webHidden/>
+          </w:rPr>
+        </w:r>
+        <w:r>
+          <w:rPr>
+            <w:noProof/>
+            <w:webHidden/>
+          </w:rPr>
+          <w:fldChar w:fldCharType="separate"/>
+        </w:r>
+        <w:r>
+          <w:rPr>
+            <w:noProof/>
+            <w:webHidden/>
+          </w:rPr>
+          <w:t>11</w:t>
+        </w:r>
+        <w:r>
+          <w:rPr>
+            <w:noProof/>
+            <w:webHidden/>
+          </w:rPr>
+          <w:fldChar w:fldCharType="end"/>
+        </w:r>
+      </w:hyperlink>
+    </w:p>
+    <w:p>
+      <w:pPr>
+        <w:pStyle w:val="TOC1"/>
+        <w:tabs>
+          <w:tab w:val="left" w:pos="480"/>
+          <w:tab w:val="right" w:leader="dot" w:pos="9350"/>
+        </w:tabs>
+        <w:rPr>
+          <w:rFonts w:asciiTheme="minorHAnsi" w:eastAsiaTheme="minorEastAsia" w:hAnsiTheme="minorHAnsi" w:cstheme="minorBidi"/>
+          <w:noProof/>
+          <w:kern w:val="2"/>
+          <w:szCs w:val="24"/>
+          <w:lang w:val="en-GB"/>
+          <w14:ligatures w14:val="standardContextual"/>
+        </w:rPr>
+      </w:pPr>
+      <w:hyperlink w:anchor="_Toc242396747" w:history="1">
+        <w:r>
+          <w:rPr>
+            <w:rStyle w:val="Hyperlink"/>
+            <w:rFonts w:cstheme="minorHAnsi"/>
+            <w:noProof/>
+          </w:rPr>
+          <w:t>4.</w:t>
+        </w:r>
+        <w:r>
+          <w:rPr>
+            <w:rFonts w:asciiTheme="minorHAnsi" w:eastAsiaTheme="minorEastAsia" w:hAnsiTheme="minorHAnsi" w:cstheme="minorBidi"/>
+            <w:noProof/>
+            <w:kern w:val="2"/>
+            <w:szCs w:val="24"/>
+            <w:lang w:val="en-GB"/>
+            <w14:ligatures w14:val="standardContextual"/>
+          </w:rPr>
+          <w:tab/>
+        </w:r>
+        <w:r>
+          <w:rPr>
+            <w:rStyle w:val="Hyperlink"/>
+            <w:rFonts w:cstheme="minorHAnsi"/>
+            <w:noProof/>
+          </w:rPr>
+          <w:t>Use Cases</w:t>
+        </w:r>
+        <w:r>
+          <w:rPr>
+            <w:noProof/>
+            <w:webHidden/>
+          </w:rPr>
+          <w:tab/>
+        </w:r>
+        <w:r>
+          <w:rPr>
+            <w:noProof/>
+            <w:webHidden/>
+          </w:rPr>
+          <w:fldChar w:fldCharType="begin"/>
+        </w:r>
+        <w:r>
+          <w:rPr>
+            <w:noProof/>
+            <w:webHidden/>
+          </w:rPr>
+          <w:instrText xml:space="preserve"> PAGEREF _Toc242396747 \h </w:instrText>
+        </w:r>
+        <w:r>
+          <w:rPr>
+            <w:noProof/>
+            <w:webHidden/>
+          </w:rPr>
+        </w:r>
+        <w:r>
+          <w:rPr>
+            <w:noProof/>
+            <w:webHidden/>
+          </w:rPr>
+          <w:fldChar w:fldCharType="separate"/>
+        </w:r>
+        <w:r>
+          <w:rPr>
+            <w:noProof/>
+            <w:webHidden/>
+          </w:rPr>
+          <w:t>12</w:t>
+        </w:r>
+        <w:r>
+          <w:rPr>
+            <w:noProof/>
+            <w:webHidden/>
+          </w:rPr>
+          <w:fldChar w:fldCharType="end"/>
+        </w:r>
+      </w:hyperlink>
+    </w:p>
+    <w:p>
+      <w:pPr>
+        <w:pStyle w:val="TOC2"/>
+        <w:tabs>
+          <w:tab w:val="left" w:pos="720"/>
+          <w:tab w:val="right" w:leader="dot" w:pos="9350"/>
+        </w:tabs>
+        <w:rPr>
+          <w:rFonts w:asciiTheme="minorHAnsi" w:eastAsiaTheme="minorEastAsia" w:hAnsiTheme="minorHAnsi" w:cstheme="minorBidi"/>
+          <w:noProof/>
+          <w:kern w:val="2"/>
+          <w:lang w:val="en-GB"/>
+          <w14:ligatures w14:val="standardContextual"/>
+        </w:rPr>
+      </w:pPr>
+      <w:hyperlink w:anchor="_Toc242396748" w:history="1">
+        <w:r>
+          <w:rPr>
+            <w:rStyle w:val="Hyperlink"/>
+            <w:rFonts w:ascii="Symbol" w:hAnsi="Symbol"/>
+            <w:noProof/>
+          </w:rPr>
+          <w:t></w:t>
+        </w:r>
+        <w:r>
+          <w:rPr>
+            <w:rFonts w:asciiTheme="minorHAnsi" w:eastAsiaTheme="minorEastAsia" w:hAnsiTheme="minorHAnsi" w:cstheme="minorBidi"/>
+            <w:noProof/>
+            <w:kern w:val="2"/>
+            <w:lang w:val="en-GB"/>
+            <w14:ligatures w14:val="standardContextual"/>
+          </w:rPr>
+          <w:tab/>
+        </w:r>
+        <w:r>
+          <w:rPr>
+            <w:rStyle w:val="Hyperlink"/>
+            <w:noProof/>
+          </w:rPr>
+          <w:t>Use Case Diagrams</w:t>
+        </w:r>
+        <w:r>
+          <w:rPr>
+            <w:noProof/>
+            <w:webHidden/>
+          </w:rPr>
+          <w:tab/>
+        </w:r>
+        <w:r>
+          <w:rPr>
+            <w:noProof/>
+            <w:webHidden/>
+          </w:rPr>
+          <w:fldChar w:fldCharType="begin"/>
+        </w:r>
+        <w:r>
+          <w:rPr>
+            <w:noProof/>
+            <w:webHidden/>
+          </w:rPr>
+          <w:instrText xml:space="preserve"> PAGEREF _Toc242396748 \h </w:instrText>
+        </w:r>
+        <w:r>
+          <w:rPr>
+            <w:noProof/>
+            <w:webHidden/>
+          </w:rPr>
+        </w:r>
+        <w:r>
+          <w:rPr>
+            <w:noProof/>
+            <w:webHidden/>
+          </w:rPr>
+          <w:fldChar w:fldCharType="separate"/>
+        </w:r>
+        <w:r>
+          <w:rPr>
+            <w:noProof/>
+            <w:webHidden/>
+          </w:rPr>
+          <w:t>12</w:t>
+        </w:r>
+        <w:r>
+          <w:rPr>
+            <w:noProof/>
+            <w:webHidden/>
+          </w:rPr>
+          <w:fldChar w:fldCharType="end"/>
+        </w:r>
+      </w:hyperlink>
+    </w:p>
+    <w:p>
+      <w:pPr>
+        <w:pStyle w:val="TOC2"/>
+        <w:tabs>
+          <w:tab w:val="left" w:pos="720"/>
+          <w:tab w:val="right" w:leader="dot" w:pos="9350"/>
+        </w:tabs>
+        <w:rPr>
+          <w:rFonts w:asciiTheme="minorHAnsi" w:eastAsiaTheme="minorEastAsia" w:hAnsiTheme="minorHAnsi" w:cstheme="minorBidi"/>
+          <w:noProof/>
+          <w:kern w:val="2"/>
+          <w:lang w:val="en-GB"/>
+          <w14:ligatures w14:val="standardContextual"/>
+        </w:rPr>
+      </w:pPr>
+      <w:hyperlink w:anchor="_Toc242396749" w:history="1">
+        <w:r>
+          <w:rPr>
+            <w:rStyle w:val="Hyperlink"/>
+            <w:rFonts w:ascii="Symbol" w:hAnsi="Symbol"/>
+            <w:noProof/>
+          </w:rPr>
+          <w:t></w:t>
+        </w:r>
+        <w:r>
+          <w:rPr>
+            <w:rFonts w:asciiTheme="minorHAnsi" w:eastAsiaTheme="minorEastAsia" w:hAnsiTheme="minorHAnsi" w:cstheme="minorBidi"/>
+            <w:noProof/>
+            <w:kern w:val="2"/>
+            <w:lang w:val="en-GB"/>
+            <w14:ligatures w14:val="standardContextual"/>
+          </w:rPr>
+          <w:tab/>
+        </w:r>
+        <w:r>
+          <w:rPr>
+            <w:rStyle w:val="Hyperlink"/>
+            <w:noProof/>
+          </w:rPr>
+          <w:t>Description of Use Cases</w:t>
+        </w:r>
+        <w:r>
+          <w:rPr>
+            <w:noProof/>
+            <w:webHidden/>
+          </w:rPr>
+          <w:tab/>
+        </w:r>
+        <w:r>
+          <w:rPr>
+            <w:noProof/>
+            <w:webHidden/>
+          </w:rPr>
+          <w:fldChar w:fldCharType="begin"/>
+        </w:r>
+        <w:r>
+          <w:rPr>
+            <w:noProof/>
+            <w:webHidden/>
+          </w:rPr>
+          <w:instrText xml:space="preserve"> PAGEREF _Toc242396749 \h </w:instrText>
+        </w:r>
+        <w:r>
+          <w:rPr>
+            <w:noProof/>
+            <w:webHidden/>
+          </w:rPr>
+        </w:r>
+        <w:r>
+          <w:rPr>
+            <w:noProof/>
+            <w:webHidden/>
+          </w:rPr>
+          <w:fldChar w:fldCharType="separate"/>
+        </w:r>
+        <w:r>
+          <w:rPr>
+            <w:noProof/>
+            <w:webHidden/>
+          </w:rPr>
+          <w:t>12</w:t>
+        </w:r>
+        <w:r>
+          <w:rPr>
+            <w:noProof/>
+            <w:webHidden/>
+          </w:rPr>
+          <w:fldChar w:fldCharType="end"/>
+        </w:r>
+      </w:hyperlink>
+    </w:p>
+    <w:p>
+      <w:pPr>
+        <w:pStyle w:val="TOC1"/>
+        <w:tabs>
+          <w:tab w:val="left" w:pos="480"/>
+          <w:tab w:val="right" w:leader="dot" w:pos="9350"/>
+        </w:tabs>
+        <w:rPr>
+          <w:rFonts w:asciiTheme="minorHAnsi" w:eastAsiaTheme="minorEastAsia" w:hAnsiTheme="minorHAnsi" w:cstheme="minorBidi"/>
+          <w:noProof/>
+          <w:kern w:val="2"/>
+          <w:szCs w:val="24"/>
+          <w:lang w:val="en-GB"/>
+          <w14:ligatures w14:val="standardContextual"/>
+        </w:rPr>
+      </w:pPr>
+      <w:hyperlink w:anchor="_Toc242396750" w:history="1">
+        <w:r>
+          <w:rPr>
+            <w:rStyle w:val="Hyperlink"/>
+            <w:rFonts w:cstheme="minorHAnsi"/>
+            <w:noProof/>
+          </w:rPr>
+          <w:t>5.</w:t>
+        </w:r>
+        <w:r>
+          <w:rPr>
+            <w:rFonts w:asciiTheme="minorHAnsi" w:eastAsiaTheme="minorEastAsia" w:hAnsiTheme="minorHAnsi" w:cstheme="minorBidi"/>
+            <w:noProof/>
+            <w:kern w:val="2"/>
+            <w:szCs w:val="24"/>
+            <w:lang w:val="en-GB"/>
+            <w14:ligatures w14:val="standardContextual"/>
+          </w:rPr>
+          <w:tab/>
+        </w:r>
+        <w:r>
+          <w:rPr>
+            <w:rStyle w:val="Hyperlink"/>
+            <w:rFonts w:cstheme="minorHAnsi"/>
+            <w:noProof/>
+          </w:rPr>
+          <w:t>Class Diagram</w:t>
+        </w:r>
+        <w:r>
+          <w:rPr>
+            <w:noProof/>
+            <w:webHidden/>
+          </w:rPr>
+          <w:tab/>
+        </w:r>
+        <w:r>
+          <w:rPr>
+            <w:noProof/>
+            <w:webHidden/>
+          </w:rPr>
+          <w:fldChar w:fldCharType="begin"/>
+        </w:r>
+        <w:r>
+          <w:rPr>
+            <w:noProof/>
+            <w:webHidden/>
+          </w:rPr>
+          <w:instrText xml:space="preserve"> PAGEREF _Toc242396750 \h </w:instrText>
+        </w:r>
+        <w:r>
+          <w:rPr>
+            <w:noProof/>
+            <w:webHidden/>
+          </w:rPr>
+        </w:r>
+        <w:r>
+          <w:rPr>
+            <w:noProof/>
+            <w:webHidden/>
+          </w:rPr>
+          <w:fldChar w:fldCharType="separate"/>
+        </w:r>
+        <w:r>
+          <w:rPr>
+            <w:noProof/>
+            <w:webHidden/>
+          </w:rPr>
+          <w:t>28</w:t>
+        </w:r>
+        <w:r>
+          <w:rPr>
+            <w:noProof/>
+            <w:webHidden/>
+          </w:rPr>
+          <w:fldChar w:fldCharType="end"/>
+        </w:r>
+      </w:hyperlink>
+    </w:p>
+    <w:p>
+      <w:pPr>
+        <w:pStyle w:val="TOC2"/>
+        <w:tabs>
+          <w:tab w:val="left" w:pos="720"/>
+          <w:tab w:val="right" w:leader="dot" w:pos="9350"/>
+        </w:tabs>
+        <w:rPr>
+          <w:rFonts w:asciiTheme="minorHAnsi" w:eastAsiaTheme="minorEastAsia" w:hAnsiTheme="minorHAnsi" w:cstheme="minorBidi"/>
+          <w:noProof/>
+          <w:kern w:val="2"/>
+          <w:lang w:val="en-GB"/>
+          <w14:ligatures w14:val="standardContextual"/>
+        </w:rPr>
+      </w:pPr>
+      <w:hyperlink w:anchor="_Toc242396751" w:history="1">
+        <w:r>
+          <w:rPr>
+            <w:rStyle w:val="Hyperlink"/>
+            <w:rFonts w:ascii="Symbol" w:hAnsi="Symbol"/>
+            <w:noProof/>
+          </w:rPr>
+          <w:t></w:t>
+        </w:r>
+        <w:r>
+          <w:rPr>
+            <w:rFonts w:asciiTheme="minorHAnsi" w:eastAsiaTheme="minorEastAsia" w:hAnsiTheme="minorHAnsi" w:cstheme="minorBidi"/>
+            <w:noProof/>
+            <w:kern w:val="2"/>
+            <w:lang w:val="en-GB"/>
+            <w14:ligatures w14:val="standardContextual"/>
+          </w:rPr>
+          <w:tab/>
+        </w:r>
+        <w:r>
+          <w:rPr>
+            <w:rStyle w:val="Hyperlink"/>
+            <w:noProof/>
+          </w:rPr>
+          <w:t>Diagram</w:t>
+        </w:r>
+        <w:r>
+          <w:rPr>
+            <w:noProof/>
+            <w:webHidden/>
+          </w:rPr>
+          <w:tab/>
+        </w:r>
+        <w:r>
+          <w:rPr>
+            <w:noProof/>
+            <w:webHidden/>
+          </w:rPr>
+          <w:fldChar w:fldCharType="begin"/>
+        </w:r>
+        <w:r>
+          <w:rPr>
+            <w:noProof/>
+            <w:webHidden/>
+          </w:rPr>
+          <w:instrText xml:space="preserve"> PAGEREF _Toc242396751 \h </w:instrText>
+        </w:r>
+        <w:r>
+          <w:rPr>
+            <w:noProof/>
+            <w:webHidden/>
+          </w:rPr>
+        </w:r>
+        <w:r>
+          <w:rPr>
+            <w:noProof/>
+            <w:webHidden/>
+          </w:rPr>
+          <w:fldChar w:fldCharType="separate"/>
+        </w:r>
+        <w:r>
+          <w:rPr>
+            <w:noProof/>
+            <w:webHidden/>
+          </w:rPr>
+          <w:t>28</w:t>
+        </w:r>
+        <w:r>
+          <w:rPr>
+            <w:noProof/>
+            <w:webHidden/>
+          </w:rPr>
+          <w:fldChar w:fldCharType="end"/>
+        </w:r>
+      </w:hyperlink>
+    </w:p>
+    <w:p>
+      <w:pPr>
+        <w:pStyle w:val="TOC2"/>
+        <w:tabs>
+          <w:tab w:val="left" w:pos="720"/>
+          <w:tab w:val="right" w:leader="dot" w:pos="9350"/>
+        </w:tabs>
+        <w:rPr>
+          <w:rFonts w:asciiTheme="minorHAnsi" w:eastAsiaTheme="minorEastAsia" w:hAnsiTheme="minorHAnsi" w:cstheme="minorBidi"/>
+          <w:noProof/>
+          <w:kern w:val="2"/>
+          <w:lang w:val="en-GB"/>
+          <w14:ligatures w14:val="standardContextual"/>
+        </w:rPr>
+      </w:pPr>
+      <w:hyperlink w:anchor="_Toc242396752" w:history="1">
+        <w:r>
+          <w:rPr>
+            <w:rStyle w:val="Hyperlink"/>
+            <w:rFonts w:ascii="Symbol" w:hAnsi="Symbol"/>
+            <w:noProof/>
+          </w:rPr>
+          <w:t></w:t>
+        </w:r>
+        <w:r>
+          <w:rPr>
+            <w:rFonts w:asciiTheme="minorHAnsi" w:eastAsiaTheme="minorEastAsia" w:hAnsiTheme="minorHAnsi" w:cstheme="minorBidi"/>
+            <w:noProof/>
+            <w:kern w:val="2"/>
+            <w:lang w:val="en-GB"/>
+            <w14:ligatures w14:val="standardContextual"/>
+          </w:rPr>
+          <w:tab/>
+        </w:r>
+        <w:r>
+          <w:rPr>
+            <w:rStyle w:val="Hyperlink"/>
+            <w:noProof/>
+          </w:rPr>
+          <w:t>Description</w:t>
+        </w:r>
+        <w:r>
+          <w:rPr>
+            <w:noProof/>
+            <w:webHidden/>
+          </w:rPr>
+          <w:tab/>
+        </w:r>
+        <w:r>
+          <w:rPr>
+            <w:noProof/>
+            <w:webHidden/>
+          </w:rPr>
+          <w:fldChar w:fldCharType="begin"/>
+        </w:r>
+        <w:r>
+          <w:rPr>
+            <w:noProof/>
+            <w:webHidden/>
+          </w:rPr>
+          <w:instrText xml:space="preserve"> PAGEREF _Toc242396752 \h </w:instrText>
+        </w:r>
+        <w:r>
+          <w:rPr>
+            <w:noProof/>
+            <w:webHidden/>
+          </w:rPr>
+        </w:r>
+        <w:r>
+          <w:rPr>
+            <w:noProof/>
+            <w:webHidden/>
+          </w:rPr>
+          <w:fldChar w:fldCharType="separate"/>
+        </w:r>
+        <w:r>
+          <w:rPr>
+            <w:noProof/>
+            <w:webHidden/>
+          </w:rPr>
+          <w:t>29</w:t>
+        </w:r>
+        <w:r>
+          <w:rPr>
+            <w:noProof/>
+            <w:webHidden/>
+          </w:rPr>
+          <w:fldChar w:fldCharType="end"/>
+        </w:r>
+      </w:hyperlink>
+    </w:p>
+    <w:p>
+      <w:pPr>
+        <w:pStyle w:val="TOC1"/>
+        <w:tabs>
+          <w:tab w:val="left" w:pos="480"/>
+          <w:tab w:val="right" w:leader="dot" w:pos="9350"/>
+        </w:tabs>
+        <w:rPr>
+          <w:rFonts w:asciiTheme="minorHAnsi" w:eastAsiaTheme="minorEastAsia" w:hAnsiTheme="minorHAnsi" w:cstheme="minorBidi"/>
+          <w:noProof/>
+          <w:kern w:val="2"/>
+          <w:szCs w:val="24"/>
+          <w:lang w:val="en-GB"/>
+          <w14:ligatures w14:val="standardContextual"/>
+        </w:rPr>
+      </w:pPr>
+      <w:hyperlink w:anchor="_Toc242396753" w:history="1">
+        <w:r>
+          <w:rPr>
+            <w:rStyle w:val="Hyperlink"/>
+            <w:rFonts w:cstheme="minorHAnsi"/>
+            <w:noProof/>
+          </w:rPr>
+          <w:t>6.</w:t>
+        </w:r>
+        <w:r>
+          <w:rPr>
+            <w:rFonts w:asciiTheme="minorHAnsi" w:eastAsiaTheme="minorEastAsia" w:hAnsiTheme="minorHAnsi" w:cstheme="minorBidi"/>
+            <w:noProof/>
+            <w:kern w:val="2"/>
+            <w:szCs w:val="24"/>
+            <w:lang w:val="en-GB"/>
+            <w14:ligatures w14:val="standardContextual"/>
+          </w:rPr>
+          <w:tab/>
+        </w:r>
+        <w:r>
+          <w:rPr>
+            <w:rStyle w:val="Hyperlink"/>
+            <w:rFonts w:cstheme="minorHAnsi"/>
+            <w:noProof/>
+          </w:rPr>
+          <w:t>Sequence Diagrams</w:t>
+        </w:r>
+        <w:r>
+          <w:rPr>
+            <w:noProof/>
+            <w:webHidden/>
+          </w:rPr>
+          <w:tab/>
+        </w:r>
+        <w:r>
+          <w:rPr>
+            <w:noProof/>
+            <w:webHidden/>
+          </w:rPr>
+          <w:fldChar w:fldCharType="begin"/>
+        </w:r>
+        <w:r>
+          <w:rPr>
+            <w:noProof/>
+            <w:webHidden/>
+          </w:rPr>
+          <w:instrText xml:space="preserve"> PAGEREF _Toc242396753 \h </w:instrText>
+        </w:r>
+        <w:r>
+          <w:rPr>
+            <w:noProof/>
+            <w:webHidden/>
+          </w:rPr>
+        </w:r>
+        <w:r>
+          <w:rPr>
+            <w:noProof/>
+            <w:webHidden/>
+          </w:rPr>
+          <w:fldChar w:fldCharType="separate"/>
+        </w:r>
+        <w:r>
+          <w:rPr>
+            <w:noProof/>
+            <w:webHidden/>
+          </w:rPr>
+          <w:t>32</w:t>
+        </w:r>
+        <w:r>
+          <w:rPr>
+            <w:noProof/>
+            <w:webHidden/>
+          </w:rPr>
+          <w:fldChar w:fldCharType="end"/>
+        </w:r>
+      </w:hyperlink>
+    </w:p>
+    <w:p>
+      <w:pPr>
+        <w:pStyle w:val="TOC1"/>
+        <w:tabs>
+          <w:tab w:val="left" w:pos="480"/>
+          <w:tab w:val="right" w:leader="dot" w:pos="9350"/>
+        </w:tabs>
+        <w:rPr>
+          <w:rFonts w:asciiTheme="minorHAnsi" w:eastAsiaTheme="minorEastAsia" w:hAnsiTheme="minorHAnsi" w:cstheme="minorBidi"/>
+          <w:noProof/>
+          <w:kern w:val="2"/>
+          <w:szCs w:val="24"/>
+          <w:lang w:val="en-GB"/>
+          <w14:ligatures w14:val="standardContextual"/>
+        </w:rPr>
+      </w:pPr>
+      <w:hyperlink w:anchor="_Toc242396754" w:history="1">
+        <w:r>
+          <w:rPr>
+            <w:rStyle w:val="Hyperlink"/>
+            <w:rFonts w:cstheme="minorHAnsi"/>
+            <w:noProof/>
+          </w:rPr>
+          <w:t>7.</w:t>
+        </w:r>
+        <w:r>
+          <w:rPr>
+            <w:rFonts w:asciiTheme="minorHAnsi" w:eastAsiaTheme="minorEastAsia" w:hAnsiTheme="minorHAnsi" w:cstheme="minorBidi"/>
+            <w:noProof/>
+            <w:kern w:val="2"/>
+            <w:szCs w:val="24"/>
+            <w:lang w:val="en-GB"/>
+            <w14:ligatures w14:val="standardContextual"/>
+          </w:rPr>
+          <w:tab/>
+        </w:r>
+        <w:r>
+          <w:rPr>
+            <w:rStyle w:val="Hyperlink"/>
+            <w:rFonts w:cstheme="minorHAnsi"/>
+            <w:noProof/>
+          </w:rPr>
+          <w:t>AI / ML Requirements</w:t>
+        </w:r>
+        <w:r>
+          <w:rPr>
+            <w:noProof/>
+            <w:webHidden/>
+          </w:rPr>
+          <w:tab/>
+        </w:r>
+        <w:r>
+          <w:rPr>
+            <w:noProof/>
+            <w:webHidden/>
+          </w:rPr>
+          <w:fldChar w:fldCharType="begin"/>
+        </w:r>
+        <w:r>
+          <w:rPr>
+            <w:noProof/>
+            <w:webHidden/>
+          </w:rPr>
+          <w:instrText xml:space="preserve"> PAGEREF _Toc242396754 \h </w:instrText>
+        </w:r>
+        <w:r>
+          <w:rPr>
+            <w:noProof/>
+            <w:webHidden/>
+          </w:rPr>
+        </w:r>
+        <w:r>
+          <w:rPr>
+            <w:noProof/>
+            <w:webHidden/>
+          </w:rPr>
+          <w:fldChar w:fldCharType="separate"/>
+        </w:r>
+        <w:r>
+          <w:rPr>
+            <w:noProof/>
+            <w:webHidden/>
+          </w:rPr>
+          <w:t>41</w:t>
+        </w:r>
+        <w:r>
+          <w:rPr>
+            <w:noProof/>
+            <w:webHidden/>
+          </w:rPr>
+          <w:fldChar w:fldCharType="end"/>
+        </w:r>
+      </w:hyperlink>
+    </w:p>
+    <w:p>
+      <w:pPr>
+        <w:pStyle w:val="TOC1"/>
+        <w:tabs>
+          <w:tab w:val="left" w:pos="480"/>
+          <w:tab w:val="right" w:leader="dot" w:pos="9350"/>
+        </w:tabs>
+        <w:rPr>
+          <w:rFonts w:asciiTheme="minorHAnsi" w:eastAsiaTheme="minorEastAsia" w:hAnsiTheme="minorHAnsi" w:cstheme="minorBidi"/>
+          <w:noProof/>
+          <w:kern w:val="2"/>
+          <w:szCs w:val="24"/>
+          <w:lang w:val="en-GB"/>
+          <w14:ligatures w14:val="standardContextual"/>
+        </w:rPr>
+      </w:pPr>
+      <w:hyperlink w:anchor="_Toc242396755" w:history="1">
+        <w:r>
+          <w:rPr>
+            <w:rStyle w:val="Hyperlink"/>
+            <w:rFonts w:cstheme="minorHAnsi"/>
+            <w:noProof/>
+          </w:rPr>
+          <w:t>8.</w:t>
+        </w:r>
+        <w:r>
+          <w:rPr>
+            <w:rFonts w:asciiTheme="minorHAnsi" w:eastAsiaTheme="minorEastAsia" w:hAnsiTheme="minorHAnsi" w:cstheme="minorBidi"/>
+            <w:noProof/>
+            <w:kern w:val="2"/>
+            <w:szCs w:val="24"/>
+            <w:lang w:val="en-GB"/>
+            <w14:ligatures w14:val="standardContextual"/>
+          </w:rPr>
+          <w:tab/>
+        </w:r>
+        <w:r>
+          <w:rPr>
+            <w:rStyle w:val="Hyperlink"/>
+            <w:rFonts w:cstheme="minorHAnsi"/>
+            <w:noProof/>
+          </w:rPr>
+          <w:t>Data Requirements</w:t>
+        </w:r>
+        <w:r>
+          <w:rPr>
+            <w:noProof/>
+            <w:webHidden/>
+          </w:rPr>
+          <w:tab/>
+        </w:r>
+        <w:r>
+          <w:rPr>
+            <w:noProof/>
+            <w:webHidden/>
+          </w:rPr>
+          <w:fldChar w:fldCharType="begin"/>
+        </w:r>
+        <w:r>
+          <w:rPr>
+            <w:noProof/>
+            <w:webHidden/>
+          </w:rPr>
+          <w:instrText xml:space="preserve"> PAGEREF _Toc242396755 \h </w:instrText>
+        </w:r>
+        <w:r>
+          <w:rPr>
+            <w:noProof/>
+            <w:webHidden/>
+          </w:rPr>
+        </w:r>
+        <w:r>
+          <w:rPr>
+            <w:noProof/>
+            <w:webHidden/>
+          </w:rPr>
+          <w:fldChar w:fldCharType="separate"/>
+        </w:r>
+        <w:r>
+          <w:rPr>
+            <w:noProof/>
+            <w:webHidden/>
+          </w:rPr>
+          <w:t>44</w:t>
+        </w:r>
+        <w:r>
+          <w:rPr>
+            <w:noProof/>
+            <w:webHidden/>
+          </w:rPr>
+          <w:fldChar w:fldCharType="end"/>
+        </w:r>
+      </w:hyperlink>
+    </w:p>
+    <w:p>
+      <w:pPr>
+        <w:pStyle w:val="TOC1"/>
+        <w:tabs>
+          <w:tab w:val="left" w:pos="480"/>
+          <w:tab w:val="right" w:leader="dot" w:pos="9350"/>
+        </w:tabs>
+        <w:rPr>
+          <w:rFonts w:asciiTheme="minorHAnsi" w:eastAsiaTheme="minorEastAsia" w:hAnsiTheme="minorHAnsi" w:cstheme="minorBidi"/>
+          <w:noProof/>
+          <w:kern w:val="2"/>
+          <w:szCs w:val="24"/>
+          <w:lang w:val="en-GB"/>
+          <w14:ligatures w14:val="standardContextual"/>
+        </w:rPr>
+      </w:pPr>
+      <w:hyperlink w:anchor="_Toc242396756" w:history="1">
+        <w:r>
+          <w:rPr>
+            <w:rStyle w:val="Hyperlink"/>
+            <w:rFonts w:cstheme="minorHAnsi"/>
+            <w:noProof/>
+          </w:rPr>
+          <w:t>9.</w:t>
+        </w:r>
+        <w:r>
+          <w:rPr>
+            <w:rFonts w:asciiTheme="minorHAnsi" w:eastAsiaTheme="minorEastAsia" w:hAnsiTheme="minorHAnsi" w:cstheme="minorBidi"/>
+            <w:noProof/>
+            <w:kern w:val="2"/>
+            <w:szCs w:val="24"/>
+            <w:lang w:val="en-GB"/>
+            <w14:ligatures w14:val="standardContextual"/>
+          </w:rPr>
+          <w:tab/>
+        </w:r>
+        <w:r>
+          <w:rPr>
+            <w:rStyle w:val="Hyperlink"/>
+            <w:rFonts w:cstheme="minorHAnsi"/>
+            <w:noProof/>
+          </w:rPr>
+          <w:t>Non-functional Requirements / Quality Attributes</w:t>
+        </w:r>
+        <w:r>
+          <w:rPr>
+            <w:noProof/>
+            <w:webHidden/>
+          </w:rPr>
+          <w:tab/>
+        </w:r>
+        <w:r>
+          <w:rPr>
+            <w:noProof/>
+            <w:webHidden/>
+          </w:rPr>
+          <w:fldChar w:fldCharType="begin"/>
+        </w:r>
+        <w:r>
+          <w:rPr>
+            <w:noProof/>
+            <w:webHidden/>
+          </w:rPr>
+          <w:instrText xml:space="preserve"> PAGEREF _Toc242396756 \h </w:instrText>
+        </w:r>
+        <w:r>
+          <w:rPr>
+            <w:noProof/>
+            <w:webHidden/>
+          </w:rPr>
+        </w:r>
+        <w:r>
+          <w:rPr>
+            <w:noProof/>
+            <w:webHidden/>
+          </w:rPr>
+          <w:fldChar w:fldCharType="separate"/>
+        </w:r>
+        <w:r>
+          <w:rPr>
+            <w:noProof/>
+            <w:webHidden/>
+          </w:rPr>
+          <w:t>46</w:t>
+        </w:r>
+        <w:r>
+          <w:rPr>
+            <w:noProof/>
+            <w:webHidden/>
+          </w:rPr>
+          <w:fldChar w:fldCharType="end"/>
+        </w:r>
+      </w:hyperlink>
+    </w:p>
+    <w:p>
+      <w:pPr>
+        <w:pStyle w:val="TOC1"/>
+        <w:tabs>
+          <w:tab w:val="left" w:pos="720"/>
+          <w:tab w:val="right" w:leader="dot" w:pos="9350"/>
+        </w:tabs>
+        <w:rPr>
+          <w:rFonts w:asciiTheme="minorHAnsi" w:eastAsiaTheme="minorEastAsia" w:hAnsiTheme="minorHAnsi" w:cstheme="minorBidi"/>
+          <w:noProof/>
+          <w:kern w:val="2"/>
+          <w:szCs w:val="24"/>
+          <w:lang w:val="en-GB"/>
+          <w14:ligatures w14:val="standardContextual"/>
+        </w:rPr>
+      </w:pPr>
+      <w:hyperlink w:anchor="_Toc242396757" w:history="1">
+        <w:r>
+          <w:rPr>
+            <w:rStyle w:val="Hyperlink"/>
+            <w:rFonts w:cstheme="minorHAnsi"/>
+            <w:noProof/>
+          </w:rPr>
+          <w:t>10.</w:t>
+        </w:r>
+        <w:r>
+          <w:rPr>
+            <w:rFonts w:asciiTheme="minorHAnsi" w:eastAsiaTheme="minorEastAsia" w:hAnsiTheme="minorHAnsi" w:cstheme="minorBidi"/>
+            <w:noProof/>
+            <w:kern w:val="2"/>
+            <w:szCs w:val="24"/>
+            <w:lang w:val="en-GB"/>
+            <w14:ligatures w14:val="standardContextual"/>
+          </w:rPr>
+          <w:tab/>
+        </w:r>
+        <w:r>
+          <w:rPr>
+            <w:rStyle w:val="Hyperlink"/>
+            <w:rFonts w:cstheme="minorHAnsi"/>
+            <w:noProof/>
+          </w:rPr>
+          <w:t>Security Requirements</w:t>
+        </w:r>
+        <w:r>
+          <w:rPr>
+            <w:noProof/>
+            <w:webHidden/>
+          </w:rPr>
+          <w:tab/>
+        </w:r>
+        <w:r>
+          <w:rPr>
+            <w:noProof/>
+            <w:webHidden/>
+          </w:rPr>
+          <w:fldChar w:fldCharType="begin"/>
+        </w:r>
+        <w:r>
+          <w:rPr>
+            <w:noProof/>
+            <w:webHidden/>
+          </w:rPr>
+          <w:instrText xml:space="preserve"> PAGEREF _Toc242396757 \h </w:instrText>
+        </w:r>
+        <w:r>
+          <w:rPr>
+            <w:noProof/>
+            <w:webHidden/>
+          </w:rPr>
+        </w:r>
+        <w:r>
+          <w:rPr>
+            <w:noProof/>
+            <w:webHidden/>
+          </w:rPr>
+          <w:fldChar w:fldCharType="separate"/>
+        </w:r>
+        <w:r>
+          <w:rPr>
+            <w:noProof/>
+            <w:webHidden/>
+          </w:rPr>
+          <w:t>49</w:t>
+        </w:r>
+        <w:r>
+          <w:rPr>
+            <w:noProof/>
+            <w:webHidden/>
+          </w:rPr>
+          <w:fldChar w:fldCharType="end"/>
+        </w:r>
+      </w:hyperlink>
+    </w:p>
+    <w:p>
+      <w:pPr>
+        <w:pStyle w:val="TOC1"/>
+        <w:tabs>
+          <w:tab w:val="left" w:pos="720"/>
+          <w:tab w:val="right" w:leader="dot" w:pos="9350"/>
+        </w:tabs>
+        <w:rPr>
+          <w:rFonts w:asciiTheme="minorHAnsi" w:eastAsiaTheme="minorEastAsia" w:hAnsiTheme="minorHAnsi" w:cstheme="minorBidi"/>
+          <w:noProof/>
+          <w:kern w:val="2"/>
+          <w:szCs w:val="24"/>
+          <w:lang w:val="en-GB"/>
+          <w14:ligatures w14:val="standardContextual"/>
+        </w:rPr>
+      </w:pPr>
+      <w:hyperlink w:anchor="_Toc242396758" w:history="1">
+        <w:r>
+          <w:rPr>
+            <w:rStyle w:val="Hyperlink"/>
+            <w:rFonts w:cstheme="minorHAnsi"/>
+            <w:noProof/>
+          </w:rPr>
+          <w:t>11.</w:t>
+        </w:r>
+        <w:r>
+          <w:rPr>
+            <w:rFonts w:asciiTheme="minorHAnsi" w:eastAsiaTheme="minorEastAsia" w:hAnsiTheme="minorHAnsi" w:cstheme="minorBidi"/>
+            <w:noProof/>
+            <w:kern w:val="2"/>
+            <w:szCs w:val="24"/>
+            <w:lang w:val="en-GB"/>
+            <w14:ligatures w14:val="standardContextual"/>
+          </w:rPr>
+          <w:tab/>
+        </w:r>
+        <w:r>
+          <w:rPr>
+            <w:rStyle w:val="Hyperlink"/>
+            <w:rFonts w:cstheme="minorHAnsi"/>
+            <w:noProof/>
+          </w:rPr>
+          <w:t>Security Engineer</w:t>
+        </w:r>
+        <w:r>
+          <w:rPr>
+            <w:noProof/>
+            <w:webHidden/>
+          </w:rPr>
+          <w:tab/>
+        </w:r>
+        <w:r>
+          <w:rPr>
+            <w:noProof/>
+            <w:webHidden/>
+          </w:rPr>
+          <w:fldChar w:fldCharType="begin"/>
+        </w:r>
+        <w:r>
+          <w:rPr>
+            <w:noProof/>
+            <w:webHidden/>
+          </w:rPr>
+          <w:instrText xml:space="preserve"> PAGEREF _Toc242396758 \h </w:instrText>
+        </w:r>
+        <w:r>
+          <w:rPr>
+            <w:noProof/>
+            <w:webHidden/>
+          </w:rPr>
+        </w:r>
+        <w:r>
+          <w:rPr>
+            <w:noProof/>
+            <w:webHidden/>
+          </w:rPr>
+          <w:fldChar w:fldCharType="separate"/>
+        </w:r>
+        <w:r>
+          <w:rPr>
+            <w:noProof/>
+            <w:webHidden/>
+          </w:rPr>
+          <w:t>54</w:t>
+        </w:r>
+        <w:r>
+          <w:rPr>
+            <w:noProof/>
+            <w:webHidden/>
+          </w:rPr>
+          <w:fldChar w:fldCharType="end"/>
+        </w:r>
+      </w:hyperlink>
+    </w:p>
+    <w:p>
+      <w:pPr>
+        <w:pStyle w:val="TOC1"/>
+        <w:tabs>
+          <w:tab w:val="left" w:pos="720"/>
+          <w:tab w:val="right" w:leader="dot" w:pos="9350"/>
+        </w:tabs>
+        <w:rPr>
+          <w:rFonts w:asciiTheme="minorHAnsi" w:eastAsiaTheme="minorEastAsia" w:hAnsiTheme="minorHAnsi" w:cstheme="minorBidi"/>
+          <w:noProof/>
+          <w:kern w:val="2"/>
+          <w:szCs w:val="24"/>
+          <w:lang w:val="en-GB"/>
+          <w14:ligatures w14:val="standardContextual"/>
+        </w:rPr>
+      </w:pPr>
+      <w:hyperlink w:anchor="_Toc242396759" w:history="1">
+        <w:r>
+          <w:rPr>
+            <w:rStyle w:val="Hyperlink"/>
+            <w:rFonts w:cstheme="minorHAnsi"/>
+            <w:noProof/>
+          </w:rPr>
+          <w:t>12.</w:t>
+        </w:r>
+        <w:r>
+          <w:rPr>
+            <w:rFonts w:asciiTheme="minorHAnsi" w:eastAsiaTheme="minorEastAsia" w:hAnsiTheme="minorHAnsi" w:cstheme="minorBidi"/>
+            <w:noProof/>
+            <w:kern w:val="2"/>
+            <w:szCs w:val="24"/>
+            <w:lang w:val="en-GB"/>
+            <w14:ligatures w14:val="standardContextual"/>
+          </w:rPr>
+          <w:tab/>
+        </w:r>
+        <w:r>
+          <w:rPr>
+            <w:rStyle w:val="Hyperlink"/>
+            <w:rFonts w:cstheme="minorHAnsi"/>
+            <w:noProof/>
+          </w:rPr>
+          <w:t>Use of Generative AI</w:t>
+        </w:r>
+        <w:r>
+          <w:rPr>
+            <w:noProof/>
+            <w:webHidden/>
+          </w:rPr>
+          <w:tab/>
+        </w:r>
+        <w:r>
+          <w:rPr>
+            <w:noProof/>
+            <w:webHidden/>
+          </w:rPr>
+          <w:fldChar w:fldCharType="begin"/>
+        </w:r>
+        <w:r>
+          <w:rPr>
+            <w:noProof/>
+            <w:webHidden/>
+          </w:rPr>
+          <w:instrText xml:space="preserve"> PAGEREF _Toc242396759 \h </w:instrText>
+        </w:r>
+        <w:r>
+          <w:rPr>
+            <w:noProof/>
+            <w:webHidden/>
+          </w:rPr>
+        </w:r>
+        <w:r>
+          <w:rPr>
+            <w:noProof/>
+            <w:webHidden/>
+          </w:rPr>
+          <w:fldChar w:fldCharType="separate"/>
+        </w:r>
+        <w:r>
+          <w:rPr>
+            <w:noProof/>
+            <w:webHidden/>
+          </w:rPr>
+          <w:t>55</w:t>
+        </w:r>
+        <w:r>
+          <w:rPr>
+            <w:noProof/>
+            <w:webHidden/>
+          </w:rPr>
+          <w:fldChar w:fldCharType="end"/>
+        </w:r>
+      </w:hyperlink>
+    </w:p>
+    <w:p>
+      <w:pPr>
+        <w:pStyle w:val="TOC2"/>
+        <w:tabs>
+          <w:tab w:val="left" w:pos="720"/>
+          <w:tab w:val="right" w:leader="dot" w:pos="9350"/>
+        </w:tabs>
+        <w:rPr>
+          <w:rFonts w:asciiTheme="minorHAnsi" w:eastAsiaTheme="minorEastAsia" w:hAnsiTheme="minorHAnsi" w:cstheme="minorBidi"/>
+          <w:noProof/>
+          <w:kern w:val="2"/>
+          <w:lang w:val="en-GB"/>
+          <w14:ligatures w14:val="standardContextual"/>
+        </w:rPr>
+      </w:pPr>
+      <w:hyperlink w:anchor="_Toc242396760" w:history="1">
+        <w:r>
+          <w:rPr>
+            <w:rStyle w:val="Hyperlink"/>
+            <w:rFonts w:ascii="Symbol" w:hAnsi="Symbol"/>
+            <w:bCs/>
+            <w:noProof/>
+          </w:rPr>
+          <w:t></w:t>
+        </w:r>
+        <w:r>
+          <w:rPr>
+            <w:rFonts w:asciiTheme="minorHAnsi" w:eastAsiaTheme="minorEastAsia" w:hAnsiTheme="minorHAnsi" w:cstheme="minorBidi"/>
+            <w:noProof/>
+            <w:kern w:val="2"/>
+            <w:lang w:val="en-GB"/>
+            <w14:ligatures w14:val="standardContextual"/>
+          </w:rPr>
+          <w:tab/>
+        </w:r>
+        <w:r>
+          <w:rPr>
+            <w:rStyle w:val="Hyperlink"/>
+            <w:bCs/>
+            <w:noProof/>
+          </w:rPr>
+          <w:t>AI Usage Log</w:t>
+        </w:r>
+        <w:r>
+          <w:rPr>
+            <w:noProof/>
+            <w:webHidden/>
+          </w:rPr>
+          <w:tab/>
+        </w:r>
+        <w:r>
+          <w:rPr>
+            <w:noProof/>
+            <w:webHidden/>
+          </w:rPr>
+          <w:fldChar w:fldCharType="begin"/>
+        </w:r>
+        <w:r>
+          <w:rPr>
+            <w:noProof/>
+            <w:webHidden/>
+          </w:rPr>
+          <w:instrText xml:space="preserve"> PAGEREF _Toc242396760 \h </w:instrText>
+        </w:r>
+        <w:r>
+          <w:rPr>
+            <w:noProof/>
+            <w:webHidden/>
+          </w:rPr>
+        </w:r>
+        <w:r>
+          <w:rPr>
+            <w:noProof/>
+            <w:webHidden/>
+          </w:rPr>
+          <w:fldChar w:fldCharType="separate"/>
+        </w:r>
+        <w:r>
+          <w:rPr>
+            <w:noProof/>
+            <w:webHidden/>
+          </w:rPr>
+          <w:t>55</w:t>
+        </w:r>
+        <w:r>
+          <w:rPr>
+            <w:noProof/>
+            <w:webHidden/>
+          </w:rPr>
+          <w:fldChar w:fldCharType="end"/>
+        </w:r>
+      </w:hyperlink>
+    </w:p>
+    <w:p>
+      <w:pPr>
+        <w:pStyle w:val="TOC2"/>
+        <w:tabs>
+          <w:tab w:val="left" w:pos="720"/>
+          <w:tab w:val="right" w:leader="dot" w:pos="9350"/>
+        </w:tabs>
+        <w:rPr>
+          <w:rFonts w:asciiTheme="minorHAnsi" w:eastAsiaTheme="minorEastAsia" w:hAnsiTheme="minorHAnsi" w:cstheme="minorBidi"/>
+          <w:noProof/>
+          <w:kern w:val="2"/>
+          <w:lang w:val="en-GB"/>
+          <w14:ligatures w14:val="standardContextual"/>
+        </w:rPr>
+      </w:pPr>
+      <w:hyperlink w:anchor="_Toc242396761" w:history="1">
+        <w:r>
+          <w:rPr>
+            <w:rStyle w:val="Hyperlink"/>
+            <w:rFonts w:ascii="Symbol" w:hAnsi="Symbol"/>
+            <w:bCs/>
+            <w:noProof/>
+          </w:rPr>
+          <w:t></w:t>
+        </w:r>
+        <w:r>
+          <w:rPr>
+            <w:rFonts w:asciiTheme="minorHAnsi" w:eastAsiaTheme="minorEastAsia" w:hAnsiTheme="minorHAnsi" w:cstheme="minorBidi"/>
+            <w:noProof/>
+            <w:kern w:val="2"/>
+            <w:lang w:val="en-GB"/>
+            <w14:ligatures w14:val="standardContextual"/>
+          </w:rPr>
+          <w:tab/>
+        </w:r>
+        <w:r>
+          <w:rPr>
+            <w:rStyle w:val="Hyperlink"/>
+            <w:bCs/>
+            <w:noProof/>
+          </w:rPr>
+          <w:t>Verification and Modification</w:t>
+        </w:r>
+        <w:r>
+          <w:rPr>
+            <w:noProof/>
+            <w:webHidden/>
+          </w:rPr>
+          <w:tab/>
+        </w:r>
+        <w:r>
+          <w:rPr>
+            <w:noProof/>
+            <w:webHidden/>
+          </w:rPr>
+          <w:fldChar w:fldCharType="begin"/>
+        </w:r>
+        <w:r>
+          <w:rPr>
+            <w:noProof/>
+            <w:webHidden/>
+          </w:rPr>
+          <w:instrText xml:space="preserve"> PAGEREF _Toc242396761 \h </w:instrText>
+        </w:r>
+        <w:r>
+          <w:rPr>
+            <w:noProof/>
+            <w:webHidden/>
+          </w:rPr>
+        </w:r>
+        <w:r>
+          <w:rPr>
+            <w:noProof/>
+            <w:webHidden/>
+          </w:rPr>
+          <w:fldChar w:fldCharType="separate"/>
+        </w:r>
+        <w:r>
+          <w:rPr>
+            <w:noProof/>
+            <w:webHidden/>
+          </w:rPr>
+          <w:t>55</w:t>
+        </w:r>
+        <w:r>
+          <w:rPr>
+            <w:noProof/>
+            <w:webHidden/>
+          </w:rPr>
+          <w:fldChar w:fldCharType="end"/>
+        </w:r>
+      </w:hyperlink>
+    </w:p>
+    <w:p>
+      <w:pPr>
+        <w:pStyle w:val="TOC2"/>
+        <w:tabs>
+          <w:tab w:val="left" w:pos="720"/>
+          <w:tab w:val="right" w:leader="dot" w:pos="9350"/>
+        </w:tabs>
+        <w:rPr>
+          <w:rFonts w:asciiTheme="minorHAnsi" w:eastAsiaTheme="minorEastAsia" w:hAnsiTheme="minorHAnsi" w:cstheme="minorBidi"/>
+          <w:noProof/>
+          <w:kern w:val="2"/>
+          <w:lang w:val="en-GB"/>
+          <w14:ligatures w14:val="standardContextual"/>
+        </w:rPr>
+      </w:pPr>
+      <w:hyperlink w:anchor="_Toc242396762" w:history="1">
+        <w:r>
+          <w:rPr>
+            <w:rStyle w:val="Hyperlink"/>
+            <w:rFonts w:ascii="Symbol" w:hAnsi="Symbol"/>
+            <w:bCs/>
+            <w:noProof/>
+          </w:rPr>
+          <w:t></w:t>
+        </w:r>
+        <w:r>
+          <w:rPr>
+            <w:rFonts w:asciiTheme="minorHAnsi" w:eastAsiaTheme="minorEastAsia" w:hAnsiTheme="minorHAnsi" w:cstheme="minorBidi"/>
+            <w:noProof/>
+            <w:kern w:val="2"/>
+            <w:lang w:val="en-GB"/>
+            <w14:ligatures w14:val="standardContextual"/>
+          </w:rPr>
+          <w:tab/>
+        </w:r>
+        <w:r>
+          <w:rPr>
+            <w:rStyle w:val="Hyperlink"/>
+            <w:bCs/>
+            <w:noProof/>
+          </w:rPr>
+          <w:t>Reflection</w:t>
+        </w:r>
+        <w:r>
+          <w:rPr>
+            <w:noProof/>
+            <w:webHidden/>
+          </w:rPr>
+          <w:tab/>
+        </w:r>
+        <w:r>
+          <w:rPr>
+            <w:noProof/>
+            <w:webHidden/>
+          </w:rPr>
+          <w:fldChar w:fldCharType="begin"/>
+        </w:r>
+        <w:r>
+          <w:rPr>
+            <w:noProof/>
+            <w:webHidden/>
+          </w:rPr>
+          <w:instrText xml:space="preserve"> PAGEREF _Toc242396762 \h </w:instrText>
+        </w:r>
+        <w:r>
+          <w:rPr>
+            <w:noProof/>
+            <w:webHidden/>
+          </w:rPr>
+        </w:r>
+        <w:r>
+          <w:rPr>
+            <w:noProof/>
+            <w:webHidden/>
+          </w:rPr>
+          <w:fldChar w:fldCharType="separate"/>
+        </w:r>
+        <w:r>
+          <w:rPr>
+            <w:noProof/>
+            <w:webHidden/>
+          </w:rPr>
+          <w:t>56</w:t>
+        </w:r>
+        <w:r>
+          <w:rPr>
+            <w:noProof/>
+            <w:webHidden/>
+          </w:rPr>
+          <w:fldChar w:fldCharType="end"/>
+        </w:r>
+      </w:hyperlink>
+    </w:p>
+    <w:p>
+      <w:pPr>
+        <w:pStyle w:val="TOC1"/>
+        <w:tabs>
+          <w:tab w:val="left" w:pos="720"/>
+          <w:tab w:val="right" w:leader="dot" w:pos="9350"/>
+        </w:tabs>
+        <w:rPr>
+          <w:rFonts w:asciiTheme="minorHAnsi" w:eastAsiaTheme="minorEastAsia" w:hAnsiTheme="minorHAnsi" w:cstheme="minorBidi"/>
+          <w:noProof/>
+          <w:kern w:val="2"/>
+          <w:szCs w:val="24"/>
+          <w:lang w:val="en-GB"/>
+          <w14:ligatures w14:val="standardContextual"/>
+        </w:rPr>
+      </w:pPr>
+      <w:hyperlink w:anchor="_Toc242396763" w:history="1">
+        <w:r>
+          <w:rPr>
+            <w:rStyle w:val="Hyperlink"/>
+            <w:rFonts w:cstheme="minorHAnsi"/>
+            <w:noProof/>
+          </w:rPr>
+          <w:t>13.</w:t>
+        </w:r>
+        <w:r>
+          <w:rPr>
+            <w:rFonts w:asciiTheme="minorHAnsi" w:eastAsiaTheme="minorEastAsia" w:hAnsiTheme="minorHAnsi" w:cstheme="minorBidi"/>
+            <w:noProof/>
+            <w:kern w:val="2"/>
+            <w:szCs w:val="24"/>
+            <w:lang w:val="en-GB"/>
+            <w14:ligatures w14:val="standardContextual"/>
+          </w:rPr>
+          <w:tab/>
+        </w:r>
+        <w:r>
+          <w:rPr>
+            <w:rStyle w:val="Hyperlink"/>
+            <w:rFonts w:cstheme="minorHAnsi"/>
+            <w:noProof/>
+          </w:rPr>
+          <w:t>Who Did What?</w:t>
+        </w:r>
+        <w:r>
+          <w:rPr>
+            <w:noProof/>
+            <w:webHidden/>
+          </w:rPr>
+          <w:tab/>
+        </w:r>
+        <w:r>
+          <w:rPr>
+            <w:noProof/>
+            <w:webHidden/>
+          </w:rPr>
+          <w:fldChar w:fldCharType="begin"/>
+        </w:r>
+        <w:r>
+          <w:rPr>
+            <w:noProof/>
+            <w:webHidden/>
+          </w:rPr>
+          <w:instrText xml:space="preserve"> PAGEREF _Toc242396763 \h </w:instrText>
+        </w:r>
+        <w:r>
+          <w:rPr>
+            <w:noProof/>
+            <w:webHidden/>
+          </w:rPr>
+        </w:r>
+        <w:r>
+          <w:rPr>
+            <w:noProof/>
+            <w:webHidden/>
+          </w:rPr>
+          <w:fldChar w:fldCharType="separate"/>
+        </w:r>
+        <w:r>
+          <w:rPr>
+            <w:noProof/>
+            <w:webHidden/>
+          </w:rPr>
+          <w:t>57</w:t>
+        </w:r>
+        <w:r>
+          <w:rPr>
+            <w:noProof/>
+            <w:webHidden/>
+          </w:rPr>
+          <w:fldChar w:fldCharType="end"/>
+        </w:r>
+      </w:hyperlink>
+    </w:p>
+    <w:p>
+      <w:pPr>
+        <w:pStyle w:val="TOC1"/>
+        <w:tabs>
+          <w:tab w:val="left" w:pos="720"/>
+          <w:tab w:val="right" w:leader="dot" w:pos="9350"/>
+        </w:tabs>
+        <w:rPr>
+          <w:rFonts w:asciiTheme="minorHAnsi" w:eastAsiaTheme="minorEastAsia" w:hAnsiTheme="minorHAnsi" w:cstheme="minorBidi"/>
+          <w:noProof/>
+          <w:kern w:val="2"/>
+          <w:szCs w:val="24"/>
+          <w:lang w:val="en-GB"/>
+          <w14:ligatures w14:val="standardContextual"/>
+        </w:rPr>
+      </w:pPr>
+      <w:hyperlink w:anchor="_Toc242396764" w:history="1">
+        <w:r>
+          <w:rPr>
+            <w:rStyle w:val="Hyperlink"/>
+            <w:rFonts w:cstheme="minorHAnsi"/>
+            <w:noProof/>
+          </w:rPr>
+          <w:t>14.</w:t>
+        </w:r>
+        <w:r>
+          <w:rPr>
+            <w:rFonts w:asciiTheme="minorHAnsi" w:eastAsiaTheme="minorEastAsia" w:hAnsiTheme="minorHAnsi" w:cstheme="minorBidi"/>
+            <w:noProof/>
+            <w:kern w:val="2"/>
+            <w:szCs w:val="24"/>
+            <w:lang w:val="en-GB"/>
+            <w14:ligatures w14:val="standardContextual"/>
+          </w:rPr>
+          <w:tab/>
+        </w:r>
+        <w:r>
+          <w:rPr>
+            <w:rStyle w:val="Hyperlink"/>
+            <w:rFonts w:cstheme="minorHAnsi"/>
+            <w:noProof/>
+          </w:rPr>
+          <w:t>Review checklist</w:t>
+        </w:r>
+        <w:r>
+          <w:rPr>
+            <w:noProof/>
+            <w:webHidden/>
+          </w:rPr>
+          <w:tab/>
+        </w:r>
+        <w:r>
+          <w:rPr>
+            <w:noProof/>
+            <w:webHidden/>
+          </w:rPr>
+          <w:fldChar w:fldCharType="begin"/>
+        </w:r>
+        <w:r>
+          <w:rPr>
+            <w:noProof/>
+            <w:webHidden/>
+          </w:rPr>
+          <w:instrText xml:space="preserve"> PAGEREF _Toc242396764 \h </w:instrText>
+        </w:r>
+        <w:r>
+          <w:rPr>
+            <w:noProof/>
+            <w:webHidden/>
+          </w:rPr>
+        </w:r>
+        <w:r>
+          <w:rPr>
+            <w:noProof/>
+            <w:webHidden/>
+          </w:rPr>
+          <w:fldChar w:fldCharType="separate"/>
+        </w:r>
+        <w:r>
+          <w:rPr>
+            <w:noProof/>
+            <w:webHidden/>
+          </w:rPr>
+          <w:t>57</w:t>
+        </w:r>
+        <w:r>
+          <w:rPr>
+            <w:noProof/>
+            <w:webHidden/>
+          </w:rPr>
+          <w:fldChar w:fldCharType="end"/>
+        </w:r>
+      </w:hyperlink>
+    </w:p>
+    <w:p>
+      <w:pPr>
         <w:rPr>
           <w:b/>
           <w:smallCaps/>
@@ -523,12 +2490,7 @@
           <w:szCs w:val="28"/>
         </w:rPr>
       </w:pPr>
-      <w:r/>
       <w:r>
-        <w:fldChar w:fldCharType="begin"/>
-        <w:instrText xml:space="preserve"> TOC \o "1-2" \h \z \u </w:instrText>
-        <w:fldChar w:fldCharType="separate"/>
-        <w:t>Update table of contents in Word.</w:t>
         <w:fldChar w:fldCharType="end"/>
       </w:r>
     </w:p>
@@ -540,44 +2502,13 @@
           <w:tab w:val="right" w:leader="dot" w:pos="9350"/>
         </w:tabs>
         <w:rPr>
-          <w:noProof/>
+          <w:sz w:val="32"/>
+          <w:szCs w:val="30"/>
         </w:rPr>
       </w:pPr>
       <w:r>
         <w:tab/>
       </w:r>
-      <w:r>
-        <w:fldChar w:fldCharType="begin"/>
-      </w:r>
-      <w:r>
-        <w:instrText xml:space="preserve"> TOC \o "1-3" \h \z \u </w:instrText>
-      </w:r>
-      <w:r>
-        <w:fldChar w:fldCharType="separate"/>
-      </w:r>
-    </w:p>
-    <w:p>
-      <w:pPr>
-        <w:ind w:left="720"/>
-      </w:pPr>
-      <w:r>
-        <w:fldChar w:fldCharType="end"/>
-      </w:r>
-    </w:p>
-    <w:p>
-      <w:pPr>
-        <w:pStyle w:val="Heading1"/>
-        <w:numPr>
-          <w:ilvl w:val="0"/>
-          <w:numId w:val="9"/>
-        </w:numPr>
-        <w:ind w:left="432" w:hanging="432"/>
-        <w:jc w:val="left"/>
-        <w:rPr>
-          <w:sz w:val="32"/>
-          <w:szCs w:val="30"/>
-        </w:rPr>
-      </w:pPr>
       <w:r>
         <w:rPr>
           <w:rFonts w:asciiTheme="minorHAnsi" w:hAnsiTheme="minorHAnsi" w:cstheme="minorHAnsi"/>
@@ -587,6 +2518,8 @@
         <w:br w:type="page"/>
       </w:r>
       <w:bookmarkStart w:id="0" w:name="_Toc241397264"/>
+      <w:bookmarkStart w:id="1" w:name="_Toc242396744"/>
+      <w:bookmarkStart w:id="2" w:name="_Toc242396765"/>
       <w:r>
         <w:rPr>
           <w:sz w:val="32"/>
@@ -596,6 +2529,8 @@
         <w:t>Introduction</w:t>
       </w:r>
       <w:bookmarkEnd w:id="0"/>
+      <w:bookmarkEnd w:id="1"/>
+      <w:bookmarkEnd w:id="2"/>
     </w:p>
     <w:p/>
     <w:p>
@@ -702,8 +2637,10 @@
           <w:szCs w:val="32"/>
         </w:rPr>
       </w:pPr>
-      <w:bookmarkStart w:id="1" w:name="_Toc240044451"/>
-      <w:bookmarkStart w:id="2" w:name="_Toc241397265"/>
+      <w:bookmarkStart w:id="3" w:name="_Toc240044451"/>
+      <w:bookmarkStart w:id="4" w:name="_Toc241397265"/>
+      <w:bookmarkStart w:id="5" w:name="_Toc242396745"/>
+      <w:bookmarkStart w:id="6" w:name="_Toc242396766"/>
       <w:r>
         <w:rPr>
           <w:rFonts w:asciiTheme="minorHAnsi" w:hAnsiTheme="minorHAnsi" w:cstheme="minorHAnsi"/>
@@ -712,8 +2649,10 @@
         </w:rPr>
         <w:t>Why can’t an AI chatbot with well-crafted prompts build your system?</w:t>
       </w:r>
-      <w:bookmarkEnd w:id="1"/>
-      <w:bookmarkEnd w:id="2"/>
+      <w:bookmarkEnd w:id="3"/>
+      <w:bookmarkEnd w:id="4"/>
+      <w:bookmarkEnd w:id="5"/>
+      <w:bookmarkEnd w:id="6"/>
     </w:p>
     <w:p/>
     <w:p>
@@ -898,10 +2837,7 @@
               </w:rPr>
             </w:pPr>
             <w:r>
-              <w:t xml:space="preserve">“You are helping an investor evaluate an early-stage startup in Pakistan. Review the startup profile and all supporting documents I provide, including its financial statements, cap table, incorporation documents, contracts and pitch deck. Assess the startup across Team, Market, Traction, Financials, Legal and Cap Table, and Documentation. Identify any missing information or inconsistencies between the profile and supporting documents. Give each category a readiness score from 0 to 5 and explain the reason for the score. Prepare a short due-diligence memo covering the startup’s strengths, weaknesses, risks and red flags. Every factual statement must be supported by the information in the supplied documents. If the documents do not contain enough information, clearly state that instead of making an assumption. </w:t>
-            </w:r>
-            <w:r>
-              <w:t>Finally, suggest up to 10 questions that an investor should ask the founder based on the weaknesses or gaps you identify.”</w:t>
+              <w:t>“You are helping an investor evaluate an early-stage startup in Pakistan. Review the startup profile and all supporting documents I provide, including its financial statements, cap table, incorporation documents, contracts and pitch deck. Assess the startup across Team, Market, Traction, Financials, Legal and Cap Table, and Documentation. Identify any missing information or inconsistencies between the profile and supporting documents. Give each category a readiness score from 0 to 5 and explain the reason for the score. Prepare a short due-diligence memo covering the startup’s strengths, weaknesses, risks and red flags. Every factual statement must be supported by the information in the supplied documents. If the documents do not contain enough information, clearly state that instead of making an assumption. Finally, suggest up to 10 questions that an investor should ask the founder based on the weaknesses or gaps you identify.”</w:t>
             </w:r>
           </w:p>
         </w:tc>
@@ -926,7 +2862,11 @@
               <w:pStyle w:val="NormalWeb"/>
             </w:pPr>
             <w:r>
-              <w:t>The chatbot was able to organize the information into a clear structure and summarize a large amount of startup information quickly. When the required documents were provided in the conversation, it could identify obvious missing information, explain possible inconsistencies and produce a readable due-diligence summary. It was also useful for generating possible investor questions based on the weaknesses visible in the supplied material.</w:t>
+              <w:t xml:space="preserve">The chatbot was able to organize the information into a clear structure and summarize a large amount of startup information quickly. When the required documents were provided in the </w:t>
+            </w:r>
+            <w:r>
+              <w:lastRenderedPageBreak/>
+              <w:t>conversation, it could identify obvious missing information, explain possible inconsistencies and produce a readable due-diligence summary. It was also useful for generating possible investor questions based on the weaknesses visible in the supplied material.</w:t>
             </w:r>
           </w:p>
           <w:p>
@@ -988,7 +2928,11 @@
               <w:pStyle w:val="NormalWeb"/>
             </w:pPr>
             <w:r>
-              <w:t>Another problem was verification. Even when instructed to use only the supplied documents, a general-purpose chatbot can still produce an unsupported statement or interpret a document incorrectly. PSIB requires each important claim to be linked back to its source, and its AI components are tested against defined evaluation datasets and measurable quality thresholds rather than relying only on whether an answer appears reasonable.</w:t>
+              <w:t xml:space="preserve">Another problem was verification. Even when instructed to use only the supplied documents, a general-purpose chatbot can still produce an unsupported statement or interpret a document incorrectly. PSIB requires each important claim to be linked back to its source, and its AI components are tested against defined </w:t>
+            </w:r>
+            <w:r>
+              <w:lastRenderedPageBreak/>
+              <w:t>evaluation datasets and measurable quality thresholds rather than relying only on whether an answer appears reasonable.</w:t>
             </w:r>
           </w:p>
           <w:p/>
@@ -1232,8 +3176,11 @@
         <w:pStyle w:val="NormalWeb"/>
       </w:pPr>
       <w:r>
+        <w:t xml:space="preserve">A chatbot can analyze documents after a user uploads them, but it does not automatically maintain the complete source of truth for a startup. PSIB stores the structured Startup Profile together with the startup’s supporting documents and keeps track of the version of the Data </w:t>
+      </w:r>
+      <w:r>
         <w:lastRenderedPageBreak/>
-        <w:t>A chatbot can analyze documents after a user uploads them, but it does not automatically maintain the complete source of truth for a startup. PSIB stores the structured Startup Profile together with the startup’s supporting documents and keeps track of the version of the Data Room used when a report is produced. This is important because investors need to know exactly which information a rating or memo was based on.</w:t>
+        <w:t>Room used when a report is produced. This is important because investors need to know exactly which information a rating or memo was based on.</w:t>
       </w:r>
     </w:p>
     <w:p>
@@ -1345,7 +3292,6 @@
         <w:pStyle w:val="NormalWeb"/>
       </w:pPr>
       <w:r>
-        <w:lastRenderedPageBreak/>
         <w:t>PSIB needs results that users can check rather than simply trust.</w:t>
       </w:r>
     </w:p>
@@ -1354,6 +3300,7 @@
         <w:pStyle w:val="NormalWeb"/>
       </w:pPr>
       <w:r>
+        <w:lastRenderedPageBreak/>
         <w:t>The readiness rating is based on a fixed and versioned rubric. If the rubric changes, new reports can use the new version while earlier reports keep the version that was originally used. This makes it possible to understand why a startup received a particular rating at a particular time.</w:t>
       </w:r>
     </w:p>
@@ -1450,8 +3397,11 @@
         <w:pStyle w:val="NormalWeb"/>
       </w:pPr>
       <w:r>
+        <w:t xml:space="preserve">The diligence memo is evaluated separately for the accuracy of extracted numeric information and the rate of unsupported claims. Consistency detection is measured using data rooms </w:t>
+      </w:r>
+      <w:r>
         <w:lastRenderedPageBreak/>
-        <w:t>The diligence memo is evaluated separately for the accuracy of extracted numeric information and the rate of unsupported claims. Consistency detection is measured using data rooms containing known errors, while readiness ratings are compared with ratings from human reviewers. Interview questions are also checked to make sure they are actually connected to a weakness or missing area identified in the startup’s information.</w:t>
+        <w:t>containing known errors, while readiness ratings are compared with ratings from human reviewers. Interview questions are also checked to make sure they are actually connected to a weakness or missing area identified in the startup’s information.</w:t>
       </w:r>
     </w:p>
     <w:p>
@@ -1494,7 +3444,9 @@
         </w:rPr>
         <w:br w:type="page"/>
       </w:r>
-      <w:bookmarkStart w:id="3" w:name="_Toc241397266"/>
+      <w:bookmarkStart w:id="7" w:name="_Toc241397266"/>
+      <w:bookmarkStart w:id="8" w:name="_Toc242396746"/>
+      <w:bookmarkStart w:id="9" w:name="_Toc242396767"/>
       <w:r>
         <w:rPr>
           <w:rFonts w:asciiTheme="minorHAnsi" w:hAnsiTheme="minorHAnsi" w:cstheme="minorHAnsi"/>
@@ -1520,7 +3472,9 @@
         </w:rPr>
         <w:t>ctors</w:t>
       </w:r>
-      <w:bookmarkEnd w:id="3"/>
+      <w:bookmarkEnd w:id="7"/>
+      <w:bookmarkEnd w:id="8"/>
+      <w:bookmarkEnd w:id="9"/>
     </w:p>
     <w:p/>
     <w:p/>
@@ -1685,7 +3639,9 @@
         </w:rPr>
         <w:br w:type="page"/>
       </w:r>
-      <w:bookmarkStart w:id="4" w:name="_Toc241397267"/>
+      <w:bookmarkStart w:id="10" w:name="_Toc241397267"/>
+      <w:bookmarkStart w:id="11" w:name="_Toc242396747"/>
+      <w:bookmarkStart w:id="12" w:name="_Toc242396768"/>
       <w:r>
         <w:rPr>
           <w:rFonts w:asciiTheme="minorHAnsi" w:hAnsiTheme="minorHAnsi" w:cstheme="minorHAnsi"/>
@@ -1695,7 +3651,9 @@
         <w:lastRenderedPageBreak/>
         <w:t>Use Cases</w:t>
       </w:r>
-      <w:bookmarkEnd w:id="4"/>
+      <w:bookmarkEnd w:id="10"/>
+      <w:bookmarkEnd w:id="11"/>
+      <w:bookmarkEnd w:id="12"/>
     </w:p>
     <w:p/>
     <w:p>
@@ -1706,14 +3664,18 @@
           <w:numId w:val="23"/>
         </w:numPr>
       </w:pPr>
-      <w:bookmarkStart w:id="5" w:name="_Toc241397268"/>
+      <w:bookmarkStart w:id="13" w:name="_Toc241397268"/>
+      <w:bookmarkStart w:id="14" w:name="_Toc242396748"/>
+      <w:bookmarkStart w:id="15" w:name="_Toc242396769"/>
       <w:r>
         <w:t>Use Case Diagram</w:t>
       </w:r>
       <w:r>
         <w:t>s</w:t>
       </w:r>
-      <w:bookmarkEnd w:id="5"/>
+      <w:bookmarkEnd w:id="13"/>
+      <w:bookmarkEnd w:id="14"/>
+      <w:bookmarkEnd w:id="15"/>
     </w:p>
     <w:p/>
     <w:p>
@@ -1770,11 +3732,15 @@
           <w:numId w:val="23"/>
         </w:numPr>
       </w:pPr>
-      <w:bookmarkStart w:id="6" w:name="_Toc241397269"/>
+      <w:bookmarkStart w:id="16" w:name="_Toc241397269"/>
+      <w:bookmarkStart w:id="17" w:name="_Toc242396749"/>
+      <w:bookmarkStart w:id="18" w:name="_Toc242396770"/>
       <w:r>
         <w:t>Description of Use Cases</w:t>
       </w:r>
-      <w:bookmarkEnd w:id="6"/>
+      <w:bookmarkEnd w:id="16"/>
+      <w:bookmarkEnd w:id="17"/>
+      <w:bookmarkEnd w:id="18"/>
     </w:p>
     <w:p/>
     <w:p>
@@ -1859,6 +3825,7 @@
           <w:color w:val="auto"/>
         </w:rPr>
       </w:pPr>
+      <w:bookmarkStart w:id="19" w:name="_Toc242396771"/>
       <w:r>
         <w:rPr>
           <w:rFonts w:asciiTheme="minorHAnsi" w:hAnsiTheme="minorHAnsi" w:cstheme="minorHAnsi"/>
@@ -1868,6 +3835,7 @@
         </w:rPr>
         <w:t>UC-001: Register and Verify Account</w:t>
       </w:r>
+      <w:bookmarkEnd w:id="19"/>
     </w:p>
     <w:tbl>
       <w:tblPr>
@@ -1942,6 +3910,7 @@
                 <w:sz w:val="20"/>
                 <w:szCs w:val="20"/>
               </w:rPr>
+              <w:lastRenderedPageBreak/>
               <w:t>Purpose</w:t>
             </w:r>
           </w:p>
@@ -2797,6 +4766,7 @@
           <w:color w:val="auto"/>
         </w:rPr>
       </w:pPr>
+      <w:bookmarkStart w:id="20" w:name="_Toc242396772"/>
       <w:r>
         <w:rPr>
           <w:rFonts w:asciiTheme="minorHAnsi" w:hAnsiTheme="minorHAnsi" w:cstheme="minorHAnsi"/>
@@ -2806,6 +4776,7 @@
         </w:rPr>
         <w:t>UC-002: Set Up Program and Cohort</w:t>
       </w:r>
+      <w:bookmarkEnd w:id="20"/>
     </w:p>
     <w:tbl>
       <w:tblPr>
@@ -3514,6 +5485,7 @@
                 <w:sz w:val="20"/>
                 <w:szCs w:val="20"/>
               </w:rPr>
+              <w:lastRenderedPageBreak/>
               <w:t>A1</w:t>
             </w:r>
           </w:p>
@@ -3777,6 +5749,7 @@
           <w:color w:val="auto"/>
         </w:rPr>
       </w:pPr>
+      <w:bookmarkStart w:id="21" w:name="_Toc242396773"/>
       <w:r>
         <w:rPr>
           <w:rFonts w:asciiTheme="minorHAnsi" w:hAnsiTheme="minorHAnsi" w:cstheme="minorHAnsi"/>
@@ -3786,6 +5759,7 @@
         </w:rPr>
         <w:t>UC-003: Manage Investor Network</w:t>
       </w:r>
+      <w:bookmarkEnd w:id="21"/>
     </w:p>
     <w:tbl>
       <w:tblPr>
@@ -4631,6 +6605,7 @@
           <w:color w:val="auto"/>
         </w:rPr>
       </w:pPr>
+      <w:bookmarkStart w:id="22" w:name="_Toc242396774"/>
       <w:r>
         <w:rPr>
           <w:rFonts w:asciiTheme="minorHAnsi" w:hAnsiTheme="minorHAnsi" w:cstheme="minorHAnsi"/>
@@ -4640,6 +6615,7 @@
         </w:rPr>
         <w:t>UC-004: Submit Startup Profile</w:t>
       </w:r>
+      <w:bookmarkEnd w:id="22"/>
     </w:p>
     <w:tbl>
       <w:tblPr>
@@ -5569,6 +7545,7 @@
           <w:color w:val="auto"/>
         </w:rPr>
       </w:pPr>
+      <w:bookmarkStart w:id="23" w:name="_Toc242396775"/>
       <w:r>
         <w:rPr>
           <w:rFonts w:asciiTheme="minorHAnsi" w:hAnsiTheme="minorHAnsi" w:cstheme="minorHAnsi"/>
@@ -5578,6 +7555,7 @@
         </w:rPr>
         <w:t>UC-005: Upload Data Room Documents</w:t>
       </w:r>
+      <w:bookmarkEnd w:id="23"/>
     </w:p>
     <w:tbl>
       <w:tblPr>
@@ -6286,6 +8264,7 @@
                 <w:sz w:val="20"/>
                 <w:szCs w:val="20"/>
               </w:rPr>
+              <w:lastRenderedPageBreak/>
               <w:t>A1</w:t>
             </w:r>
           </w:p>
@@ -6507,6 +8486,7 @@
           <w:color w:val="auto"/>
         </w:rPr>
       </w:pPr>
+      <w:bookmarkStart w:id="24" w:name="_Toc242396776"/>
       <w:r>
         <w:rPr>
           <w:rFonts w:asciiTheme="minorHAnsi" w:hAnsiTheme="minorHAnsi" w:cstheme="minorHAnsi"/>
@@ -6516,6 +8496,7 @@
         </w:rPr>
         <w:t>UC-006: Run Readiness and Consistency Check</w:t>
       </w:r>
+      <w:bookmarkEnd w:id="24"/>
     </w:p>
     <w:tbl>
       <w:tblPr>
@@ -7445,6 +9426,7 @@
           <w:color w:val="auto"/>
         </w:rPr>
       </w:pPr>
+      <w:bookmarkStart w:id="25" w:name="_Toc242396777"/>
       <w:r>
         <w:rPr>
           <w:rFonts w:asciiTheme="minorHAnsi" w:hAnsiTheme="minorHAnsi" w:cstheme="minorHAnsi"/>
@@ -7455,6 +9437,7 @@
         <w:lastRenderedPageBreak/>
         <w:t>UC-007: Receive and Rank Startup Applications</w:t>
       </w:r>
+      <w:bookmarkEnd w:id="25"/>
     </w:p>
     <w:tbl>
       <w:tblPr>
@@ -8384,6 +10367,7 @@
           <w:color w:val="auto"/>
         </w:rPr>
       </w:pPr>
+      <w:bookmarkStart w:id="26" w:name="_Toc242396778"/>
       <w:r>
         <w:rPr>
           <w:rFonts w:asciiTheme="minorHAnsi" w:hAnsiTheme="minorHAnsi" w:cstheme="minorHAnsi"/>
@@ -8393,6 +10377,7 @@
         </w:rPr>
         <w:t>UC-008: Interview Founder and Record Scorecard</w:t>
       </w:r>
+      <w:bookmarkEnd w:id="26"/>
     </w:p>
     <w:tbl>
       <w:tblPr>
@@ -8717,6 +10702,7 @@
                 <w:sz w:val="20"/>
                 <w:szCs w:val="20"/>
               </w:rPr>
+              <w:lastRenderedPageBreak/>
               <w:t>Step #</w:t>
             </w:r>
           </w:p>
@@ -9490,6 +11476,7 @@
           <w:color w:val="auto"/>
         </w:rPr>
       </w:pPr>
+      <w:bookmarkStart w:id="27" w:name="_Toc242396779"/>
       <w:r>
         <w:rPr>
           <w:rFonts w:asciiTheme="minorHAnsi" w:hAnsiTheme="minorHAnsi" w:cstheme="minorHAnsi"/>
@@ -9499,6 +11486,7 @@
         </w:rPr>
         <w:t>UC-009: Monitor Cohort Readiness</w:t>
       </w:r>
+      <w:bookmarkEnd w:id="27"/>
     </w:p>
     <w:tbl>
       <w:tblPr>
@@ -10251,6 +12239,7 @@
                 <w:sz w:val="20"/>
                 <w:szCs w:val="20"/>
               </w:rPr>
+              <w:lastRenderedPageBreak/>
               <w:t>Step #</w:t>
             </w:r>
           </w:p>
@@ -10386,6 +12375,7 @@
           <w:color w:val="auto"/>
         </w:rPr>
       </w:pPr>
+      <w:bookmarkStart w:id="28" w:name="_Toc242396780"/>
       <w:r>
         <w:rPr>
           <w:rFonts w:asciiTheme="minorHAnsi" w:hAnsiTheme="minorHAnsi" w:cstheme="minorHAnsi"/>
@@ -10395,6 +12385,7 @@
         </w:rPr>
         <w:t>UC-010: Manage Consent and Data Room Access</w:t>
       </w:r>
+      <w:bookmarkEnd w:id="28"/>
     </w:p>
     <w:tbl>
       <w:tblPr>
@@ -11324,6 +13315,7 @@
           <w:color w:val="auto"/>
         </w:rPr>
       </w:pPr>
+      <w:bookmarkStart w:id="29" w:name="_Toc242396781"/>
       <w:r>
         <w:rPr>
           <w:rFonts w:asciiTheme="minorHAnsi" w:hAnsiTheme="minorHAnsi" w:cstheme="minorHAnsi"/>
@@ -11333,6 +13325,7 @@
         </w:rPr>
         <w:t>UC-011: Filter Startups and Send Shortlist to Investors</w:t>
       </w:r>
+      <w:bookmarkEnd w:id="29"/>
     </w:p>
     <w:tbl>
       <w:tblPr>
@@ -11827,6 +13820,7 @@
                 <w:sz w:val="20"/>
                 <w:szCs w:val="20"/>
               </w:rPr>
+              <w:lastRenderedPageBreak/>
               <w:t>4</w:t>
             </w:r>
           </w:p>
@@ -12220,6 +14214,7 @@
           <w:color w:val="auto"/>
         </w:rPr>
       </w:pPr>
+      <w:bookmarkStart w:id="30" w:name="_Toc242396782"/>
       <w:r>
         <w:rPr>
           <w:rFonts w:asciiTheme="minorHAnsi" w:hAnsiTheme="minorHAnsi" w:cstheme="minorHAnsi"/>
@@ -12229,6 +14224,7 @@
         </w:rPr>
         <w:t>UC-012: Match Startups to Suitable Investors</w:t>
       </w:r>
+      <w:bookmarkEnd w:id="30"/>
     </w:p>
     <w:tbl>
       <w:tblPr>
@@ -13032,6 +15028,7 @@
           <w:color w:val="auto"/>
         </w:rPr>
       </w:pPr>
+      <w:bookmarkStart w:id="31" w:name="_Toc242396783"/>
       <w:r>
         <w:rPr>
           <w:rFonts w:asciiTheme="minorHAnsi" w:hAnsiTheme="minorHAnsi" w:cstheme="minorHAnsi"/>
@@ -13041,6 +15038,7 @@
         </w:rPr>
         <w:t>UC-013: Set Investment Criteria and Weights</w:t>
       </w:r>
+      <w:bookmarkEnd w:id="31"/>
     </w:p>
     <w:tbl>
       <w:tblPr>
@@ -13365,6 +15363,7 @@
                 <w:sz w:val="20"/>
                 <w:szCs w:val="20"/>
               </w:rPr>
+              <w:lastRenderedPageBreak/>
               <w:t>Step #</w:t>
             </w:r>
           </w:p>
@@ -13886,6 +15885,7 @@
           <w:color w:val="auto"/>
         </w:rPr>
       </w:pPr>
+      <w:bookmarkStart w:id="32" w:name="_Toc242396784"/>
       <w:r>
         <w:rPr>
           <w:rFonts w:asciiTheme="minorHAnsi" w:hAnsiTheme="minorHAnsi" w:cstheme="minorHAnsi"/>
@@ -13895,6 +15895,7 @@
         </w:rPr>
         <w:t>UC-014: Review Shared Startups on Investor Dashboard</w:t>
       </w:r>
+      <w:bookmarkEnd w:id="32"/>
     </w:p>
     <w:tbl>
       <w:tblPr>
@@ -14782,6 +16783,7 @@
           <w:color w:val="auto"/>
         </w:rPr>
       </w:pPr>
+      <w:bookmarkStart w:id="33" w:name="_Toc242396785"/>
       <w:r>
         <w:rPr>
           <w:rFonts w:asciiTheme="minorHAnsi" w:hAnsiTheme="minorHAnsi" w:cstheme="minorHAnsi"/>
@@ -14791,6 +16793,7 @@
         </w:rPr>
         <w:t>UC-015: Compare Startups Side by Side</w:t>
       </w:r>
+      <w:bookmarkEnd w:id="33"/>
     </w:p>
     <w:tbl>
       <w:tblPr>
@@ -15025,6 +17028,7 @@
                 <w:sz w:val="20"/>
                 <w:szCs w:val="20"/>
               </w:rPr>
+              <w:lastRenderedPageBreak/>
               <w:t>Post-conditions</w:t>
             </w:r>
           </w:p>
@@ -15636,6 +17640,7 @@
           <w:color w:val="auto"/>
         </w:rPr>
       </w:pPr>
+      <w:bookmarkStart w:id="34" w:name="_Toc242396786"/>
       <w:r>
         <w:rPr>
           <w:rFonts w:asciiTheme="minorHAnsi" w:hAnsiTheme="minorHAnsi" w:cstheme="minorHAnsi"/>
@@ -15645,6 +17650,7 @@
         </w:rPr>
         <w:t>UC-016: Generate Diligence Memo</w:t>
       </w:r>
+      <w:bookmarkEnd w:id="34"/>
     </w:p>
     <w:tbl>
       <w:tblPr>
@@ -16441,6 +18447,7 @@
                 <w:sz w:val="20"/>
                 <w:szCs w:val="20"/>
               </w:rPr>
+              <w:lastRenderedPageBreak/>
               <w:t>E1</w:t>
             </w:r>
           </w:p>
@@ -16574,6 +18581,7 @@
           <w:color w:val="auto"/>
         </w:rPr>
       </w:pPr>
+      <w:bookmarkStart w:id="35" w:name="_Toc242396787"/>
       <w:r>
         <w:rPr>
           <w:rFonts w:asciiTheme="minorHAnsi" w:hAnsiTheme="minorHAnsi" w:cstheme="minorHAnsi"/>
@@ -16583,6 +18591,7 @@
         </w:rPr>
         <w:t>UC-017: Ask Questions About a Startup</w:t>
       </w:r>
+      <w:bookmarkEnd w:id="35"/>
     </w:p>
     <w:tbl>
       <w:tblPr>
@@ -17638,6 +19647,7 @@
           <w:color w:val="auto"/>
         </w:rPr>
       </w:pPr>
+      <w:bookmarkStart w:id="36" w:name="_Toc242396788"/>
       <w:r>
         <w:rPr>
           <w:rFonts w:asciiTheme="minorHAnsi" w:hAnsiTheme="minorHAnsi" w:cstheme="minorHAnsi"/>
@@ -17647,6 +19657,7 @@
         </w:rPr>
         <w:t>UC-018: Track Decisions and Share Notes</w:t>
       </w:r>
+      <w:bookmarkEnd w:id="36"/>
     </w:p>
     <w:tbl>
       <w:tblPr>
@@ -17881,6 +19892,7 @@
                 <w:sz w:val="20"/>
                 <w:szCs w:val="20"/>
               </w:rPr>
+              <w:lastRenderedPageBreak/>
               <w:t>Post-conditions</w:t>
             </w:r>
           </w:p>
@@ -18534,6 +20546,7 @@
           <w:color w:val="auto"/>
         </w:rPr>
       </w:pPr>
+      <w:bookmarkStart w:id="37" w:name="_Toc242396789"/>
       <w:r>
         <w:rPr>
           <w:rFonts w:asciiTheme="minorHAnsi" w:hAnsiTheme="minorHAnsi" w:cstheme="minorHAnsi"/>
@@ -18543,6 +20556,7 @@
         </w:rPr>
         <w:t>UC-019: Organise Demo Day</w:t>
       </w:r>
+      <w:bookmarkEnd w:id="37"/>
     </w:p>
     <w:tbl>
       <w:tblPr>
@@ -19335,6 +21349,7 @@
                 <w:sz w:val="20"/>
                 <w:szCs w:val="20"/>
               </w:rPr>
+              <w:lastRenderedPageBreak/>
               <w:t>A3</w:t>
             </w:r>
           </w:p>
@@ -19598,6 +21613,7 @@
           <w:color w:val="auto"/>
         </w:rPr>
       </w:pPr>
+      <w:bookmarkStart w:id="38" w:name="_Toc242396790"/>
       <w:r>
         <w:rPr>
           <w:rFonts w:asciiTheme="minorHAnsi" w:hAnsiTheme="minorHAnsi" w:cstheme="minorHAnsi"/>
@@ -19607,6 +21623,7 @@
         </w:rPr>
         <w:t>UC-020: Broker Meetings Between Startups and Investors</w:t>
       </w:r>
+      <w:bookmarkEnd w:id="38"/>
     </w:p>
     <w:tbl>
       <w:tblPr>
@@ -20494,6 +22511,7 @@
           <w:color w:val="auto"/>
         </w:rPr>
       </w:pPr>
+      <w:bookmarkStart w:id="39" w:name="_Toc242396791"/>
       <w:r>
         <w:rPr>
           <w:rFonts w:asciiTheme="minorHAnsi" w:hAnsiTheme="minorHAnsi" w:cstheme="minorHAnsi"/>
@@ -20503,6 +22521,7 @@
         </w:rPr>
         <w:t>UC-021: Generate Cohort Impact Report</w:t>
       </w:r>
+      <w:bookmarkEnd w:id="39"/>
     </w:p>
     <w:tbl>
       <w:tblPr>
@@ -20737,6 +22756,7 @@
                 <w:sz w:val="20"/>
                 <w:szCs w:val="20"/>
               </w:rPr>
+              <w:lastRenderedPageBreak/>
               <w:t>Post-conditions</w:t>
             </w:r>
           </w:p>
@@ -21390,6 +23410,7 @@
           <w:color w:val="auto"/>
         </w:rPr>
       </w:pPr>
+      <w:bookmarkStart w:id="40" w:name="_Toc242396792"/>
       <w:r>
         <w:rPr>
           <w:rFonts w:asciiTheme="minorHAnsi" w:hAnsiTheme="minorHAnsi" w:cstheme="minorHAnsi"/>
@@ -21399,6 +23420,7 @@
         </w:rPr>
         <w:t>UC-022: Review Audit Log</w:t>
       </w:r>
+      <w:bookmarkEnd w:id="40"/>
     </w:p>
     <w:tbl>
       <w:tblPr>
@@ -22244,6 +24266,7 @@
           <w:color w:val="auto"/>
         </w:rPr>
       </w:pPr>
+      <w:bookmarkStart w:id="41" w:name="_Toc242396793"/>
       <w:r>
         <w:rPr>
           <w:rFonts w:asciiTheme="minorHAnsi" w:hAnsiTheme="minorHAnsi" w:cstheme="minorHAnsi"/>
@@ -22253,6 +24276,7 @@
         </w:rPr>
         <w:t>UC-023: Publish Rubric Versions</w:t>
       </w:r>
+      <w:bookmarkEnd w:id="41"/>
     </w:p>
     <w:tbl>
       <w:tblPr>
@@ -22327,6 +24351,7 @@
                 <w:sz w:val="20"/>
                 <w:szCs w:val="20"/>
               </w:rPr>
+              <w:lastRenderedPageBreak/>
               <w:t>Purpose</w:t>
             </w:r>
           </w:p>
@@ -23191,7 +25216,9 @@
           <w:szCs w:val="32"/>
         </w:rPr>
       </w:pPr>
-      <w:bookmarkStart w:id="7" w:name="_Toc241397272"/>
+      <w:bookmarkStart w:id="42" w:name="_Toc241397272"/>
+      <w:bookmarkStart w:id="43" w:name="_Toc242396750"/>
+      <w:bookmarkStart w:id="44" w:name="_Toc242396794"/>
       <w:r>
         <w:rPr>
           <w:rFonts w:asciiTheme="minorHAnsi" w:hAnsiTheme="minorHAnsi" w:cstheme="minorHAnsi"/>
@@ -23201,7 +25228,9 @@
         <w:lastRenderedPageBreak/>
         <w:t>Class Diagram</w:t>
       </w:r>
-      <w:bookmarkEnd w:id="7"/>
+      <w:bookmarkEnd w:id="42"/>
+      <w:bookmarkEnd w:id="43"/>
+      <w:bookmarkEnd w:id="44"/>
     </w:p>
     <w:p/>
     <w:p>
@@ -23212,11 +25241,15 @@
           <w:numId w:val="23"/>
         </w:numPr>
       </w:pPr>
-      <w:bookmarkStart w:id="8" w:name="_Toc241397273"/>
+      <w:bookmarkStart w:id="45" w:name="_Toc241397273"/>
+      <w:bookmarkStart w:id="46" w:name="_Toc242396751"/>
+      <w:bookmarkStart w:id="47" w:name="_Toc242396795"/>
       <w:r>
         <w:t>Diagram</w:t>
       </w:r>
-      <w:bookmarkEnd w:id="8"/>
+      <w:bookmarkEnd w:id="45"/>
+      <w:bookmarkEnd w:id="46"/>
+      <w:bookmarkEnd w:id="47"/>
     </w:p>
     <w:p>
       <w:pPr>
@@ -23374,11 +25407,15 @@
           <w:numId w:val="23"/>
         </w:numPr>
       </w:pPr>
-      <w:bookmarkStart w:id="9" w:name="_Toc241397274"/>
+      <w:bookmarkStart w:id="48" w:name="_Toc241397274"/>
+      <w:bookmarkStart w:id="49" w:name="_Toc242396752"/>
+      <w:bookmarkStart w:id="50" w:name="_Toc242396796"/>
       <w:r>
         <w:t>Description</w:t>
       </w:r>
-      <w:bookmarkEnd w:id="9"/>
+      <w:bookmarkEnd w:id="48"/>
+      <w:bookmarkEnd w:id="49"/>
+      <w:bookmarkEnd w:id="50"/>
     </w:p>
     <w:p>
       <w:pPr>
@@ -23658,6 +25695,7 @@
                 <w:sz w:val="20"/>
                 <w:szCs w:val="20"/>
               </w:rPr>
+              <w:lastRenderedPageBreak/>
               <w:t>Incubator</w:t>
             </w:r>
           </w:p>
@@ -24509,6 +26547,7 @@
                 <w:sz w:val="20"/>
                 <w:szCs w:val="20"/>
               </w:rPr>
+              <w:lastRenderedPageBreak/>
               <w:t>ExtractionService (AI)</w:t>
             </w:r>
           </w:p>
@@ -24682,7 +26721,9 @@
         </w:rPr>
         <w:br w:type="page"/>
       </w:r>
-      <w:bookmarkStart w:id="10" w:name="_Toc241397275"/>
+      <w:bookmarkStart w:id="51" w:name="_Toc241397275"/>
+      <w:bookmarkStart w:id="52" w:name="_Toc242396753"/>
+      <w:bookmarkStart w:id="53" w:name="_Toc242396797"/>
       <w:r>
         <w:rPr>
           <w:rFonts w:asciiTheme="minorHAnsi" w:hAnsiTheme="minorHAnsi" w:cstheme="minorHAnsi"/>
@@ -24692,7 +26733,9 @@
         <w:lastRenderedPageBreak/>
         <w:t>Sequence Diagrams</w:t>
       </w:r>
-      <w:bookmarkEnd w:id="10"/>
+      <w:bookmarkEnd w:id="51"/>
+      <w:bookmarkEnd w:id="52"/>
+      <w:bookmarkEnd w:id="53"/>
     </w:p>
     <w:p>
       <w:pPr>
@@ -24789,7 +26832,6 @@
           <w:b/>
           <w:bCs/>
         </w:rPr>
-        <w:lastRenderedPageBreak/>
         <w:t>UC-005: Upload Data Room Documents</w:t>
       </w:r>
     </w:p>
@@ -24802,6 +26844,7 @@
         <w:rPr>
           <w:noProof/>
         </w:rPr>
+        <w:lastRenderedPageBreak/>
         <w:drawing>
           <wp:inline distT="0" distB="0" distL="0" distR="0" wp14:anchorId="6CF4C99D" wp14:editId="35942F07">
             <wp:extent cx="5263563" cy="6964372"/>
@@ -24870,7 +26913,6 @@
           <w:b/>
           <w:bCs/>
         </w:rPr>
-        <w:lastRenderedPageBreak/>
         <w:t>UC-006: Run Readiness and Consistency Check</w:t>
       </w:r>
     </w:p>
@@ -24883,6 +26925,7 @@
         <w:rPr>
           <w:noProof/>
         </w:rPr>
+        <w:lastRenderedPageBreak/>
         <w:drawing>
           <wp:inline distT="0" distB="0" distL="0" distR="0" wp14:anchorId="1C163347" wp14:editId="1BDC99D6">
             <wp:extent cx="4948517" cy="7051184"/>
@@ -24944,7 +26987,6 @@
           <w:b/>
           <w:bCs/>
         </w:rPr>
-        <w:lastRenderedPageBreak/>
         <w:t>UC-008: Interview Founder and Record Scorecard</w:t>
       </w:r>
     </w:p>
@@ -24957,6 +26999,7 @@
         <w:rPr>
           <w:noProof/>
         </w:rPr>
+        <w:lastRenderedPageBreak/>
         <w:drawing>
           <wp:inline distT="0" distB="0" distL="0" distR="0" wp14:anchorId="66E7365E" wp14:editId="1601AC26">
             <wp:extent cx="4840942" cy="6987485"/>
@@ -25025,7 +27068,6 @@
           <w:b/>
           <w:bCs/>
         </w:rPr>
-        <w:lastRenderedPageBreak/>
         <w:t>UC-010: Manage Consent and Data Room Access</w:t>
       </w:r>
     </w:p>
@@ -25038,6 +27080,7 @@
         <w:rPr>
           <w:noProof/>
         </w:rPr>
+        <w:lastRenderedPageBreak/>
         <w:drawing>
           <wp:inline distT="0" distB="0" distL="0" distR="0" wp14:anchorId="3DBCFEFC" wp14:editId="254D35CC">
             <wp:extent cx="5340403" cy="7078081"/>
@@ -25106,7 +27149,6 @@
           <w:b/>
           <w:bCs/>
         </w:rPr>
-        <w:lastRenderedPageBreak/>
         <w:t>UC-011: Filter Startups and Send Shortlist to Investors</w:t>
       </w:r>
     </w:p>
@@ -25119,6 +27161,7 @@
         <w:rPr>
           <w:noProof/>
         </w:rPr>
+        <w:lastRenderedPageBreak/>
         <w:drawing>
           <wp:inline distT="0" distB="0" distL="0" distR="0" wp14:anchorId="02FDFB68" wp14:editId="00EA19E3">
             <wp:extent cx="6499765" cy="7092363"/>
@@ -25170,27 +27213,7 @@
           <w:sz w:val="18"/>
           <w:szCs w:val="18"/>
         </w:rPr>
-        <w:t xml:space="preserve">Alternate: A1 suggested </w:t>
-      </w:r>
-      <w:proofErr w:type="spellStart"/>
-      <w:r>
-        <w:rPr>
-          <w:i/>
-          <w:iCs/>
-          <w:sz w:val="18"/>
-          <w:szCs w:val="18"/>
-        </w:rPr>
-        <w:t>organisations</w:t>
-      </w:r>
-      <w:proofErr w:type="spellEnd"/>
-      <w:r>
-        <w:rPr>
-          <w:i/>
-          <w:iCs/>
-          <w:sz w:val="18"/>
-          <w:szCs w:val="18"/>
-        </w:rPr>
-        <w:t xml:space="preserve"> used. Exceptions: E1 no startup matches, E2 Founder consent missing.</w:t>
+        <w:t>Alternate: A1 suggested organisations used. Exceptions: E1 no startup matches, E2 Founder consent missing.</w:t>
       </w:r>
     </w:p>
     <w:p>
@@ -25207,7 +27230,6 @@
           <w:b/>
           <w:bCs/>
         </w:rPr>
-        <w:lastRenderedPageBreak/>
         <w:t>UC-016: Generate Diligence Memo</w:t>
       </w:r>
     </w:p>
@@ -25220,6 +27242,7 @@
         <w:rPr>
           <w:noProof/>
         </w:rPr>
+        <w:lastRenderedPageBreak/>
         <w:drawing>
           <wp:inline distT="0" distB="0" distL="0" distR="0" wp14:anchorId="49A9D99B" wp14:editId="7579AE98">
             <wp:extent cx="4787153" cy="6909842"/>
@@ -25286,7 +27309,6 @@
           <w:b/>
           <w:bCs/>
         </w:rPr>
-        <w:lastRenderedPageBreak/>
         <w:t>UC-017: Ask Questions About a Startup</w:t>
       </w:r>
     </w:p>
@@ -25299,6 +27321,7 @@
         <w:rPr>
           <w:noProof/>
         </w:rPr>
+        <w:lastRenderedPageBreak/>
         <w:drawing>
           <wp:inline distT="0" distB="0" distL="0" distR="0" wp14:anchorId="745A2C9D" wp14:editId="571E9B17">
             <wp:extent cx="5670817" cy="7014143"/>
@@ -25368,25 +27391,7 @@
           <w:bCs/>
         </w:rPr>
         <w:lastRenderedPageBreak/>
-        <w:t xml:space="preserve">UC-019: </w:t>
-      </w:r>
-      <w:proofErr w:type="spellStart"/>
-      <w:r>
-        <w:rPr>
-          <w:rFonts w:asciiTheme="minorHAnsi" w:hAnsiTheme="minorHAnsi" w:cstheme="minorHAnsi"/>
-          <w:b/>
-          <w:bCs/>
-        </w:rPr>
-        <w:t>Organise</w:t>
-      </w:r>
-      <w:proofErr w:type="spellEnd"/>
-      <w:r>
-        <w:rPr>
-          <w:rFonts w:asciiTheme="minorHAnsi" w:hAnsiTheme="minorHAnsi" w:cstheme="minorHAnsi"/>
-          <w:b/>
-          <w:bCs/>
-        </w:rPr>
-        <w:t xml:space="preserve"> Demo Day</w:t>
+        <w:t>UC-019: Organise Demo Day</w:t>
       </w:r>
     </w:p>
     <w:p>
@@ -25449,27 +27454,7 @@
           <w:sz w:val="18"/>
           <w:szCs w:val="18"/>
         </w:rPr>
-        <w:t xml:space="preserve">Alternate: A2 postponed, A3 cancelled. Exceptions: E1 consent missing, E2 no </w:t>
-      </w:r>
-      <w:proofErr w:type="spellStart"/>
-      <w:r>
-        <w:rPr>
-          <w:i/>
-          <w:iCs/>
-          <w:sz w:val="18"/>
-          <w:szCs w:val="18"/>
-        </w:rPr>
-        <w:t>organisation</w:t>
-      </w:r>
-      <w:proofErr w:type="spellEnd"/>
-      <w:r>
-        <w:rPr>
-          <w:i/>
-          <w:iCs/>
-          <w:sz w:val="18"/>
-          <w:szCs w:val="18"/>
-        </w:rPr>
-        <w:t xml:space="preserve"> accepts, E3 event already held, E4 notification undelivered.</w:t>
+        <w:t>Alternate: A2 postponed, A3 cancelled. Exceptions: E1 consent missing, E2 no organisation accepts, E3 event already held, E4 notification undelivered.</w:t>
       </w:r>
     </w:p>
     <w:p>
@@ -25487,8 +27472,10 @@
           <w:szCs w:val="32"/>
         </w:rPr>
       </w:pPr>
-      <w:bookmarkStart w:id="11" w:name="_Toc240044455"/>
-      <w:bookmarkStart w:id="12" w:name="_Toc241397278"/>
+      <w:bookmarkStart w:id="54" w:name="_Toc240044455"/>
+      <w:bookmarkStart w:id="55" w:name="_Toc241397278"/>
+      <w:bookmarkStart w:id="56" w:name="_Toc242396754"/>
+      <w:bookmarkStart w:id="57" w:name="_Toc242396798"/>
       <w:r>
         <w:rPr>
           <w:rFonts w:asciiTheme="minorHAnsi" w:hAnsiTheme="minorHAnsi" w:cstheme="minorHAnsi"/>
@@ -25498,8 +27485,10 @@
         <w:lastRenderedPageBreak/>
         <w:t>AI / ML Requirements</w:t>
       </w:r>
-      <w:bookmarkEnd w:id="11"/>
-      <w:bookmarkEnd w:id="12"/>
+      <w:bookmarkEnd w:id="54"/>
+      <w:bookmarkEnd w:id="55"/>
+      <w:bookmarkEnd w:id="56"/>
+      <w:bookmarkEnd w:id="57"/>
     </w:p>
     <w:p>
       <w:pPr>
@@ -25628,9 +27617,12 @@
         </w:tc>
       </w:tr>
       <w:tr>
-        <w:tc>
-          <w:tcPr>
-            <w:tcW w:type="dxa" w:w="2736"/>
+        <w:trPr>
+          <w:jc w:val="center"/>
+        </w:trPr>
+        <w:tc>
+          <w:tcPr>
+            <w:tcW w:w="2736" w:type="dxa"/>
           </w:tcPr>
           <w:p>
             <w:r>
@@ -25640,7 +27632,7 @@
         </w:tc>
         <w:tc>
           <w:tcPr>
-            <w:tcW w:type="dxa" w:w="6624"/>
+            <w:tcW w:w="6624" w:type="dxa"/>
           </w:tcPr>
           <w:p>
             <w:r>
@@ -25650,9 +27642,12 @@
         </w:tc>
       </w:tr>
       <w:tr>
-        <w:tc>
-          <w:tcPr>
-            <w:tcW w:type="dxa" w:w="2736"/>
+        <w:trPr>
+          <w:jc w:val="center"/>
+        </w:trPr>
+        <w:tc>
+          <w:tcPr>
+            <w:tcW w:w="2736" w:type="dxa"/>
           </w:tcPr>
           <w:p>
             <w:r>
@@ -25662,7 +27657,7 @@
         </w:tc>
         <w:tc>
           <w:tcPr>
-            <w:tcW w:type="dxa" w:w="6624"/>
+            <w:tcW w:w="6624" w:type="dxa"/>
           </w:tcPr>
           <w:p>
             <w:r>
@@ -25672,9 +27667,12 @@
         </w:tc>
       </w:tr>
       <w:tr>
-        <w:tc>
-          <w:tcPr>
-            <w:tcW w:type="dxa" w:w="2736"/>
+        <w:trPr>
+          <w:jc w:val="center"/>
+        </w:trPr>
+        <w:tc>
+          <w:tcPr>
+            <w:tcW w:w="2736" w:type="dxa"/>
           </w:tcPr>
           <w:p>
             <w:r>
@@ -25684,7 +27682,7 @@
         </w:tc>
         <w:tc>
           <w:tcPr>
-            <w:tcW w:type="dxa" w:w="6624"/>
+            <w:tcW w:w="6624" w:type="dxa"/>
           </w:tcPr>
           <w:p>
             <w:r>
@@ -25694,9 +27692,12 @@
         </w:tc>
       </w:tr>
       <w:tr>
-        <w:tc>
-          <w:tcPr>
-            <w:tcW w:type="dxa" w:w="2736"/>
+        <w:trPr>
+          <w:jc w:val="center"/>
+        </w:trPr>
+        <w:tc>
+          <w:tcPr>
+            <w:tcW w:w="2736" w:type="dxa"/>
           </w:tcPr>
           <w:p>
             <w:r>
@@ -25706,7 +27707,7 @@
         </w:tc>
         <w:tc>
           <w:tcPr>
-            <w:tcW w:type="dxa" w:w="6624"/>
+            <w:tcW w:w="6624" w:type="dxa"/>
           </w:tcPr>
           <w:p>
             <w:r>
@@ -25716,9 +27717,12 @@
         </w:tc>
       </w:tr>
       <w:tr>
-        <w:tc>
-          <w:tcPr>
-            <w:tcW w:type="dxa" w:w="2736"/>
+        <w:trPr>
+          <w:jc w:val="center"/>
+        </w:trPr>
+        <w:tc>
+          <w:tcPr>
+            <w:tcW w:w="2736" w:type="dxa"/>
           </w:tcPr>
           <w:p>
             <w:r>
@@ -25728,7 +27732,7 @@
         </w:tc>
         <w:tc>
           <w:tcPr>
-            <w:tcW w:type="dxa" w:w="6624"/>
+            <w:tcW w:w="6624" w:type="dxa"/>
           </w:tcPr>
           <w:p>
             <w:r>
@@ -25738,9 +27742,12 @@
         </w:tc>
       </w:tr>
       <w:tr>
-        <w:tc>
-          <w:tcPr>
-            <w:tcW w:type="dxa" w:w="2736"/>
+        <w:trPr>
+          <w:jc w:val="center"/>
+        </w:trPr>
+        <w:tc>
+          <w:tcPr>
+            <w:tcW w:w="2736" w:type="dxa"/>
           </w:tcPr>
           <w:p>
             <w:r>
@@ -25750,7 +27757,7 @@
         </w:tc>
         <w:tc>
           <w:tcPr>
-            <w:tcW w:type="dxa" w:w="6624"/>
+            <w:tcW w:w="6624" w:type="dxa"/>
           </w:tcPr>
           <w:p>
             <w:r>
@@ -25760,9 +27767,12 @@
         </w:tc>
       </w:tr>
       <w:tr>
-        <w:tc>
-          <w:tcPr>
-            <w:tcW w:type="dxa" w:w="2736"/>
+        <w:trPr>
+          <w:jc w:val="center"/>
+        </w:trPr>
+        <w:tc>
+          <w:tcPr>
+            <w:tcW w:w="2736" w:type="dxa"/>
           </w:tcPr>
           <w:p>
             <w:r>
@@ -25772,7 +27782,7 @@
         </w:tc>
         <w:tc>
           <w:tcPr>
-            <w:tcW w:type="dxa" w:w="6624"/>
+            <w:tcW w:w="6624" w:type="dxa"/>
           </w:tcPr>
           <w:p>
             <w:r>
@@ -25782,9 +27792,12 @@
         </w:tc>
       </w:tr>
       <w:tr>
-        <w:tc>
-          <w:tcPr>
-            <w:tcW w:type="dxa" w:w="2736"/>
+        <w:trPr>
+          <w:jc w:val="center"/>
+        </w:trPr>
+        <w:tc>
+          <w:tcPr>
+            <w:tcW w:w="2736" w:type="dxa"/>
           </w:tcPr>
           <w:p>
             <w:r>
@@ -25794,7 +27807,7 @@
         </w:tc>
         <w:tc>
           <w:tcPr>
-            <w:tcW w:type="dxa" w:w="6624"/>
+            <w:tcW w:w="6624" w:type="dxa"/>
           </w:tcPr>
           <w:p>
             <w:r>
@@ -25804,9 +27817,12 @@
         </w:tc>
       </w:tr>
       <w:tr>
-        <w:tc>
-          <w:tcPr>
-            <w:tcW w:type="dxa" w:w="2736"/>
+        <w:trPr>
+          <w:jc w:val="center"/>
+        </w:trPr>
+        <w:tc>
+          <w:tcPr>
+            <w:tcW w:w="2736" w:type="dxa"/>
           </w:tcPr>
           <w:p>
             <w:r>
@@ -25816,7 +27832,7 @@
         </w:tc>
         <w:tc>
           <w:tcPr>
-            <w:tcW w:type="dxa" w:w="6624"/>
+            <w:tcW w:w="6624" w:type="dxa"/>
           </w:tcPr>
           <w:p>
             <w:r>
@@ -25826,9 +27842,12 @@
         </w:tc>
       </w:tr>
       <w:tr>
-        <w:tc>
-          <w:tcPr>
-            <w:tcW w:type="dxa" w:w="2736"/>
+        <w:trPr>
+          <w:jc w:val="center"/>
+        </w:trPr>
+        <w:tc>
+          <w:tcPr>
+            <w:tcW w:w="2736" w:type="dxa"/>
           </w:tcPr>
           <w:p>
             <w:r>
@@ -25838,7 +27857,7 @@
         </w:tc>
         <w:tc>
           <w:tcPr>
-            <w:tcW w:type="dxa" w:w="6624"/>
+            <w:tcW w:w="6624" w:type="dxa"/>
           </w:tcPr>
           <w:p>
             <w:r>
@@ -25848,9 +27867,12 @@
         </w:tc>
       </w:tr>
       <w:tr>
-        <w:tc>
-          <w:tcPr>
-            <w:tcW w:type="dxa" w:w="2736"/>
+        <w:trPr>
+          <w:jc w:val="center"/>
+        </w:trPr>
+        <w:tc>
+          <w:tcPr>
+            <w:tcW w:w="2736" w:type="dxa"/>
           </w:tcPr>
           <w:p>
             <w:r>
@@ -25860,7 +27882,7 @@
         </w:tc>
         <w:tc>
           <w:tcPr>
-            <w:tcW w:type="dxa" w:w="6624"/>
+            <w:tcW w:w="6624" w:type="dxa"/>
           </w:tcPr>
           <w:p>
             <w:r>
@@ -25870,9 +27892,12 @@
         </w:tc>
       </w:tr>
       <w:tr>
-        <w:tc>
-          <w:tcPr>
-            <w:tcW w:type="dxa" w:w="2736"/>
+        <w:trPr>
+          <w:jc w:val="center"/>
+        </w:trPr>
+        <w:tc>
+          <w:tcPr>
+            <w:tcW w:w="2736" w:type="dxa"/>
           </w:tcPr>
           <w:p>
             <w:r>
@@ -25882,7 +27907,7 @@
         </w:tc>
         <w:tc>
           <w:tcPr>
-            <w:tcW w:type="dxa" w:w="6624"/>
+            <w:tcW w:w="6624" w:type="dxa"/>
           </w:tcPr>
           <w:p>
             <w:r>
@@ -25892,19 +27917,23 @@
         </w:tc>
       </w:tr>
       <w:tr>
-        <w:tc>
-          <w:tcPr>
-            <w:tcW w:type="dxa" w:w="2736"/>
-          </w:tcPr>
-          <w:p>
-            <w:r>
+        <w:trPr>
+          <w:jc w:val="center"/>
+        </w:trPr>
+        <w:tc>
+          <w:tcPr>
+            <w:tcW w:w="2736" w:type="dxa"/>
+          </w:tcPr>
+          <w:p>
+            <w:r>
+              <w:lastRenderedPageBreak/>
               <w:t>Data retention</w:t>
             </w:r>
           </w:p>
         </w:tc>
         <w:tc>
           <w:tcPr>
-            <w:tcW w:type="dxa" w:w="6624"/>
+            <w:tcW w:w="6624" w:type="dxa"/>
           </w:tcPr>
           <w:p>
             <w:r>
@@ -25970,9 +27999,12 @@
         </w:tc>
       </w:tr>
       <w:tr>
-        <w:tc>
-          <w:tcPr>
-            <w:tcW w:type="dxa" w:w="2736"/>
+        <w:trPr>
+          <w:jc w:val="center"/>
+        </w:trPr>
+        <w:tc>
+          <w:tcPr>
+            <w:tcW w:w="2736" w:type="dxa"/>
           </w:tcPr>
           <w:p>
             <w:r>
@@ -25982,7 +28014,7 @@
         </w:tc>
         <w:tc>
           <w:tcPr>
-            <w:tcW w:type="dxa" w:w="6624"/>
+            <w:tcW w:w="6624" w:type="dxa"/>
           </w:tcPr>
           <w:p>
             <w:r>
@@ -25992,9 +28024,12 @@
         </w:tc>
       </w:tr>
       <w:tr>
-        <w:tc>
-          <w:tcPr>
-            <w:tcW w:type="dxa" w:w="2736"/>
+        <w:trPr>
+          <w:jc w:val="center"/>
+        </w:trPr>
+        <w:tc>
+          <w:tcPr>
+            <w:tcW w:w="2736" w:type="dxa"/>
           </w:tcPr>
           <w:p>
             <w:r>
@@ -26004,7 +28039,7 @@
         </w:tc>
         <w:tc>
           <w:tcPr>
-            <w:tcW w:type="dxa" w:w="6624"/>
+            <w:tcW w:w="6624" w:type="dxa"/>
           </w:tcPr>
           <w:p>
             <w:r>
@@ -26014,9 +28049,12 @@
         </w:tc>
       </w:tr>
       <w:tr>
-        <w:tc>
-          <w:tcPr>
-            <w:tcW w:type="dxa" w:w="2736"/>
+        <w:trPr>
+          <w:jc w:val="center"/>
+        </w:trPr>
+        <w:tc>
+          <w:tcPr>
+            <w:tcW w:w="2736" w:type="dxa"/>
           </w:tcPr>
           <w:p>
             <w:r>
@@ -26026,7 +28064,7 @@
         </w:tc>
         <w:tc>
           <w:tcPr>
-            <w:tcW w:type="dxa" w:w="6624"/>
+            <w:tcW w:w="6624" w:type="dxa"/>
           </w:tcPr>
           <w:p>
             <w:r>
@@ -26036,9 +28074,12 @@
         </w:tc>
       </w:tr>
       <w:tr>
-        <w:tc>
-          <w:tcPr>
-            <w:tcW w:type="dxa" w:w="2736"/>
+        <w:trPr>
+          <w:jc w:val="center"/>
+        </w:trPr>
+        <w:tc>
+          <w:tcPr>
+            <w:tcW w:w="2736" w:type="dxa"/>
           </w:tcPr>
           <w:p>
             <w:r>
@@ -26048,7 +28089,7 @@
         </w:tc>
         <w:tc>
           <w:tcPr>
-            <w:tcW w:type="dxa" w:w="6624"/>
+            <w:tcW w:w="6624" w:type="dxa"/>
           </w:tcPr>
           <w:p>
             <w:r>
@@ -26058,9 +28099,12 @@
         </w:tc>
       </w:tr>
       <w:tr>
-        <w:tc>
-          <w:tcPr>
-            <w:tcW w:type="dxa" w:w="2736"/>
+        <w:trPr>
+          <w:jc w:val="center"/>
+        </w:trPr>
+        <w:tc>
+          <w:tcPr>
+            <w:tcW w:w="2736" w:type="dxa"/>
           </w:tcPr>
           <w:p>
             <w:r>
@@ -26070,7 +28114,7 @@
         </w:tc>
         <w:tc>
           <w:tcPr>
-            <w:tcW w:type="dxa" w:w="6624"/>
+            <w:tcW w:w="6624" w:type="dxa"/>
           </w:tcPr>
           <w:p>
             <w:r>
@@ -26080,9 +28124,12 @@
         </w:tc>
       </w:tr>
       <w:tr>
-        <w:tc>
-          <w:tcPr>
-            <w:tcW w:type="dxa" w:w="2736"/>
+        <w:trPr>
+          <w:jc w:val="center"/>
+        </w:trPr>
+        <w:tc>
+          <w:tcPr>
+            <w:tcW w:w="2736" w:type="dxa"/>
           </w:tcPr>
           <w:p>
             <w:r>
@@ -26092,7 +28139,7 @@
         </w:tc>
         <w:tc>
           <w:tcPr>
-            <w:tcW w:type="dxa" w:w="6624"/>
+            <w:tcW w:w="6624" w:type="dxa"/>
           </w:tcPr>
           <w:p>
             <w:r>
@@ -26102,9 +28149,12 @@
         </w:tc>
       </w:tr>
       <w:tr>
-        <w:tc>
-          <w:tcPr>
-            <w:tcW w:type="dxa" w:w="2736"/>
+        <w:trPr>
+          <w:jc w:val="center"/>
+        </w:trPr>
+        <w:tc>
+          <w:tcPr>
+            <w:tcW w:w="2736" w:type="dxa"/>
           </w:tcPr>
           <w:p>
             <w:r>
@@ -26114,7 +28164,7 @@
         </w:tc>
         <w:tc>
           <w:tcPr>
-            <w:tcW w:type="dxa" w:w="6624"/>
+            <w:tcW w:w="6624" w:type="dxa"/>
           </w:tcPr>
           <w:p>
             <w:r>
@@ -26124,9 +28174,12 @@
         </w:tc>
       </w:tr>
       <w:tr>
-        <w:tc>
-          <w:tcPr>
-            <w:tcW w:type="dxa" w:w="2736"/>
+        <w:trPr>
+          <w:jc w:val="center"/>
+        </w:trPr>
+        <w:tc>
+          <w:tcPr>
+            <w:tcW w:w="2736" w:type="dxa"/>
           </w:tcPr>
           <w:p>
             <w:r>
@@ -26136,7 +28189,7 @@
         </w:tc>
         <w:tc>
           <w:tcPr>
-            <w:tcW w:type="dxa" w:w="6624"/>
+            <w:tcW w:w="6624" w:type="dxa"/>
           </w:tcPr>
           <w:p>
             <w:r>
@@ -26146,9 +28199,12 @@
         </w:tc>
       </w:tr>
       <w:tr>
-        <w:tc>
-          <w:tcPr>
-            <w:tcW w:type="dxa" w:w="2736"/>
+        <w:trPr>
+          <w:jc w:val="center"/>
+        </w:trPr>
+        <w:tc>
+          <w:tcPr>
+            <w:tcW w:w="2736" w:type="dxa"/>
           </w:tcPr>
           <w:p>
             <w:r>
@@ -26158,7 +28214,7 @@
         </w:tc>
         <w:tc>
           <w:tcPr>
-            <w:tcW w:type="dxa" w:w="6624"/>
+            <w:tcW w:w="6624" w:type="dxa"/>
           </w:tcPr>
           <w:p>
             <w:r>
@@ -26168,9 +28224,12 @@
         </w:tc>
       </w:tr>
       <w:tr>
-        <w:tc>
-          <w:tcPr>
-            <w:tcW w:type="dxa" w:w="2736"/>
+        <w:trPr>
+          <w:jc w:val="center"/>
+        </w:trPr>
+        <w:tc>
+          <w:tcPr>
+            <w:tcW w:w="2736" w:type="dxa"/>
           </w:tcPr>
           <w:p>
             <w:r>
@@ -26180,7 +28239,7 @@
         </w:tc>
         <w:tc>
           <w:tcPr>
-            <w:tcW w:type="dxa" w:w="6624"/>
+            <w:tcW w:w="6624" w:type="dxa"/>
           </w:tcPr>
           <w:p>
             <w:r>
@@ -26190,9 +28249,12 @@
         </w:tc>
       </w:tr>
       <w:tr>
-        <w:tc>
-          <w:tcPr>
-            <w:tcW w:type="dxa" w:w="2736"/>
+        <w:trPr>
+          <w:jc w:val="center"/>
+        </w:trPr>
+        <w:tc>
+          <w:tcPr>
+            <w:tcW w:w="2736" w:type="dxa"/>
           </w:tcPr>
           <w:p>
             <w:r>
@@ -26202,7 +28264,7 @@
         </w:tc>
         <w:tc>
           <w:tcPr>
-            <w:tcW w:type="dxa" w:w="6624"/>
+            <w:tcW w:w="6624" w:type="dxa"/>
           </w:tcPr>
           <w:p>
             <w:r>
@@ -26212,9 +28274,12 @@
         </w:tc>
       </w:tr>
       <w:tr>
-        <w:tc>
-          <w:tcPr>
-            <w:tcW w:type="dxa" w:w="2736"/>
+        <w:trPr>
+          <w:jc w:val="center"/>
+        </w:trPr>
+        <w:tc>
+          <w:tcPr>
+            <w:tcW w:w="2736" w:type="dxa"/>
           </w:tcPr>
           <w:p>
             <w:r>
@@ -26224,7 +28289,7 @@
         </w:tc>
         <w:tc>
           <w:tcPr>
-            <w:tcW w:type="dxa" w:w="6624"/>
+            <w:tcW w:w="6624" w:type="dxa"/>
           </w:tcPr>
           <w:p>
             <w:r>
@@ -26234,9 +28299,12 @@
         </w:tc>
       </w:tr>
       <w:tr>
-        <w:tc>
-          <w:tcPr>
-            <w:tcW w:type="dxa" w:w="2736"/>
+        <w:trPr>
+          <w:jc w:val="center"/>
+        </w:trPr>
+        <w:tc>
+          <w:tcPr>
+            <w:tcW w:w="2736" w:type="dxa"/>
           </w:tcPr>
           <w:p>
             <w:r>
@@ -26246,7 +28314,7 @@
         </w:tc>
         <w:tc>
           <w:tcPr>
-            <w:tcW w:type="dxa" w:w="6624"/>
+            <w:tcW w:w="6624" w:type="dxa"/>
           </w:tcPr>
           <w:p>
             <w:r>
@@ -26312,9 +28380,12 @@
         </w:tc>
       </w:tr>
       <w:tr>
-        <w:tc>
-          <w:tcPr>
-            <w:tcW w:type="dxa" w:w="2736"/>
+        <w:trPr>
+          <w:jc w:val="center"/>
+        </w:trPr>
+        <w:tc>
+          <w:tcPr>
+            <w:tcW w:w="2736" w:type="dxa"/>
           </w:tcPr>
           <w:p>
             <w:r>
@@ -26324,7 +28395,7 @@
         </w:tc>
         <w:tc>
           <w:tcPr>
-            <w:tcW w:type="dxa" w:w="6624"/>
+            <w:tcW w:w="6624" w:type="dxa"/>
           </w:tcPr>
           <w:p>
             <w:r>
@@ -26334,9 +28405,12 @@
         </w:tc>
       </w:tr>
       <w:tr>
-        <w:tc>
-          <w:tcPr>
-            <w:tcW w:type="dxa" w:w="2736"/>
+        <w:trPr>
+          <w:jc w:val="center"/>
+        </w:trPr>
+        <w:tc>
+          <w:tcPr>
+            <w:tcW w:w="2736" w:type="dxa"/>
           </w:tcPr>
           <w:p>
             <w:r>
@@ -26346,7 +28420,7 @@
         </w:tc>
         <w:tc>
           <w:tcPr>
-            <w:tcW w:type="dxa" w:w="6624"/>
+            <w:tcW w:w="6624" w:type="dxa"/>
           </w:tcPr>
           <w:p>
             <w:r>
@@ -26356,9 +28430,12 @@
         </w:tc>
       </w:tr>
       <w:tr>
-        <w:tc>
-          <w:tcPr>
-            <w:tcW w:type="dxa" w:w="2736"/>
+        <w:trPr>
+          <w:jc w:val="center"/>
+        </w:trPr>
+        <w:tc>
+          <w:tcPr>
+            <w:tcW w:w="2736" w:type="dxa"/>
           </w:tcPr>
           <w:p>
             <w:r>
@@ -26368,7 +28445,7 @@
         </w:tc>
         <w:tc>
           <w:tcPr>
-            <w:tcW w:type="dxa" w:w="6624"/>
+            <w:tcW w:w="6624" w:type="dxa"/>
           </w:tcPr>
           <w:p>
             <w:r>
@@ -26378,9 +28455,12 @@
         </w:tc>
       </w:tr>
       <w:tr>
-        <w:tc>
-          <w:tcPr>
-            <w:tcW w:type="dxa" w:w="2736"/>
+        <w:trPr>
+          <w:jc w:val="center"/>
+        </w:trPr>
+        <w:tc>
+          <w:tcPr>
+            <w:tcW w:w="2736" w:type="dxa"/>
           </w:tcPr>
           <w:p>
             <w:r>
@@ -26390,7 +28470,7 @@
         </w:tc>
         <w:tc>
           <w:tcPr>
-            <w:tcW w:type="dxa" w:w="6624"/>
+            <w:tcW w:w="6624" w:type="dxa"/>
           </w:tcPr>
           <w:p>
             <w:r>
@@ -26400,19 +28480,23 @@
         </w:tc>
       </w:tr>
       <w:tr>
-        <w:tc>
-          <w:tcPr>
-            <w:tcW w:type="dxa" w:w="2736"/>
-          </w:tcPr>
-          <w:p>
-            <w:r>
+        <w:trPr>
+          <w:jc w:val="center"/>
+        </w:trPr>
+        <w:tc>
+          <w:tcPr>
+            <w:tcW w:w="2736" w:type="dxa"/>
+          </w:tcPr>
+          <w:p>
+            <w:r>
+              <w:lastRenderedPageBreak/>
               <w:t>Quality metric</w:t>
             </w:r>
           </w:p>
         </w:tc>
         <w:tc>
           <w:tcPr>
-            <w:tcW w:type="dxa" w:w="6624"/>
+            <w:tcW w:w="6624" w:type="dxa"/>
           </w:tcPr>
           <w:p>
             <w:r>
@@ -26422,9 +28506,12 @@
         </w:tc>
       </w:tr>
       <w:tr>
-        <w:tc>
-          <w:tcPr>
-            <w:tcW w:type="dxa" w:w="2736"/>
+        <w:trPr>
+          <w:jc w:val="center"/>
+        </w:trPr>
+        <w:tc>
+          <w:tcPr>
+            <w:tcW w:w="2736" w:type="dxa"/>
           </w:tcPr>
           <w:p>
             <w:r>
@@ -26434,7 +28521,7 @@
         </w:tc>
         <w:tc>
           <w:tcPr>
-            <w:tcW w:type="dxa" w:w="6624"/>
+            <w:tcW w:w="6624" w:type="dxa"/>
           </w:tcPr>
           <w:p>
             <w:r>
@@ -26444,9 +28531,12 @@
         </w:tc>
       </w:tr>
       <w:tr>
-        <w:tc>
-          <w:tcPr>
-            <w:tcW w:type="dxa" w:w="2736"/>
+        <w:trPr>
+          <w:jc w:val="center"/>
+        </w:trPr>
+        <w:tc>
+          <w:tcPr>
+            <w:tcW w:w="2736" w:type="dxa"/>
           </w:tcPr>
           <w:p>
             <w:r>
@@ -26456,7 +28546,7 @@
         </w:tc>
         <w:tc>
           <w:tcPr>
-            <w:tcW w:type="dxa" w:w="6624"/>
+            <w:tcW w:w="6624" w:type="dxa"/>
           </w:tcPr>
           <w:p>
             <w:r>
@@ -26466,9 +28556,12 @@
         </w:tc>
       </w:tr>
       <w:tr>
-        <w:tc>
-          <w:tcPr>
-            <w:tcW w:type="dxa" w:w="2736"/>
+        <w:trPr>
+          <w:jc w:val="center"/>
+        </w:trPr>
+        <w:tc>
+          <w:tcPr>
+            <w:tcW w:w="2736" w:type="dxa"/>
           </w:tcPr>
           <w:p>
             <w:r>
@@ -26478,7 +28571,7 @@
         </w:tc>
         <w:tc>
           <w:tcPr>
-            <w:tcW w:type="dxa" w:w="6624"/>
+            <w:tcW w:w="6624" w:type="dxa"/>
           </w:tcPr>
           <w:p>
             <w:r>
@@ -26488,9 +28581,12 @@
         </w:tc>
       </w:tr>
       <w:tr>
-        <w:tc>
-          <w:tcPr>
-            <w:tcW w:type="dxa" w:w="2736"/>
+        <w:trPr>
+          <w:jc w:val="center"/>
+        </w:trPr>
+        <w:tc>
+          <w:tcPr>
+            <w:tcW w:w="2736" w:type="dxa"/>
           </w:tcPr>
           <w:p>
             <w:r>
@@ -26500,7 +28596,7 @@
         </w:tc>
         <w:tc>
           <w:tcPr>
-            <w:tcW w:type="dxa" w:w="6624"/>
+            <w:tcW w:w="6624" w:type="dxa"/>
           </w:tcPr>
           <w:p>
             <w:r>
@@ -26510,9 +28606,12 @@
         </w:tc>
       </w:tr>
       <w:tr>
-        <w:tc>
-          <w:tcPr>
-            <w:tcW w:type="dxa" w:w="2736"/>
+        <w:trPr>
+          <w:jc w:val="center"/>
+        </w:trPr>
+        <w:tc>
+          <w:tcPr>
+            <w:tcW w:w="2736" w:type="dxa"/>
           </w:tcPr>
           <w:p>
             <w:r>
@@ -26522,7 +28621,7 @@
         </w:tc>
         <w:tc>
           <w:tcPr>
-            <w:tcW w:type="dxa" w:w="6624"/>
+            <w:tcW w:w="6624" w:type="dxa"/>
           </w:tcPr>
           <w:p>
             <w:r>
@@ -26532,9 +28631,12 @@
         </w:tc>
       </w:tr>
       <w:tr>
-        <w:tc>
-          <w:tcPr>
-            <w:tcW w:type="dxa" w:w="2736"/>
+        <w:trPr>
+          <w:jc w:val="center"/>
+        </w:trPr>
+        <w:tc>
+          <w:tcPr>
+            <w:tcW w:w="2736" w:type="dxa"/>
           </w:tcPr>
           <w:p>
             <w:r>
@@ -26544,7 +28646,7 @@
         </w:tc>
         <w:tc>
           <w:tcPr>
-            <w:tcW w:type="dxa" w:w="6624"/>
+            <w:tcW w:w="6624" w:type="dxa"/>
           </w:tcPr>
           <w:p>
             <w:r>
@@ -26554,9 +28656,12 @@
         </w:tc>
       </w:tr>
       <w:tr>
-        <w:tc>
-          <w:tcPr>
-            <w:tcW w:type="dxa" w:w="2736"/>
+        <w:trPr>
+          <w:jc w:val="center"/>
+        </w:trPr>
+        <w:tc>
+          <w:tcPr>
+            <w:tcW w:w="2736" w:type="dxa"/>
           </w:tcPr>
           <w:p>
             <w:r>
@@ -26566,7 +28671,7 @@
         </w:tc>
         <w:tc>
           <w:tcPr>
-            <w:tcW w:type="dxa" w:w="6624"/>
+            <w:tcW w:w="6624" w:type="dxa"/>
           </w:tcPr>
           <w:p>
             <w:r>
@@ -26576,9 +28681,12 @@
         </w:tc>
       </w:tr>
       <w:tr>
-        <w:tc>
-          <w:tcPr>
-            <w:tcW w:type="dxa" w:w="2736"/>
+        <w:trPr>
+          <w:jc w:val="center"/>
+        </w:trPr>
+        <w:tc>
+          <w:tcPr>
+            <w:tcW w:w="2736" w:type="dxa"/>
           </w:tcPr>
           <w:p>
             <w:r>
@@ -26588,7 +28696,7 @@
         </w:tc>
         <w:tc>
           <w:tcPr>
-            <w:tcW w:type="dxa" w:w="6624"/>
+            <w:tcW w:w="6624" w:type="dxa"/>
           </w:tcPr>
           <w:p>
             <w:r>
@@ -26654,9 +28762,12 @@
         </w:tc>
       </w:tr>
       <w:tr>
-        <w:tc>
-          <w:tcPr>
-            <w:tcW w:type="dxa" w:w="2736"/>
+        <w:trPr>
+          <w:jc w:val="center"/>
+        </w:trPr>
+        <w:tc>
+          <w:tcPr>
+            <w:tcW w:w="2736" w:type="dxa"/>
           </w:tcPr>
           <w:p>
             <w:r>
@@ -26666,7 +28777,7 @@
         </w:tc>
         <w:tc>
           <w:tcPr>
-            <w:tcW w:type="dxa" w:w="6624"/>
+            <w:tcW w:w="6624" w:type="dxa"/>
           </w:tcPr>
           <w:p>
             <w:r>
@@ -26676,9 +28787,12 @@
         </w:tc>
       </w:tr>
       <w:tr>
-        <w:tc>
-          <w:tcPr>
-            <w:tcW w:type="dxa" w:w="2736"/>
+        <w:trPr>
+          <w:jc w:val="center"/>
+        </w:trPr>
+        <w:tc>
+          <w:tcPr>
+            <w:tcW w:w="2736" w:type="dxa"/>
           </w:tcPr>
           <w:p>
             <w:r>
@@ -26688,7 +28802,7 @@
         </w:tc>
         <w:tc>
           <w:tcPr>
-            <w:tcW w:type="dxa" w:w="6624"/>
+            <w:tcW w:w="6624" w:type="dxa"/>
           </w:tcPr>
           <w:p>
             <w:r>
@@ -26698,9 +28812,12 @@
         </w:tc>
       </w:tr>
       <w:tr>
-        <w:tc>
-          <w:tcPr>
-            <w:tcW w:type="dxa" w:w="2736"/>
+        <w:trPr>
+          <w:jc w:val="center"/>
+        </w:trPr>
+        <w:tc>
+          <w:tcPr>
+            <w:tcW w:w="2736" w:type="dxa"/>
           </w:tcPr>
           <w:p>
             <w:r>
@@ -26710,7 +28827,7 @@
         </w:tc>
         <w:tc>
           <w:tcPr>
-            <w:tcW w:type="dxa" w:w="6624"/>
+            <w:tcW w:w="6624" w:type="dxa"/>
           </w:tcPr>
           <w:p>
             <w:r>
@@ -26720,9 +28837,12 @@
         </w:tc>
       </w:tr>
       <w:tr>
-        <w:tc>
-          <w:tcPr>
-            <w:tcW w:type="dxa" w:w="2736"/>
+        <w:trPr>
+          <w:jc w:val="center"/>
+        </w:trPr>
+        <w:tc>
+          <w:tcPr>
+            <w:tcW w:w="2736" w:type="dxa"/>
           </w:tcPr>
           <w:p>
             <w:r>
@@ -26732,7 +28852,7 @@
         </w:tc>
         <w:tc>
           <w:tcPr>
-            <w:tcW w:type="dxa" w:w="6624"/>
+            <w:tcW w:w="6624" w:type="dxa"/>
           </w:tcPr>
           <w:p>
             <w:r>
@@ -26742,9 +28862,12 @@
         </w:tc>
       </w:tr>
       <w:tr>
-        <w:tc>
-          <w:tcPr>
-            <w:tcW w:type="dxa" w:w="2736"/>
+        <w:trPr>
+          <w:jc w:val="center"/>
+        </w:trPr>
+        <w:tc>
+          <w:tcPr>
+            <w:tcW w:w="2736" w:type="dxa"/>
           </w:tcPr>
           <w:p>
             <w:r>
@@ -26754,7 +28877,7 @@
         </w:tc>
         <w:tc>
           <w:tcPr>
-            <w:tcW w:type="dxa" w:w="6624"/>
+            <w:tcW w:w="6624" w:type="dxa"/>
           </w:tcPr>
           <w:p>
             <w:r>
@@ -26764,9 +28887,12 @@
         </w:tc>
       </w:tr>
       <w:tr>
-        <w:tc>
-          <w:tcPr>
-            <w:tcW w:type="dxa" w:w="2736"/>
+        <w:trPr>
+          <w:jc w:val="center"/>
+        </w:trPr>
+        <w:tc>
+          <w:tcPr>
+            <w:tcW w:w="2736" w:type="dxa"/>
           </w:tcPr>
           <w:p>
             <w:r>
@@ -26776,7 +28902,7 @@
         </w:tc>
         <w:tc>
           <w:tcPr>
-            <w:tcW w:type="dxa" w:w="6624"/>
+            <w:tcW w:w="6624" w:type="dxa"/>
           </w:tcPr>
           <w:p>
             <w:r>
@@ -26786,9 +28912,12 @@
         </w:tc>
       </w:tr>
       <w:tr>
-        <w:tc>
-          <w:tcPr>
-            <w:tcW w:type="dxa" w:w="2736"/>
+        <w:trPr>
+          <w:jc w:val="center"/>
+        </w:trPr>
+        <w:tc>
+          <w:tcPr>
+            <w:tcW w:w="2736" w:type="dxa"/>
           </w:tcPr>
           <w:p>
             <w:r>
@@ -26798,7 +28927,7 @@
         </w:tc>
         <w:tc>
           <w:tcPr>
-            <w:tcW w:type="dxa" w:w="6624"/>
+            <w:tcW w:w="6624" w:type="dxa"/>
           </w:tcPr>
           <w:p>
             <w:r>
@@ -26808,9 +28937,12 @@
         </w:tc>
       </w:tr>
       <w:tr>
-        <w:tc>
-          <w:tcPr>
-            <w:tcW w:type="dxa" w:w="2736"/>
+        <w:trPr>
+          <w:jc w:val="center"/>
+        </w:trPr>
+        <w:tc>
+          <w:tcPr>
+            <w:tcW w:w="2736" w:type="dxa"/>
           </w:tcPr>
           <w:p>
             <w:r>
@@ -26820,7 +28952,7 @@
         </w:tc>
         <w:tc>
           <w:tcPr>
-            <w:tcW w:type="dxa" w:w="6624"/>
+            <w:tcW w:w="6624" w:type="dxa"/>
           </w:tcPr>
           <w:p>
             <w:r>
@@ -26830,9 +28962,12 @@
         </w:tc>
       </w:tr>
       <w:tr>
-        <w:tc>
-          <w:tcPr>
-            <w:tcW w:type="dxa" w:w="2736"/>
+        <w:trPr>
+          <w:jc w:val="center"/>
+        </w:trPr>
+        <w:tc>
+          <w:tcPr>
+            <w:tcW w:w="2736" w:type="dxa"/>
           </w:tcPr>
           <w:p>
             <w:r>
@@ -26842,7 +28977,7 @@
         </w:tc>
         <w:tc>
           <w:tcPr>
-            <w:tcW w:type="dxa" w:w="6624"/>
+            <w:tcW w:w="6624" w:type="dxa"/>
           </w:tcPr>
           <w:p>
             <w:r>
@@ -26852,19 +28987,23 @@
         </w:tc>
       </w:tr>
       <w:tr>
-        <w:tc>
-          <w:tcPr>
-            <w:tcW w:type="dxa" w:w="2736"/>
-          </w:tcPr>
-          <w:p>
-            <w:r>
+        <w:trPr>
+          <w:jc w:val="center"/>
+        </w:trPr>
+        <w:tc>
+          <w:tcPr>
+            <w:tcW w:w="2736" w:type="dxa"/>
+          </w:tcPr>
+          <w:p>
+            <w:r>
+              <w:lastRenderedPageBreak/>
               <w:t>Fallback behavior</w:t>
             </w:r>
           </w:p>
         </w:tc>
         <w:tc>
           <w:tcPr>
-            <w:tcW w:type="dxa" w:w="6624"/>
+            <w:tcW w:w="6624" w:type="dxa"/>
           </w:tcPr>
           <w:p>
             <w:r>
@@ -26874,9 +29013,12 @@
         </w:tc>
       </w:tr>
       <w:tr>
-        <w:tc>
-          <w:tcPr>
-            <w:tcW w:type="dxa" w:w="2736"/>
+        <w:trPr>
+          <w:jc w:val="center"/>
+        </w:trPr>
+        <w:tc>
+          <w:tcPr>
+            <w:tcW w:w="2736" w:type="dxa"/>
           </w:tcPr>
           <w:p>
             <w:r>
@@ -26886,7 +29028,7 @@
         </w:tc>
         <w:tc>
           <w:tcPr>
-            <w:tcW w:type="dxa" w:w="6624"/>
+            <w:tcW w:w="6624" w:type="dxa"/>
           </w:tcPr>
           <w:p>
             <w:r>
@@ -26896,9 +29038,12 @@
         </w:tc>
       </w:tr>
       <w:tr>
-        <w:tc>
-          <w:tcPr>
-            <w:tcW w:type="dxa" w:w="2736"/>
+        <w:trPr>
+          <w:jc w:val="center"/>
+        </w:trPr>
+        <w:tc>
+          <w:tcPr>
+            <w:tcW w:w="2736" w:type="dxa"/>
           </w:tcPr>
           <w:p>
             <w:r>
@@ -26908,7 +29053,7 @@
         </w:tc>
         <w:tc>
           <w:tcPr>
-            <w:tcW w:type="dxa" w:w="6624"/>
+            <w:tcW w:w="6624" w:type="dxa"/>
           </w:tcPr>
           <w:p>
             <w:r>
@@ -26918,9 +29063,12 @@
         </w:tc>
       </w:tr>
       <w:tr>
-        <w:tc>
-          <w:tcPr>
-            <w:tcW w:type="dxa" w:w="2736"/>
+        <w:trPr>
+          <w:jc w:val="center"/>
+        </w:trPr>
+        <w:tc>
+          <w:tcPr>
+            <w:tcW w:w="2736" w:type="dxa"/>
           </w:tcPr>
           <w:p>
             <w:r>
@@ -26930,7 +29078,7 @@
         </w:tc>
         <w:tc>
           <w:tcPr>
-            <w:tcW w:type="dxa" w:w="6624"/>
+            <w:tcW w:w="6624" w:type="dxa"/>
           </w:tcPr>
           <w:p>
             <w:r>
@@ -26963,17 +29111,20 @@
           <w:szCs w:val="32"/>
         </w:rPr>
       </w:pPr>
-      <w:bookmarkStart w:id="13" w:name="_Toc241397279"/>
+      <w:bookmarkStart w:id="58" w:name="_Toc241397279"/>
+      <w:bookmarkStart w:id="59" w:name="_Toc242396755"/>
+      <w:bookmarkStart w:id="60" w:name="_Toc242396799"/>
       <w:r>
         <w:rPr>
           <w:rFonts w:asciiTheme="minorHAnsi" w:hAnsiTheme="minorHAnsi" w:cstheme="minorHAnsi"/>
           <w:sz w:val="32"/>
           <w:szCs w:val="32"/>
         </w:rPr>
-        <w:lastRenderedPageBreak/>
         <w:t>Data Requirements</w:t>
       </w:r>
-      <w:bookmarkEnd w:id="13"/>
+      <w:bookmarkEnd w:id="58"/>
+      <w:bookmarkEnd w:id="59"/>
+      <w:bookmarkEnd w:id="60"/>
     </w:p>
     <w:p>
       <w:pPr>
@@ -27039,7 +29190,7 @@
       <w:tr>
         <w:tc>
           <w:tcPr>
-            <w:tcW w:type="dxa" w:w="2689"/>
+            <w:tcW w:w="2689" w:type="dxa"/>
           </w:tcPr>
           <w:p>
             <w:r>
@@ -27049,7 +29200,7 @@
         </w:tc>
         <w:tc>
           <w:tcPr>
-            <w:tcW w:type="dxa" w:w="6661"/>
+            <w:tcW w:w="6661" w:type="dxa"/>
           </w:tcPr>
           <w:p>
             <w:r>
@@ -27061,7 +29212,7 @@
       <w:tr>
         <w:tc>
           <w:tcPr>
-            <w:tcW w:type="dxa" w:w="2689"/>
+            <w:tcW w:w="2689" w:type="dxa"/>
           </w:tcPr>
           <w:p>
             <w:r>
@@ -27071,7 +29222,7 @@
         </w:tc>
         <w:tc>
           <w:tcPr>
-            <w:tcW w:type="dxa" w:w="6661"/>
+            <w:tcW w:w="6661" w:type="dxa"/>
           </w:tcPr>
           <w:p>
             <w:r>
@@ -27083,17 +29234,18 @@
       <w:tr>
         <w:tc>
           <w:tcPr>
-            <w:tcW w:type="dxa" w:w="2689"/>
-          </w:tcPr>
-          <w:p>
-            <w:r>
+            <w:tcW w:w="2689" w:type="dxa"/>
+          </w:tcPr>
+          <w:p>
+            <w:r>
+              <w:lastRenderedPageBreak/>
               <w:t>Model Requirements</w:t>
             </w:r>
           </w:p>
         </w:tc>
         <w:tc>
           <w:tcPr>
-            <w:tcW w:type="dxa" w:w="6661"/>
+            <w:tcW w:w="6661" w:type="dxa"/>
           </w:tcPr>
           <w:p>
             <w:r>
@@ -27105,7 +29257,7 @@
       <w:tr>
         <w:tc>
           <w:tcPr>
-            <w:tcW w:type="dxa" w:w="2689"/>
+            <w:tcW w:w="2689" w:type="dxa"/>
           </w:tcPr>
           <w:p>
             <w:r>
@@ -27115,7 +29267,7 @@
         </w:tc>
         <w:tc>
           <w:tcPr>
-            <w:tcW w:type="dxa" w:w="6661"/>
+            <w:tcW w:w="6661" w:type="dxa"/>
           </w:tcPr>
           <w:p>
             <w:r>
@@ -27148,7 +29300,9 @@
           <w:szCs w:val="32"/>
         </w:rPr>
       </w:pPr>
-      <w:bookmarkStart w:id="14" w:name="_Toc241397280"/>
+      <w:bookmarkStart w:id="61" w:name="_Toc241397280"/>
+      <w:bookmarkStart w:id="62" w:name="_Toc242396756"/>
+      <w:bookmarkStart w:id="63" w:name="_Toc242396800"/>
       <w:r>
         <w:rPr>
           <w:rFonts w:asciiTheme="minorHAnsi" w:hAnsiTheme="minorHAnsi" w:cstheme="minorHAnsi"/>
@@ -27165,7 +29319,9 @@
         </w:rPr>
         <w:t xml:space="preserve"> / Quality Attributes</w:t>
       </w:r>
-      <w:bookmarkEnd w:id="14"/>
+      <w:bookmarkEnd w:id="61"/>
+      <w:bookmarkEnd w:id="62"/>
+      <w:bookmarkEnd w:id="63"/>
     </w:p>
     <w:p/>
     <w:p>
@@ -27570,41 +29726,27 @@
                 <w:sz w:val="19"/>
                 <w:szCs w:val="19"/>
               </w:rPr>
-              <w:t xml:space="preserve">PSIB should maintain at least 99% availability per month during the pilot, </w:t>
-            </w:r>
-            <w:r>
+              <w:t>PSIB should maintain at least 99% availability per month during the pilot, excluding planned maintenance. If the system fails, normal service should be restored within 4 hours. An outage of the AI provider should not stop non-AI features from working.</w:t>
+            </w:r>
+          </w:p>
+        </w:tc>
+        <w:tc>
+          <w:tcPr>
+            <w:tcW w:w="2160" w:type="dxa"/>
+          </w:tcPr>
+          <w:p>
+            <w:pPr>
               <w:rPr>
                 <w:sz w:val="19"/>
                 <w:szCs w:val="19"/>
               </w:rPr>
-              <w:t>excluding planned maintenance. If the system fails, normal service should be restored within 4 hours. An outage of the AI provider should not stop non-AI features from working.</w:t>
-            </w:r>
-          </w:p>
-        </w:tc>
-        <w:tc>
-          <w:tcPr>
-            <w:tcW w:w="2160" w:type="dxa"/>
-          </w:tcPr>
-          <w:p>
-            <w:pPr>
+            </w:pPr>
+            <w:r>
               <w:rPr>
                 <w:sz w:val="19"/>
                 <w:szCs w:val="19"/>
               </w:rPr>
-            </w:pPr>
-            <w:r>
-              <w:rPr>
-                <w:sz w:val="19"/>
-                <w:szCs w:val="19"/>
-              </w:rPr>
-              <w:t xml:space="preserve">Use an uptime monitor and incident log. Review </w:t>
-            </w:r>
-            <w:r>
-              <w:rPr>
-                <w:sz w:val="19"/>
-                <w:szCs w:val="19"/>
-              </w:rPr>
-              <w:t>availability weekly and simulate one AI provider outage before the pilot.</w:t>
+              <w:t>Use an uptime monitor and incident log. Review availability weekly and simulate one AI provider outage before the pilot.</w:t>
             </w:r>
           </w:p>
         </w:tc>
@@ -27838,27 +29980,44 @@
                 <w:sz w:val="19"/>
                 <w:szCs w:val="19"/>
               </w:rPr>
-              <w:t>At least 8 out of 10 pilot users should be able to complete their main task within 10 minutes without assistance. For a Founder, this means uploading documents and opening the readiness report. For an Investor Analyst, this means finding a startup and opening its diligence memo. The overall System Usability Scale score should be at least 70.</w:t>
-            </w:r>
-          </w:p>
-        </w:tc>
-        <w:tc>
-          <w:tcPr>
-            <w:tcW w:w="2160" w:type="dxa"/>
-          </w:tcPr>
-          <w:p>
-            <w:pPr>
+              <w:t xml:space="preserve">At least 8 out of 10 pilot users should be able to complete their main task within 10 minutes without assistance. For a Founder, this means uploading documents and opening the </w:t>
+            </w:r>
+            <w:r>
               <w:rPr>
                 <w:sz w:val="19"/>
                 <w:szCs w:val="19"/>
               </w:rPr>
-            </w:pPr>
-            <w:r>
+              <w:lastRenderedPageBreak/>
+              <w:t>readiness report. For an Investor Analyst, this means finding a startup and opening its diligence memo. The overall System Usability Scale score should be at least 70.</w:t>
+            </w:r>
+          </w:p>
+        </w:tc>
+        <w:tc>
+          <w:tcPr>
+            <w:tcW w:w="2160" w:type="dxa"/>
+          </w:tcPr>
+          <w:p>
+            <w:pPr>
               <w:rPr>
                 <w:sz w:val="19"/>
                 <w:szCs w:val="19"/>
               </w:rPr>
-              <w:t>Conduct moderated usability sessions with pilot users, record task completion time and assistance required, and collect a System Usability Scale questionnaire after testing.</w:t>
+            </w:pPr>
+            <w:r>
+              <w:rPr>
+                <w:sz w:val="19"/>
+                <w:szCs w:val="19"/>
+              </w:rPr>
+              <w:lastRenderedPageBreak/>
+              <w:t xml:space="preserve">Conduct moderated usability sessions with pilot users, record task completion time and </w:t>
+            </w:r>
+            <w:r>
+              <w:rPr>
+                <w:sz w:val="19"/>
+                <w:szCs w:val="19"/>
+              </w:rPr>
+              <w:lastRenderedPageBreak/>
+              <w:t>assistance required, and collect a System Usability Scale questionnaire after testing.</w:t>
             </w:r>
           </w:p>
         </w:tc>
@@ -28182,41 +30341,27 @@
                 <w:sz w:val="19"/>
                 <w:szCs w:val="19"/>
               </w:rPr>
-              <w:t xml:space="preserve">Every AI request should record the model used, request latency, token usage and retrieval identifiers, but should not store the </w:t>
-            </w:r>
-            <w:r>
+              <w:t>Every AI request should record the model used, request latency, token usage and retrieval identifiers, but should not store the actual private document text in application logs. Every access to a startup Data Room should also be logged. The system should raise an alert if the error rate exceeds 5% over a 5-minute period or if daily AI spending exceeds the configured limit.</w:t>
+            </w:r>
+          </w:p>
+        </w:tc>
+        <w:tc>
+          <w:tcPr>
+            <w:tcW w:w="2160" w:type="dxa"/>
+          </w:tcPr>
+          <w:p>
+            <w:pPr>
               <w:rPr>
                 <w:sz w:val="19"/>
                 <w:szCs w:val="19"/>
               </w:rPr>
-              <w:t>actual private document text in application logs. Every access to a startup Data Room should also be logged. The system should raise an alert if the error rate exceeds 5% over a 5-minute period or if daily AI spending exceeds the configured limit.</w:t>
-            </w:r>
-          </w:p>
-        </w:tc>
-        <w:tc>
-          <w:tcPr>
-            <w:tcW w:w="2160" w:type="dxa"/>
-          </w:tcPr>
-          <w:p>
-            <w:pPr>
+            </w:pPr>
+            <w:r>
               <w:rPr>
                 <w:sz w:val="19"/>
                 <w:szCs w:val="19"/>
               </w:rPr>
-            </w:pPr>
-            <w:r>
-              <w:rPr>
-                <w:sz w:val="19"/>
-                <w:szCs w:val="19"/>
-              </w:rPr>
-              <w:t xml:space="preserve">Review the logging configuration and run simulated failures and </w:t>
-            </w:r>
-            <w:r>
-              <w:rPr>
-                <w:sz w:val="19"/>
-                <w:szCs w:val="19"/>
-              </w:rPr>
-              <w:t>cost spikes in staging. The relevant alert should be triggered within 5 minutes.</w:t>
+              <w:t>Review the logging configuration and run simulated failures and cost spikes in staging. The relevant alert should be triggered within 5 minutes.</w:t>
             </w:r>
           </w:p>
         </w:tc>
@@ -28454,26 +30599,35 @@
                 <w:sz w:val="19"/>
                 <w:szCs w:val="19"/>
               </w:rPr>
-              <w:t>Every external dataset or published market benchmark used by PSIB should have its source, publication date and usage terms recorded. Data should only be used where its licence or terms allow the intended use.</w:t>
-            </w:r>
-          </w:p>
-        </w:tc>
-        <w:tc>
-          <w:tcPr>
-            <w:tcW w:w="2160" w:type="dxa"/>
-          </w:tcPr>
-          <w:p>
-            <w:pPr>
+              <w:t xml:space="preserve">Every external dataset or published market benchmark used by PSIB should have its source, publication date and usage terms </w:t>
+            </w:r>
+            <w:r>
               <w:rPr>
                 <w:sz w:val="19"/>
                 <w:szCs w:val="19"/>
               </w:rPr>
-            </w:pPr>
-            <w:r>
+              <w:lastRenderedPageBreak/>
+              <w:t>recorded. Data should only be used where its licence or terms allow the intended use.</w:t>
+            </w:r>
+          </w:p>
+        </w:tc>
+        <w:tc>
+          <w:tcPr>
+            <w:tcW w:w="2160" w:type="dxa"/>
+          </w:tcPr>
+          <w:p>
+            <w:pPr>
               <w:rPr>
                 <w:sz w:val="19"/>
                 <w:szCs w:val="19"/>
               </w:rPr>
+            </w:pPr>
+            <w:r>
+              <w:rPr>
+                <w:sz w:val="19"/>
+                <w:szCs w:val="19"/>
+              </w:rPr>
+              <w:lastRenderedPageBreak/>
               <w:t>Maintain a data-source register and review it before each release.</w:t>
             </w:r>
           </w:p>
@@ -28527,8 +30681,10 @@
           <w:szCs w:val="32"/>
         </w:rPr>
       </w:pPr>
-      <w:bookmarkStart w:id="15" w:name="_Toc207870395"/>
-      <w:bookmarkStart w:id="16" w:name="_Toc241397281"/>
+      <w:bookmarkStart w:id="64" w:name="_Toc207870395"/>
+      <w:bookmarkStart w:id="65" w:name="_Toc241397281"/>
+      <w:bookmarkStart w:id="66" w:name="_Toc242396757"/>
+      <w:bookmarkStart w:id="67" w:name="_Toc242396801"/>
       <w:r>
         <w:rPr>
           <w:rFonts w:asciiTheme="minorHAnsi" w:hAnsiTheme="minorHAnsi" w:cstheme="minorHAnsi"/>
@@ -28545,8 +30701,10 @@
         </w:rPr>
         <w:t>Requirements</w:t>
       </w:r>
-      <w:bookmarkEnd w:id="15"/>
-      <w:bookmarkEnd w:id="16"/>
+      <w:bookmarkEnd w:id="64"/>
+      <w:bookmarkEnd w:id="65"/>
+      <w:bookmarkEnd w:id="66"/>
+      <w:bookmarkEnd w:id="67"/>
     </w:p>
     <w:p/>
     <w:p>
@@ -28899,41 +31057,35 @@
                 <w:sz w:val="19"/>
                 <w:szCs w:val="19"/>
               </w:rPr>
-              <w:t xml:space="preserve">Confidential financial, legal or ownership information may be exposed. Startups may lose trust in PSIB and stop using the platform. The </w:t>
-            </w:r>
-            <w:r>
+              <w:t>Confidential financial, legal or ownership information may be exposed. Startups may lose trust in PSIB and stop using the platform. The platform may also face complaints or legal consequences for exposing private information.</w:t>
+            </w:r>
+          </w:p>
+        </w:tc>
+        <w:tc>
+          <w:tcPr>
+            <w:tcW w:w="2410" w:type="dxa"/>
+          </w:tcPr>
+          <w:p>
+            <w:pPr>
               <w:rPr>
                 <w:sz w:val="19"/>
                 <w:szCs w:val="19"/>
               </w:rPr>
-              <w:t>platform may also face complaints or legal consequences for exposing private information.</w:t>
-            </w:r>
-          </w:p>
-        </w:tc>
-        <w:tc>
-          <w:tcPr>
-            <w:tcW w:w="2410" w:type="dxa"/>
-          </w:tcPr>
-          <w:p>
-            <w:pPr>
+            </w:pPr>
+            <w:r>
               <w:rPr>
                 <w:sz w:val="19"/>
                 <w:szCs w:val="19"/>
               </w:rPr>
-            </w:pPr>
+              <w:t xml:space="preserve">Use role-based access control together with startup-specific Access Grants. Check authorization on the server for every protected request. Include the startup and organisation identifier in database queries. Run automated cross-tenant access tests in CI. Record Data Room access in the Audit Log. Limit an incubator's access to startups in its own cohorts for which the Founder has given consent. Show notes, decision stages, interview scorecards and autosaved drafts only to the author's </w:t>
+            </w:r>
             <w:r>
               <w:rPr>
                 <w:sz w:val="19"/>
                 <w:szCs w:val="19"/>
               </w:rPr>
-              <w:t xml:space="preserve">Use role-based access control together with startup-specific Access Grants. Check authorization on the server for every protected request. Include </w:t>
-            </w:r>
-            <w:r>
-              <w:rPr>
-                <w:sz w:val="19"/>
-                <w:szCs w:val="19"/>
-              </w:rPr>
-              <w:t>the startup and organisation identifier in database queries. Run automated cross-tenant access tests in CI. Record Data Room access in the Audit Log. Limit an incubator's access to startups in its own cohorts for which the Founder has given consent. Show notes, decision stages, interview scorecards and autosaved drafts only to the author's organisation or to the author.</w:t>
+              <w:lastRenderedPageBreak/>
+              <w:t>organisation or to the author.</w:t>
             </w:r>
           </w:p>
         </w:tc>
@@ -29176,7 +31328,15 @@
                 <w:sz w:val="19"/>
                 <w:szCs w:val="19"/>
               </w:rPr>
-              <w:t>Use parameterized database queries and server-side input validation. Allow only approved file types and verify the actual file content rather than trusting the extension. Scan uploaded files for malware, remove or reject active macros where applicable and process documents in an isolated environment. Quarantine files that fail security checks. Encode all user-entered text, such as profile fields and notes, when it is displayed to other users, and use a Content Security Policy to reduce stored cross-site scripting. Keep quarantined files visible only to the Administrator.</w:t>
+              <w:t>Use parameterized database queries and server-side input validation. Allow only approved file types and verify the actual file content rather than trusting the extension. Scan uploaded files for malware, remove or reject active macros where applicable and process documents in an isolated environment. Quarantine files that fail security checks. Encode all user-</w:t>
+            </w:r>
+            <w:r>
+              <w:rPr>
+                <w:sz w:val="19"/>
+                <w:szCs w:val="19"/>
+              </w:rPr>
+              <w:lastRenderedPageBreak/>
+              <w:t>entered text, such as profile fields and notes, when it is displayed to other users, and use a Content Security Policy to reduce stored cross-site scripting. Keep quarantined files visible only to the Administrator.</w:t>
             </w:r>
           </w:p>
         </w:tc>
@@ -29343,14 +31503,7 @@
                 <w:sz w:val="19"/>
                 <w:szCs w:val="19"/>
               </w:rPr>
-              <w:t xml:space="preserve">Use an AI provider whose terms allow no training on PSIB data and appropriate limits on retention. Keep AI context separate for every startup and never share conversation memory between startups. Send only the information needed for </w:t>
-            </w:r>
-            <w:r>
-              <w:rPr>
-                <w:sz w:val="19"/>
-                <w:szCs w:val="19"/>
-              </w:rPr>
-              <w:t>the task. Redact unnecessary personal identifiers before model requests where possible.</w:t>
+              <w:t>Use an AI provider whose terms allow no training on PSIB data and appropriate limits on retention. Keep AI context separate for every startup and never share conversation memory between startups. Send only the information needed for the task. Redact unnecessary personal identifiers before model requests where possible.</w:t>
             </w:r>
           </w:p>
         </w:tc>
@@ -29436,7 +31589,15 @@
                 <w:sz w:val="19"/>
                 <w:szCs w:val="19"/>
               </w:rPr>
-              <w:t>Require Evidence Links for factual AI-generated claims. Make the system abstain when supporting evidence cannot be found. Mark low-confidence extracted information as “Verify” and exclude it from calculations until confirmed. Perform financial calculations in deterministic code rather than through the LLM. Allow users to report incorrect AI outputs.</w:t>
+              <w:t xml:space="preserve">Require Evidence Links for factual AI-generated claims. Make the system abstain when supporting evidence cannot be found. Mark low-confidence extracted information as “Verify” and exclude it from calculations until confirmed. Perform financial calculations in </w:t>
+            </w:r>
+            <w:r>
+              <w:rPr>
+                <w:sz w:val="19"/>
+                <w:szCs w:val="19"/>
+              </w:rPr>
+              <w:lastRenderedPageBreak/>
+              <w:t>deterministic code rather than through the LLM. Allow users to report incorrect AI outputs.</w:t>
             </w:r>
           </w:p>
         </w:tc>
@@ -29588,41 +31749,27 @@
                 <w:sz w:val="19"/>
                 <w:szCs w:val="19"/>
               </w:rPr>
-              <w:t xml:space="preserve">AI costs could increase unexpectedly and model rate limits could make the service unavailable to other users. In a severe case, operating costs could </w:t>
-            </w:r>
-            <w:r>
+              <w:t>AI costs could increase unexpectedly and model rate limits could make the service unavailable to other users. In a severe case, operating costs could make the pilot unsustainable.</w:t>
+            </w:r>
+          </w:p>
+        </w:tc>
+        <w:tc>
+          <w:tcPr>
+            <w:tcW w:w="2410" w:type="dxa"/>
+          </w:tcPr>
+          <w:p>
+            <w:pPr>
               <w:rPr>
                 <w:sz w:val="19"/>
                 <w:szCs w:val="19"/>
               </w:rPr>
-              <w:t>make the pilot unsustainable.</w:t>
-            </w:r>
-          </w:p>
-        </w:tc>
-        <w:tc>
-          <w:tcPr>
-            <w:tcW w:w="2410" w:type="dxa"/>
-          </w:tcPr>
-          <w:p>
-            <w:pPr>
+            </w:pPr>
+            <w:r>
               <w:rPr>
                 <w:sz w:val="19"/>
                 <w:szCs w:val="19"/>
               </w:rPr>
-            </w:pPr>
-            <w:r>
-              <w:rPr>
-                <w:sz w:val="19"/>
-                <w:szCs w:val="19"/>
-              </w:rPr>
-              <w:t xml:space="preserve">Apply per-user rate limits, including a limit of 30 document questions per hour. Set maximum input and output token limits. Use a queue for long-running AI tasks. Set a daily AI </w:t>
-            </w:r>
-            <w:r>
-              <w:rPr>
-                <w:sz w:val="19"/>
-                <w:szCs w:val="19"/>
-              </w:rPr>
-              <w:t>spending limit and alert administrators when usage approaches or exceeds the configured limit.</w:t>
+              <w:t>Apply per-user rate limits, including a limit of 30 document questions per hour. Set maximum input and output token limits. Use a queue for long-running AI tasks. Set a daily AI spending limit and alert administrators when usage approaches or exceeds the configured limit.</w:t>
             </w:r>
           </w:p>
         </w:tc>
@@ -29708,7 +31855,15 @@
                 <w:sz w:val="19"/>
                 <w:szCs w:val="19"/>
               </w:rPr>
-              <w:t>Only Administrators with MFA can publish rubric versions or override ratings. Block publishing if any rating level in any category has no description. Do not allow a published version to be edited, and store the rubric version used in every report. Require a reason for every override and write it to the Audit Log. Do not allow external information to silently change the rubric criteria.</w:t>
+              <w:t xml:space="preserve">Only Administrators with MFA can publish rubric versions or override ratings. Block publishing if any rating level in any category has no description. Do not allow a published version to be edited, and store the rubric version used in every report. Require a reason for </w:t>
+            </w:r>
+            <w:r>
+              <w:rPr>
+                <w:sz w:val="19"/>
+                <w:szCs w:val="19"/>
+              </w:rPr>
+              <w:lastRenderedPageBreak/>
+              <w:t>every override and write it to the Audit Log. Do not allow external information to silently change the rubric criteria.</w:t>
             </w:r>
           </w:p>
         </w:tc>
@@ -29926,68 +32081,47 @@
                 <w:sz w:val="19"/>
                 <w:szCs w:val="19"/>
               </w:rPr>
-              <w:t xml:space="preserve">Unrestricted access to sensitive business flows: a user floods Founders with meeting requests or invitations, or an </w:t>
-            </w:r>
-            <w:r>
+              <w:t>Unrestricted access to sensitive business flows: a user floods Founders with meeting requests or invitations, or an Incubator Manager shares startups with investor organisations without the Founder's consent.</w:t>
+            </w:r>
+          </w:p>
+        </w:tc>
+        <w:tc>
+          <w:tcPr>
+            <w:tcW w:w="2268" w:type="dxa"/>
+          </w:tcPr>
+          <w:p>
+            <w:pPr>
               <w:rPr>
                 <w:sz w:val="19"/>
                 <w:szCs w:val="19"/>
               </w:rPr>
-              <w:t>Incubator Manager shares startups with investor organisations without the Founder's consent.</w:t>
-            </w:r>
-          </w:p>
-        </w:tc>
-        <w:tc>
-          <w:tcPr>
-            <w:tcW w:w="2268" w:type="dxa"/>
-          </w:tcPr>
-          <w:p>
-            <w:pPr>
+            </w:pPr>
+            <w:r>
               <w:rPr>
                 <w:sz w:val="19"/>
                 <w:szCs w:val="19"/>
               </w:rPr>
-            </w:pPr>
-            <w:r>
+              <w:t>Founders could be spammed or phished through platform notifications, startup information could be shared without permission, and users could lose trust in PSIB.</w:t>
+            </w:r>
+          </w:p>
+        </w:tc>
+        <w:tc>
+          <w:tcPr>
+            <w:tcW w:w="2410" w:type="dxa"/>
+          </w:tcPr>
+          <w:p>
+            <w:pPr>
               <w:rPr>
                 <w:sz w:val="19"/>
                 <w:szCs w:val="19"/>
               </w:rPr>
-              <w:t xml:space="preserve">Founders could be spammed or phished through platform notifications, startup </w:t>
-            </w:r>
+            </w:pPr>
             <w:r>
               <w:rPr>
                 <w:sz w:val="19"/>
                 <w:szCs w:val="19"/>
               </w:rPr>
-              <w:t>information could be shared without permission, and users could lose trust in PSIB.</w:t>
-            </w:r>
-          </w:p>
-        </w:tc>
-        <w:tc>
-          <w:tcPr>
-            <w:tcW w:w="2410" w:type="dxa"/>
-          </w:tcPr>
-          <w:p>
-            <w:pPr>
-              <w:rPr>
-                <w:sz w:val="19"/>
-                <w:szCs w:val="19"/>
-              </w:rPr>
-            </w:pPr>
-            <w:r>
-              <w:rPr>
-                <w:sz w:val="19"/>
-                <w:szCs w:val="19"/>
-              </w:rPr>
-              <w:t xml:space="preserve">Check the Founder's consent on the server before every share. Meeting requests expire after 7 days and </w:t>
-            </w:r>
-            <w:r>
-              <w:rPr>
-                <w:sz w:val="19"/>
-                <w:szCs w:val="19"/>
-              </w:rPr>
-              <w:t>Founders can decline them. Limit each user to 5 meeting requests per day. Only approved Incubator Managers can send demo day invitations. Notification emails contain no document content, only a link to the platform. Log every request, invitation and share.</w:t>
+              <w:t>Check the Founder's consent on the server before every share. Meeting requests expire after 7 days and Founders can decline them. Limit each user to 5 meeting requests per day. Only approved Incubator Managers can send demo day invitations. Notification emails contain no document content, only a link to the platform. Log every request, invitation and share.</w:t>
             </w:r>
           </w:p>
         </w:tc>
@@ -30026,8 +32160,10 @@
           <w:szCs w:val="32"/>
         </w:rPr>
       </w:pPr>
-      <w:bookmarkStart w:id="17" w:name="_Toc207870396"/>
-      <w:bookmarkStart w:id="18" w:name="_Toc241397282"/>
+      <w:bookmarkStart w:id="68" w:name="_Toc207870396"/>
+      <w:bookmarkStart w:id="69" w:name="_Toc241397282"/>
+      <w:bookmarkStart w:id="70" w:name="_Toc242396758"/>
+      <w:bookmarkStart w:id="71" w:name="_Toc242396802"/>
       <w:r>
         <w:rPr>
           <w:rFonts w:asciiTheme="minorHAnsi" w:hAnsiTheme="minorHAnsi" w:cstheme="minorHAnsi"/>
@@ -30036,8 +32172,10 @@
         </w:rPr>
         <w:t>Security Engineer</w:t>
       </w:r>
-      <w:bookmarkEnd w:id="17"/>
-      <w:bookmarkEnd w:id="18"/>
+      <w:bookmarkEnd w:id="68"/>
+      <w:bookmarkEnd w:id="69"/>
+      <w:bookmarkEnd w:id="70"/>
+      <w:bookmarkEnd w:id="71"/>
     </w:p>
     <w:p>
       <w:pPr>
@@ -30110,8 +32248,10 @@
           <w:szCs w:val="32"/>
         </w:rPr>
       </w:pPr>
-      <w:bookmarkStart w:id="19" w:name="_Toc207870397"/>
-      <w:bookmarkStart w:id="20" w:name="_Toc241397283"/>
+      <w:bookmarkStart w:id="72" w:name="_Toc207870397"/>
+      <w:bookmarkStart w:id="73" w:name="_Toc241397283"/>
+      <w:bookmarkStart w:id="74" w:name="_Toc242396759"/>
+      <w:bookmarkStart w:id="75" w:name="_Toc242396803"/>
       <w:r>
         <w:rPr>
           <w:rFonts w:asciiTheme="minorHAnsi" w:hAnsiTheme="minorHAnsi" w:cstheme="minorHAnsi"/>
@@ -30120,8 +32260,10 @@
         </w:rPr>
         <w:t>Use of Generative AI</w:t>
       </w:r>
-      <w:bookmarkEnd w:id="19"/>
-      <w:bookmarkEnd w:id="20"/>
+      <w:bookmarkEnd w:id="72"/>
+      <w:bookmarkEnd w:id="73"/>
+      <w:bookmarkEnd w:id="74"/>
+      <w:bookmarkEnd w:id="75"/>
       <w:r>
         <w:rPr>
           <w:rFonts w:asciiTheme="minorHAnsi" w:hAnsiTheme="minorHAnsi" w:cstheme="minorHAnsi"/>
@@ -30143,21 +32285,23 @@
           <w:numId w:val="16"/>
         </w:numPr>
         <w:rPr>
-          <w:b/>
           <w:bCs/>
           <w:sz w:val="28"/>
           <w:szCs w:val="28"/>
         </w:rPr>
       </w:pPr>
+      <w:bookmarkStart w:id="76" w:name="_Toc242396760"/>
+      <w:bookmarkStart w:id="77" w:name="_Toc242396804"/>
       <w:r>
         <w:rPr>
-          <w:b/>
           <w:bCs/>
           <w:sz w:val="28"/>
           <w:szCs w:val="28"/>
         </w:rPr>
         <w:t>AI Usage Log</w:t>
       </w:r>
+      <w:bookmarkEnd w:id="76"/>
+      <w:bookmarkEnd w:id="77"/>
     </w:p>
     <w:p/>
     <w:tbl>
@@ -30179,7 +32323,18 @@
             <w:shd w:val="clear" w:color="auto" w:fill="D9D9D9" w:themeFill="background1" w:themeFillShade="D9"/>
           </w:tcPr>
           <w:p>
-            <w:r>
+            <w:pPr>
+              <w:jc w:val="center"/>
+              <w:rPr>
+                <w:b/>
+                <w:bCs/>
+              </w:rPr>
+            </w:pPr>
+            <w:r>
+              <w:rPr>
+                <w:b/>
+                <w:bCs/>
+              </w:rPr>
               <w:t>Sr#</w:t>
             </w:r>
           </w:p>
@@ -30190,8 +32345,19 @@
             <w:shd w:val="clear" w:color="auto" w:fill="D9D9D9" w:themeFill="background1" w:themeFillShade="D9"/>
           </w:tcPr>
           <w:p>
-            <w:r>
-              <w:t>1</w:t>
+            <w:pPr>
+              <w:jc w:val="center"/>
+              <w:rPr>
+                <w:b/>
+                <w:bCs/>
+              </w:rPr>
+            </w:pPr>
+            <w:r>
+              <w:rPr>
+                <w:b/>
+                <w:bCs/>
+              </w:rPr>
+              <w:t>Tools &amp; Version</w:t>
             </w:r>
           </w:p>
         </w:tc>
@@ -30243,103 +32409,145 @@
       <w:tr>
         <w:tc>
           <w:tcPr>
-            <w:tcW w:type="dxa" w:w="704"/>
-          </w:tcPr>
-          <w:p>
-            <w:r>
-              <w:t>Tools &amp; Version</w:t>
-            </w:r>
-          </w:p>
-        </w:tc>
-        <w:tc>
-          <w:tcPr>
-            <w:tcW w:type="dxa" w:w="2447"/>
-          </w:tcPr>
-          <w:p>
-            <w:r>
-              <w:t>ChatGPT (GPT-5)</w:t>
-            </w:r>
-          </w:p>
-        </w:tc>
-        <w:tc>
-          <w:tcPr>
-            <w:tcW w:type="dxa" w:w="2015"/>
-          </w:tcPr>
+            <w:tcW w:w="704" w:type="dxa"/>
+          </w:tcPr>
+          <w:p>
+            <w:pPr>
+              <w:jc w:val="center"/>
+            </w:pPr>
+            <w:r>
+              <w:t>1</w:t>
+            </w:r>
+          </w:p>
+        </w:tc>
+        <w:tc>
+          <w:tcPr>
+            <w:tcW w:w="2447" w:type="dxa"/>
+          </w:tcPr>
+          <w:p>
+            <w:r>
+              <w:t>Claude (Sonnet 5.5)</w:t>
+            </w:r>
+          </w:p>
+        </w:tc>
+        <w:tc>
+          <w:tcPr>
+            <w:tcW w:w="2015" w:type="dxa"/>
+          </w:tcPr>
+          <w:p>
+            <w:r>
+              <w:t>Use case descriptions; requirements review</w:t>
+            </w:r>
+          </w:p>
+        </w:tc>
+        <w:tc>
+          <w:tcPr>
+            <w:tcW w:w="4184" w:type="dxa"/>
+          </w:tcPr>
+          <w:p>
+            <w:r>
+              <w:t>Use case descriptions; requirements review.</w:t>
+            </w:r>
+          </w:p>
+          <w:p>
+            <w:r>
+              <w:t xml:space="preserve">Generated and refined draft exception paths and alternate flows for selected use </w:t>
+            </w:r>
+            <w:r>
+              <w:t>cases and</w:t>
+            </w:r>
+            <w:r>
+              <w:t xml:space="preserve"> helped identify inconsistencies and missing requirement details.</w:t>
+            </w:r>
+          </w:p>
           <w:p/>
         </w:tc>
-        <w:tc>
-          <w:tcPr>
-            <w:tcW w:type="dxa" w:w="4184"/>
-          </w:tcPr>
-          <w:p/>
-        </w:tc>
-      </w:tr>
-      <w:tr>
-        <w:tc>
-          <w:tcPr>
-            <w:tcW w:type="dxa" w:w="704"/>
-          </w:tcPr>
-          <w:p>
-            <w:r>
-              <w:t>Section(s)</w:t>
-            </w:r>
-          </w:p>
-        </w:tc>
-        <w:tc>
-          <w:tcPr>
-            <w:tcW w:type="dxa" w:w="2447"/>
-          </w:tcPr>
-          <w:p>
-            <w:r>
-              <w:t>Use case descriptions; requirements review</w:t>
-            </w:r>
-          </w:p>
-        </w:tc>
-        <w:tc>
-          <w:tcPr>
-            <w:tcW w:type="dxa" w:w="2015"/>
-          </w:tcPr>
-          <w:p/>
-        </w:tc>
-        <w:tc>
-          <w:tcPr>
-            <w:tcW w:type="dxa" w:w="4184"/>
-          </w:tcPr>
-          <w:p/>
-        </w:tc>
-      </w:tr>
-      <w:tr>
-        <w:tc>
-          <w:tcPr>
-            <w:tcW w:type="dxa" w:w="704"/>
-          </w:tcPr>
-          <w:p>
-            <w:r>
-              <w:t>Purpose of use</w:t>
-            </w:r>
-          </w:p>
-        </w:tc>
-        <w:tc>
-          <w:tcPr>
-            <w:tcW w:type="dxa" w:w="2447"/>
-          </w:tcPr>
-          <w:p>
-            <w:r>
-              <w:t>Generated and refined draft exception paths and alternate flows for selected use cases, and helped identify inconsistencies and missing requirement details.</w:t>
-            </w:r>
-          </w:p>
-        </w:tc>
-        <w:tc>
-          <w:tcPr>
-            <w:tcW w:type="dxa" w:w="2015"/>
-          </w:tcPr>
-          <w:p/>
-        </w:tc>
-        <w:tc>
-          <w:tcPr>
-            <w:tcW w:type="dxa" w:w="4184"/>
-          </w:tcPr>
-          <w:p/>
+      </w:tr>
+      <w:tr>
+        <w:tc>
+          <w:tcPr>
+            <w:tcW w:w="704" w:type="dxa"/>
+          </w:tcPr>
+          <w:p>
+            <w:pPr>
+              <w:jc w:val="center"/>
+            </w:pPr>
+            <w:r>
+              <w:t>2</w:t>
+            </w:r>
+          </w:p>
+        </w:tc>
+        <w:tc>
+          <w:tcPr>
+            <w:tcW w:w="2447" w:type="dxa"/>
+          </w:tcPr>
+          <w:p>
+            <w:r>
+              <w:t>Claude (Sonnet 5.5)</w:t>
+            </w:r>
+          </w:p>
+        </w:tc>
+        <w:tc>
+          <w:tcPr>
+            <w:tcW w:w="2015" w:type="dxa"/>
+          </w:tcPr>
+          <w:p>
+            <w:r>
+              <w:t>AI / ML Requirements</w:t>
+            </w:r>
+          </w:p>
+        </w:tc>
+        <w:tc>
+          <w:tcPr>
+            <w:tcW w:w="4184" w:type="dxa"/>
+          </w:tcPr>
+          <w:p>
+            <w:r>
+              <w:t>Assisted in refining measurable AI requirements, including accuracy targets, validation methods, fallback behavior, response-time limits, and cost constraints.</w:t>
+            </w:r>
+          </w:p>
+        </w:tc>
+      </w:tr>
+      <w:tr>
+        <w:tc>
+          <w:tcPr>
+            <w:tcW w:w="704" w:type="dxa"/>
+          </w:tcPr>
+          <w:p>
+            <w:r>
+              <w:t>3</w:t>
+            </w:r>
+          </w:p>
+        </w:tc>
+        <w:tc>
+          <w:tcPr>
+            <w:tcW w:w="2447" w:type="dxa"/>
+          </w:tcPr>
+          <w:p>
+            <w:r>
+              <w:t>Claude (Sonnet 5.5)</w:t>
+            </w:r>
+          </w:p>
+        </w:tc>
+        <w:tc>
+          <w:tcPr>
+            <w:tcW w:w="2015" w:type="dxa"/>
+          </w:tcPr>
+          <w:p>
+            <w:r>
+              <w:t>Data Requirements</w:t>
+            </w:r>
+          </w:p>
+        </w:tc>
+        <w:tc>
+          <w:tcPr>
+            <w:tcW w:w="4184" w:type="dxa"/>
+          </w:tcPr>
+          <w:p>
+            <w:r>
+              <w:t>Assisted in reviewing data sources, preprocessing requirements, privacy/retention requirements, and the relationship between data requirements and AI functionality.</w:t>
+            </w:r>
+          </w:p>
         </w:tc>
       </w:tr>
     </w:tbl>
@@ -30352,36 +32560,28 @@
           <w:numId w:val="16"/>
         </w:numPr>
         <w:rPr>
-          <w:b/>
           <w:bCs/>
           <w:sz w:val="28"/>
           <w:szCs w:val="28"/>
         </w:rPr>
       </w:pPr>
+      <w:bookmarkStart w:id="78" w:name="_Toc242396761"/>
+      <w:bookmarkStart w:id="79" w:name="_Toc242396805"/>
       <w:r>
         <w:rPr>
-          <w:b/>
           <w:bCs/>
           <w:sz w:val="28"/>
           <w:szCs w:val="28"/>
         </w:rPr>
         <w:t>Verification and Modification</w:t>
       </w:r>
+      <w:bookmarkEnd w:id="78"/>
+      <w:bookmarkEnd w:id="79"/>
     </w:p>
     <w:p>
       <w:pPr>
         <w:pStyle w:val="ListParagraph"/>
         <w:ind w:left="360"/>
-        <w:rPr>
-          <w:b/>
-          <w:bCs/>
-          <w:sz w:val="28"/>
-          <w:szCs w:val="28"/>
-        </w:rPr>
-      </w:pPr>
-    </w:p>
-    <w:p>
-      <w:pPr>
         <w:rPr>
           <w:b/>
           <w:bCs/>
@@ -30398,9 +32598,9 @@
       </w:tblPr>
       <w:tblGrid>
         <w:gridCol w:w="576"/>
-        <w:gridCol w:w="2831"/>
-        <w:gridCol w:w="2690"/>
-        <w:gridCol w:w="3254"/>
+        <w:gridCol w:w="3050"/>
+        <w:gridCol w:w="2602"/>
+        <w:gridCol w:w="3123"/>
       </w:tblGrid>
       <w:tr>
         <w:tc>
@@ -30409,7 +32609,18 @@
             <w:shd w:val="clear" w:color="auto" w:fill="D9D9D9" w:themeFill="background1" w:themeFillShade="D9"/>
           </w:tcPr>
           <w:p>
-            <w:r>
+            <w:pPr>
+              <w:jc w:val="center"/>
+              <w:rPr>
+                <w:b/>
+                <w:bCs/>
+              </w:rPr>
+            </w:pPr>
+            <w:r>
+              <w:rPr>
+                <w:b/>
+                <w:bCs/>
+              </w:rPr>
               <w:t>Sr#</w:t>
             </w:r>
           </w:p>
@@ -30417,17 +32628,6 @@
         <w:tc>
           <w:tcPr>
             <w:tcW w:w="2835" w:type="dxa"/>
-            <w:shd w:val="clear" w:color="auto" w:fill="D9D9D9" w:themeFill="background1" w:themeFillShade="D9"/>
-          </w:tcPr>
-          <w:p>
-            <w:r>
-              <w:t>1</w:t>
-            </w:r>
-          </w:p>
-        </w:tc>
-        <w:tc>
-          <w:tcPr>
-            <w:tcW w:w="2694" w:type="dxa"/>
             <w:shd w:val="clear" w:color="auto" w:fill="D9D9D9" w:themeFill="background1" w:themeFillShade="D9"/>
           </w:tcPr>
           <w:tbl>
@@ -30443,7 +32643,84 @@
               <w:tblLook w:val="04A0" w:firstRow="1" w:lastRow="0" w:firstColumn="1" w:lastColumn="0" w:noHBand="0" w:noVBand="1"/>
             </w:tblPr>
             <w:tblGrid>
-              <w:gridCol w:w="2393"/>
+              <w:gridCol w:w="2753"/>
+              <w:gridCol w:w="81"/>
+            </w:tblGrid>
+            <w:tr>
+              <w:trPr>
+                <w:tblHeader/>
+                <w:tblCellSpacing w:w="15" w:type="dxa"/>
+              </w:trPr>
+              <w:tc>
+                <w:tcPr>
+                  <w:tcW w:w="0" w:type="auto"/>
+                  <w:vAlign w:val="center"/>
+                  <w:hideMark/>
+                </w:tcPr>
+                <w:p>
+                  <w:pPr>
+                    <w:jc w:val="center"/>
+                    <w:rPr>
+                      <w:b/>
+                      <w:bCs/>
+                    </w:rPr>
+                  </w:pPr>
+                  <w:r>
+                    <w:rPr>
+                      <w:b/>
+                      <w:bCs/>
+                    </w:rPr>
+                    <w:t>How the Output Was Verified</w:t>
+                  </w:r>
+                </w:p>
+              </w:tc>
+              <w:tc>
+                <w:tcPr>
+                  <w:tcW w:w="0" w:type="auto"/>
+                  <w:vAlign w:val="center"/>
+                  <w:hideMark/>
+                </w:tcPr>
+                <w:p>
+                  <w:pPr>
+                    <w:jc w:val="center"/>
+                    <w:rPr>
+                      <w:b/>
+                      <w:bCs/>
+                    </w:rPr>
+                  </w:pPr>
+                </w:p>
+              </w:tc>
+            </w:tr>
+          </w:tbl>
+          <w:p>
+            <w:pPr>
+              <w:jc w:val="center"/>
+              <w:rPr>
+                <w:b/>
+                <w:bCs/>
+              </w:rPr>
+            </w:pPr>
+          </w:p>
+        </w:tc>
+        <w:tc>
+          <w:tcPr>
+            <w:tcW w:w="2694" w:type="dxa"/>
+            <w:shd w:val="clear" w:color="auto" w:fill="D9D9D9" w:themeFill="background1" w:themeFillShade="D9"/>
+          </w:tcPr>
+          <w:tbl>
+            <w:tblPr>
+              <w:tblW w:w="0" w:type="auto"/>
+              <w:tblCellSpacing w:w="15" w:type="dxa"/>
+              <w:tblCellMar>
+                <w:top w:w="15" w:type="dxa"/>
+                <w:left w:w="15" w:type="dxa"/>
+                <w:bottom w:w="15" w:type="dxa"/>
+                <w:right w:w="15" w:type="dxa"/>
+              </w:tblCellMar>
+              <w:tblLook w:val="04A0" w:firstRow="1" w:lastRow="0" w:firstColumn="1" w:lastColumn="0" w:noHBand="0" w:noVBand="1"/>
+            </w:tblPr>
+            <w:tblGrid>
+              <w:gridCol w:w="2305"/>
               <w:gridCol w:w="81"/>
             </w:tblGrid>
             <w:tr>
@@ -30535,17 +32812,17 @@
       <w:tr>
         <w:tc>
           <w:tcPr>
-            <w:tcW w:type="dxa" w:w="576"/>
-          </w:tcPr>
-          <w:p>
-            <w:r>
-              <w:t>How the Output Was Verified</w:t>
-            </w:r>
-          </w:p>
-        </w:tc>
-        <w:tc>
-          <w:tcPr>
-            <w:tcW w:type="dxa" w:w="2831"/>
+            <w:tcW w:w="562" w:type="dxa"/>
+          </w:tcPr>
+          <w:p>
+            <w:r>
+              <w:t>1</w:t>
+            </w:r>
+          </w:p>
+        </w:tc>
+        <w:tc>
+          <w:tcPr>
+            <w:tcW w:w="2835" w:type="dxa"/>
           </w:tcPr>
           <w:p>
             <w:r>
@@ -30555,31 +32832,7 @@
         </w:tc>
         <w:tc>
           <w:tcPr>
-            <w:tcW w:type="dxa" w:w="2690"/>
-          </w:tcPr>
-          <w:p/>
-        </w:tc>
-        <w:tc>
-          <w:tcPr>
-            <w:tcW w:type="dxa" w:w="3254"/>
-          </w:tcPr>
-          <w:p/>
-        </w:tc>
-      </w:tr>
-      <w:tr>
-        <w:tc>
-          <w:tcPr>
-            <w:tcW w:type="dxa" w:w="576"/>
-          </w:tcPr>
-          <w:p>
-            <w:r>
-              <w:t>Errors Found in AI Output</w:t>
-            </w:r>
-          </w:p>
-        </w:tc>
-        <w:tc>
-          <w:tcPr>
-            <w:tcW w:type="dxa" w:w="2831"/>
+            <w:tcW w:w="2694" w:type="dxa"/>
           </w:tcPr>
           <w:p>
             <w:r>
@@ -30589,52 +32842,120 @@
         </w:tc>
         <w:tc>
           <w:tcPr>
-            <w:tcW w:type="dxa" w:w="2690"/>
-          </w:tcPr>
-          <w:p/>
-        </w:tc>
-        <w:tc>
-          <w:tcPr>
-            <w:tcW w:type="dxa" w:w="3254"/>
-          </w:tcPr>
-          <w:p/>
-        </w:tc>
-      </w:tr>
-      <w:tr>
-        <w:tc>
-          <w:tcPr>
-            <w:tcW w:type="dxa" w:w="576"/>
-          </w:tcPr>
-          <w:p>
-            <w:r>
-              <w:t>Changes Made by the Team</w:t>
-            </w:r>
-          </w:p>
-        </w:tc>
-        <w:tc>
-          <w:tcPr>
-            <w:tcW w:type="dxa" w:w="2831"/>
-          </w:tcPr>
-          <w:p>
-            <w:r>
-              <w:t>Removed unsupported details, aligned terminology and IDs with the PSIB model, and retained only flows that matched the project requirements.</w:t>
-            </w:r>
-          </w:p>
-        </w:tc>
-        <w:tc>
-          <w:tcPr>
-            <w:tcW w:type="dxa" w:w="2690"/>
-          </w:tcPr>
-          <w:p/>
-        </w:tc>
-        <w:tc>
-          <w:tcPr>
-            <w:tcW w:type="dxa" w:w="3254"/>
-          </w:tcPr>
-          <w:p/>
+            <w:tcW w:w="3260" w:type="dxa"/>
+          </w:tcPr>
+          <w:p>
+            <w:r>
+              <w:t>Generic or unsupported workflow details could appear when they were not grounded in PSIB’s actual roles or data-access rules.</w:t>
+            </w:r>
+          </w:p>
+          <w:p>
+            <w:r>
+              <w:t xml:space="preserve">Removed unsupported details, aligned terminology and IDs with the PSIB model, </w:t>
+            </w:r>
+            <w:r>
+              <w:lastRenderedPageBreak/>
+              <w:t>and retained only flows that matched the project requirements.</w:t>
+            </w:r>
+          </w:p>
+        </w:tc>
+      </w:tr>
+      <w:tr>
+        <w:tc>
+          <w:tcPr>
+            <w:tcW w:w="562" w:type="dxa"/>
+          </w:tcPr>
+          <w:p>
+            <w:r>
+              <w:lastRenderedPageBreak/>
+              <w:t>2</w:t>
+            </w:r>
+          </w:p>
+        </w:tc>
+        <w:tc>
+          <w:tcPr>
+            <w:tcW w:w="2835" w:type="dxa"/>
+          </w:tcPr>
+          <w:p>
+            <w:r>
+              <w:t>The team reviewed the proposed AI/ML requirements against the intended PSIB features and existing functional requirements.</w:t>
+            </w:r>
+          </w:p>
+        </w:tc>
+        <w:tc>
+          <w:tcPr>
+            <w:tcW w:w="2694" w:type="dxa"/>
+          </w:tcPr>
+          <w:p>
+            <w:r>
+              <w:t>Some AI suggestions used overly broad AI capabilities or did not clearly define measurable evaluation criteria and fallback behavior.</w:t>
+            </w:r>
+          </w:p>
+        </w:tc>
+        <w:tc>
+          <w:tcPr>
+            <w:tcW w:w="3260" w:type="dxa"/>
+          </w:tcPr>
+          <w:p>
+            <w:r>
+              <w:t>The team restricted AI usage to appropriate system functions and added specific evaluation metrics, validation procedures, and fallback mechanisms.</w:t>
+            </w:r>
+          </w:p>
+        </w:tc>
+      </w:tr>
+      <w:tr>
+        <w:tc>
+          <w:tcPr>
+            <w:tcW w:w="562" w:type="dxa"/>
+          </w:tcPr>
+          <w:p>
+            <w:r>
+              <w:t>3</w:t>
+            </w:r>
+          </w:p>
+        </w:tc>
+        <w:tc>
+          <w:tcPr>
+            <w:tcW w:w="2835" w:type="dxa"/>
+          </w:tcPr>
+          <w:p>
+            <w:r>
+              <w:t>The team reviewed the proposed data requirements against the system's data-access, privacy, and retention expectations.</w:t>
+            </w:r>
+          </w:p>
+        </w:tc>
+        <w:tc>
+          <w:tcPr>
+            <w:tcW w:w="2694" w:type="dxa"/>
+          </w:tcPr>
+          <w:p>
+            <w:r>
+              <w:t>Some suggested data-handling approaches did not sufficiently reflect startup-level access restrictions and privacy requirements.</w:t>
+            </w:r>
+          </w:p>
+        </w:tc>
+        <w:tc>
+          <w:tcPr>
+            <w:tcW w:w="3260" w:type="dxa"/>
+          </w:tcPr>
+          <w:p>
+            <w:r>
+              <w:t>The team modified the data requirements to enforce startup-specific access, appropriate retention periods, privacy controls, and restrictions on using project data for external model training.</w:t>
+            </w:r>
+          </w:p>
         </w:tc>
       </w:tr>
     </w:tbl>
+    <w:p>
+      <w:pPr>
+        <w:rPr>
+          <w:b/>
+          <w:bCs/>
+          <w:sz w:val="28"/>
+          <w:szCs w:val="28"/>
+        </w:rPr>
+      </w:pPr>
+    </w:p>
     <w:p/>
     <w:p>
       <w:pPr>
@@ -30644,21 +32965,23 @@
           <w:numId w:val="16"/>
         </w:numPr>
         <w:rPr>
-          <w:b/>
           <w:bCs/>
           <w:sz w:val="28"/>
           <w:szCs w:val="28"/>
         </w:rPr>
       </w:pPr>
+      <w:bookmarkStart w:id="80" w:name="_Toc242396762"/>
+      <w:bookmarkStart w:id="81" w:name="_Toc242396806"/>
       <w:r>
         <w:rPr>
-          <w:b/>
           <w:bCs/>
           <w:sz w:val="28"/>
           <w:szCs w:val="28"/>
         </w:rPr>
         <w:t>Reflection</w:t>
       </w:r>
+      <w:bookmarkEnd w:id="80"/>
+      <w:bookmarkEnd w:id="81"/>
     </w:p>
     <w:p/>
     <w:p/>
@@ -30676,7 +32999,6 @@
       </w:r>
     </w:p>
     <w:p>
-      <w:pPr/>
       <w:r>
         <w:rPr>
           <w:b/>
@@ -30688,7 +33010,6 @@
       </w:r>
     </w:p>
     <w:p>
-      <w:pPr/>
       <w:r>
         <w:rPr>
           <w:b/>
@@ -30700,7 +33021,6 @@
       </w:r>
     </w:p>
     <w:p>
-      <w:pPr/>
       <w:r>
         <w:rPr>
           <w:b/>
@@ -30734,7 +33054,9 @@
         </w:rPr>
         <w:br w:type="page"/>
       </w:r>
-      <w:bookmarkStart w:id="21" w:name="_Toc241397284"/>
+      <w:bookmarkStart w:id="82" w:name="_Toc241397284"/>
+      <w:bookmarkStart w:id="83" w:name="_Toc242396763"/>
+      <w:bookmarkStart w:id="84" w:name="_Toc242396807"/>
       <w:r>
         <w:rPr>
           <w:rFonts w:asciiTheme="minorHAnsi" w:hAnsiTheme="minorHAnsi" w:cstheme="minorHAnsi"/>
@@ -30744,7 +33066,9 @@
         <w:lastRenderedPageBreak/>
         <w:t>Who Did What?</w:t>
       </w:r>
-      <w:bookmarkEnd w:id="21"/>
+      <w:bookmarkEnd w:id="82"/>
+      <w:bookmarkEnd w:id="83"/>
+      <w:bookmarkEnd w:id="84"/>
     </w:p>
     <w:p>
       <w:pPr>
@@ -30800,7 +33124,7 @@
       <w:tr>
         <w:tc>
           <w:tcPr>
-            <w:tcW w:type="dxa" w:w="3256"/>
+            <w:tcW w:w="3256" w:type="dxa"/>
           </w:tcPr>
           <w:p>
             <w:r>
@@ -30810,19 +33134,44 @@
         </w:tc>
         <w:tc>
           <w:tcPr>
-            <w:tcW w:type="dxa" w:w="6094"/>
-          </w:tcPr>
-          <w:p>
-            <w:r>
-              <w:t>Introduction; Why can’t an AI chatbot with well-crafted prompts build your system?; Non-functional Requirements / Quality Attributes.</w:t>
-            </w:r>
-          </w:p>
-        </w:tc>
-      </w:tr>
-      <w:tr>
-        <w:tc>
-          <w:tcPr>
-            <w:tcW w:type="dxa" w:w="3256"/>
+            <w:tcW w:w="6094" w:type="dxa"/>
+          </w:tcPr>
+          <w:p>
+            <w:r>
+              <w:t>Introduction</w:t>
+            </w:r>
+            <w:r>
+              <w:t>,</w:t>
+            </w:r>
+            <w:r>
+              <w:t xml:space="preserve"> </w:t>
+            </w:r>
+            <w:proofErr w:type="gramStart"/>
+            <w:r>
+              <w:t>Why</w:t>
+            </w:r>
+            <w:proofErr w:type="gramEnd"/>
+            <w:r>
+              <w:t xml:space="preserve"> can’t an AI chatbot with well-crafted prompts build your </w:t>
+            </w:r>
+            <w:proofErr w:type="gramStart"/>
+            <w:r>
+              <w:t>system?</w:t>
+            </w:r>
+            <w:r>
+              <w:t>,</w:t>
+            </w:r>
+            <w:proofErr w:type="gramEnd"/>
+            <w:r>
+              <w:t xml:space="preserve"> Non-functional Requirements / Quality Attributes.</w:t>
+            </w:r>
+          </w:p>
+        </w:tc>
+      </w:tr>
+      <w:tr>
+        <w:tc>
+          <w:tcPr>
+            <w:tcW w:w="3256" w:type="dxa"/>
           </w:tcPr>
           <w:p>
             <w:r>
@@ -30832,19 +33181,28 @@
         </w:tc>
         <w:tc>
           <w:tcPr>
-            <w:tcW w:type="dxa" w:w="6094"/>
-          </w:tcPr>
-          <w:p>
-            <w:r>
-              <w:t>System Actors; Use Cases and use-case descriptions; actor and permission consistency.</w:t>
-            </w:r>
-          </w:p>
-        </w:tc>
-      </w:tr>
-      <w:tr>
-        <w:tc>
-          <w:tcPr>
-            <w:tcW w:type="dxa" w:w="3256"/>
+            <w:tcW w:w="6094" w:type="dxa"/>
+          </w:tcPr>
+          <w:p>
+            <w:r>
+              <w:t>System Actors</w:t>
+            </w:r>
+            <w:r>
+              <w:t>,</w:t>
+            </w:r>
+            <w:r>
+              <w:t xml:space="preserve"> Use Cases and use-case descriptions</w:t>
+            </w:r>
+            <w:r>
+              <w:t>.</w:t>
+            </w:r>
+          </w:p>
+        </w:tc>
+      </w:tr>
+      <w:tr>
+        <w:tc>
+          <w:tcPr>
+            <w:tcW w:w="3256" w:type="dxa"/>
           </w:tcPr>
           <w:p>
             <w:r>
@@ -30854,19 +33212,28 @@
         </w:tc>
         <w:tc>
           <w:tcPr>
-            <w:tcW w:type="dxa" w:w="6094"/>
-          </w:tcPr>
-          <w:p>
-            <w:r>
-              <w:t>Class Diagram; Sequence Diagrams; consistency checks between diagrams and use-case IDs.</w:t>
-            </w:r>
-          </w:p>
-        </w:tc>
-      </w:tr>
-      <w:tr>
-        <w:tc>
-          <w:tcPr>
-            <w:tcW w:type="dxa" w:w="3256"/>
+            <w:tcW w:w="6094" w:type="dxa"/>
+          </w:tcPr>
+          <w:p>
+            <w:r>
+              <w:t>Class Diagram</w:t>
+            </w:r>
+            <w:r>
+              <w:t>,</w:t>
+            </w:r>
+            <w:r>
+              <w:t xml:space="preserve"> Sequence Diagrams</w:t>
+            </w:r>
+            <w:r>
+              <w:t>.</w:t>
+            </w:r>
+          </w:p>
+        </w:tc>
+      </w:tr>
+      <w:tr>
+        <w:tc>
+          <w:tcPr>
+            <w:tcW w:w="3256" w:type="dxa"/>
           </w:tcPr>
           <w:p>
             <w:r>
@@ -30876,19 +33243,25 @@
         </w:tc>
         <w:tc>
           <w:tcPr>
-            <w:tcW w:type="dxa" w:w="6094"/>
-          </w:tcPr>
-          <w:p>
-            <w:r>
-              <w:t>AI / ML Requirements; Data Requirements; AI capability evaluation criteria.</w:t>
-            </w:r>
-          </w:p>
-        </w:tc>
-      </w:tr>
-      <w:tr>
-        <w:tc>
-          <w:tcPr>
-            <w:tcW w:type="dxa" w:w="3256"/>
+            <w:tcW w:w="6094" w:type="dxa"/>
+          </w:tcPr>
+          <w:p>
+            <w:r>
+              <w:t>AI / ML Requirements</w:t>
+            </w:r>
+            <w:r>
+              <w:t>,</w:t>
+            </w:r>
+            <w:r>
+              <w:t xml:space="preserve"> Data Requirements</w:t>
+            </w:r>
+          </w:p>
+        </w:tc>
+      </w:tr>
+      <w:tr>
+        <w:tc>
+          <w:tcPr>
+            <w:tcW w:w="3256" w:type="dxa"/>
           </w:tcPr>
           <w:p>
             <w:r>
@@ -30898,11 +33271,11 @@
         </w:tc>
         <w:tc>
           <w:tcPr>
-            <w:tcW w:type="dxa" w:w="6094"/>
-          </w:tcPr>
-          <w:p>
-            <w:r>
-              <w:t>Security Requirements; Security Engineer coordination and security-control review.</w:t>
+            <w:tcW w:w="6094" w:type="dxa"/>
+          </w:tcPr>
+          <w:p>
+            <w:r>
+              <w:t>Security Requirements</w:t>
             </w:r>
           </w:p>
         </w:tc>
@@ -30928,7 +33301,9 @@
           <w:szCs w:val="32"/>
         </w:rPr>
       </w:pPr>
-      <w:bookmarkStart w:id="22" w:name="_Toc241397285"/>
+      <w:bookmarkStart w:id="85" w:name="_Toc241397285"/>
+      <w:bookmarkStart w:id="86" w:name="_Toc242396764"/>
+      <w:bookmarkStart w:id="87" w:name="_Toc242396808"/>
       <w:r>
         <w:rPr>
           <w:rFonts w:asciiTheme="minorHAnsi" w:hAnsiTheme="minorHAnsi" w:cstheme="minorHAnsi"/>
@@ -30937,7 +33312,9 @@
         </w:rPr>
         <w:t>Review checklist</w:t>
       </w:r>
-      <w:bookmarkEnd w:id="22"/>
+      <w:bookmarkEnd w:id="85"/>
+      <w:bookmarkEnd w:id="86"/>
+      <w:bookmarkEnd w:id="87"/>
     </w:p>
     <w:p>
       <w:pPr>
@@ -31000,7 +33377,7 @@
       <w:tr>
         <w:tc>
           <w:tcPr>
-            <w:tcW w:type="dxa" w:w="3964"/>
+            <w:tcW w:w="3964" w:type="dxa"/>
           </w:tcPr>
           <w:p>
             <w:r>
@@ -31010,7 +33387,7 @@
         </w:tc>
         <w:tc>
           <w:tcPr>
-            <w:tcW w:type="dxa" w:w="5386"/>
+            <w:tcW w:w="5386" w:type="dxa"/>
           </w:tcPr>
           <w:p>
             <w:r>
@@ -31022,7 +33399,7 @@
       <w:tr>
         <w:tc>
           <w:tcPr>
-            <w:tcW w:type="dxa" w:w="3964"/>
+            <w:tcW w:w="3964" w:type="dxa"/>
           </w:tcPr>
           <w:p>
             <w:r>
@@ -31032,7 +33409,7 @@
         </w:tc>
         <w:tc>
           <w:tcPr>
-            <w:tcW w:type="dxa" w:w="5386"/>
+            <w:tcW w:w="5386" w:type="dxa"/>
           </w:tcPr>
           <w:p>
             <w:r>
@@ -31044,7 +33421,7 @@
       <w:tr>
         <w:tc>
           <w:tcPr>
-            <w:tcW w:type="dxa" w:w="3964"/>
+            <w:tcW w:w="3964" w:type="dxa"/>
           </w:tcPr>
           <w:p>
             <w:r>
@@ -31054,7 +33431,7 @@
         </w:tc>
         <w:tc>
           <w:tcPr>
-            <w:tcW w:type="dxa" w:w="5386"/>
+            <w:tcW w:w="5386" w:type="dxa"/>
           </w:tcPr>
           <w:p>
             <w:r>
@@ -31066,7 +33443,7 @@
       <w:tr>
         <w:tc>
           <w:tcPr>
-            <w:tcW w:type="dxa" w:w="3964"/>
+            <w:tcW w:w="3964" w:type="dxa"/>
           </w:tcPr>
           <w:p>
             <w:r>
@@ -31076,7 +33453,7 @@
         </w:tc>
         <w:tc>
           <w:tcPr>
-            <w:tcW w:type="dxa" w:w="5386"/>
+            <w:tcW w:w="5386" w:type="dxa"/>
           </w:tcPr>
           <w:p>
             <w:r>
@@ -31088,7 +33465,7 @@
       <w:tr>
         <w:tc>
           <w:tcPr>
-            <w:tcW w:type="dxa" w:w="3964"/>
+            <w:tcW w:w="3964" w:type="dxa"/>
           </w:tcPr>
           <w:p>
             <w:r>
@@ -31098,7 +33475,7 @@
         </w:tc>
         <w:tc>
           <w:tcPr>
-            <w:tcW w:type="dxa" w:w="5386"/>
+            <w:tcW w:w="5386" w:type="dxa"/>
           </w:tcPr>
           <w:p>
             <w:r>
@@ -31110,7 +33487,7 @@
       <w:tr>
         <w:tc>
           <w:tcPr>
-            <w:tcW w:type="dxa" w:w="3964"/>
+            <w:tcW w:w="3964" w:type="dxa"/>
           </w:tcPr>
           <w:p>
             <w:r>
@@ -31120,7 +33497,7 @@
         </w:tc>
         <w:tc>
           <w:tcPr>
-            <w:tcW w:type="dxa" w:w="5386"/>
+            <w:tcW w:w="5386" w:type="dxa"/>
           </w:tcPr>
           <w:p>
             <w:r>
@@ -31132,7 +33509,7 @@
       <w:tr>
         <w:tc>
           <w:tcPr>
-            <w:tcW w:type="dxa" w:w="3964"/>
+            <w:tcW w:w="3964" w:type="dxa"/>
           </w:tcPr>
           <w:p>
             <w:r>
@@ -31142,7 +33519,7 @@
         </w:tc>
         <w:tc>
           <w:tcPr>
-            <w:tcW w:type="dxa" w:w="5386"/>
+            <w:tcW w:w="5386" w:type="dxa"/>
           </w:tcPr>
           <w:p>
             <w:r>
@@ -31154,7 +33531,7 @@
       <w:tr>
         <w:tc>
           <w:tcPr>
-            <w:tcW w:type="dxa" w:w="3964"/>
+            <w:tcW w:w="3964" w:type="dxa"/>
           </w:tcPr>
           <w:p>
             <w:r>
@@ -31164,7 +33541,7 @@
         </w:tc>
         <w:tc>
           <w:tcPr>
-            <w:tcW w:type="dxa" w:w="5386"/>
+            <w:tcW w:w="5386" w:type="dxa"/>
           </w:tcPr>
           <w:p>
             <w:r>
@@ -31176,7 +33553,7 @@
       <w:tr>
         <w:tc>
           <w:tcPr>
-            <w:tcW w:type="dxa" w:w="3964"/>
+            <w:tcW w:w="3964" w:type="dxa"/>
           </w:tcPr>
           <w:p>
             <w:r>
@@ -31186,7 +33563,7 @@
         </w:tc>
         <w:tc>
           <w:tcPr>
-            <w:tcW w:type="dxa" w:w="5386"/>
+            <w:tcW w:w="5386" w:type="dxa"/>
           </w:tcPr>
           <w:p>
             <w:r>
@@ -31198,7 +33575,7 @@
       <w:tr>
         <w:tc>
           <w:tcPr>
-            <w:tcW w:type="dxa" w:w="3964"/>
+            <w:tcW w:w="3964" w:type="dxa"/>
           </w:tcPr>
           <w:p>
             <w:r>
@@ -31208,7 +33585,7 @@
         </w:tc>
         <w:tc>
           <w:tcPr>
-            <w:tcW w:type="dxa" w:w="5386"/>
+            <w:tcW w:w="5386" w:type="dxa"/>
           </w:tcPr>
           <w:p>
             <w:r>
@@ -31220,7 +33597,7 @@
       <w:tr>
         <w:tc>
           <w:tcPr>
-            <w:tcW w:type="dxa" w:w="3964"/>
+            <w:tcW w:w="3964" w:type="dxa"/>
           </w:tcPr>
           <w:p>
             <w:r>
@@ -31230,7 +33607,7 @@
         </w:tc>
         <w:tc>
           <w:tcPr>
-            <w:tcW w:type="dxa" w:w="5386"/>
+            <w:tcW w:w="5386" w:type="dxa"/>
           </w:tcPr>
           <w:p>
             <w:r>
@@ -31242,7 +33619,7 @@
       <w:tr>
         <w:tc>
           <w:tcPr>
-            <w:tcW w:type="dxa" w:w="3964"/>
+            <w:tcW w:w="3964" w:type="dxa"/>
           </w:tcPr>
           <w:p>
             <w:r>
@@ -31252,7 +33629,7 @@
         </w:tc>
         <w:tc>
           <w:tcPr>
-            <w:tcW w:type="dxa" w:w="5386"/>
+            <w:tcW w:w="5386" w:type="dxa"/>
           </w:tcPr>
           <w:p>
             <w:r>
@@ -31264,7 +33641,7 @@
       <w:tr>
         <w:tc>
           <w:tcPr>
-            <w:tcW w:type="dxa" w:w="3964"/>
+            <w:tcW w:w="3964" w:type="dxa"/>
           </w:tcPr>
           <w:p>
             <w:r>
@@ -31274,7 +33651,7 @@
         </w:tc>
         <w:tc>
           <w:tcPr>
-            <w:tcW w:type="dxa" w:w="5386"/>
+            <w:tcW w:w="5386" w:type="dxa"/>
           </w:tcPr>
           <w:p>
             <w:r>
@@ -31286,7 +33663,7 @@
       <w:tr>
         <w:tc>
           <w:tcPr>
-            <w:tcW w:type="dxa" w:w="3964"/>
+            <w:tcW w:w="3964" w:type="dxa"/>
           </w:tcPr>
           <w:p>
             <w:r>
@@ -31296,7 +33673,7 @@
         </w:tc>
         <w:tc>
           <w:tcPr>
-            <w:tcW w:type="dxa" w:w="5386"/>
+            <w:tcW w:w="5386" w:type="dxa"/>
           </w:tcPr>
           <w:p>
             <w:r>
@@ -35078,7 +37455,6 @@
   <w:style w:type="character" w:default="1" w:styleId="DefaultParagraphFont">
     <w:name w:val="Default Paragraph Font"/>
     <w:uiPriority w:val="1"/>
-    <w:semiHidden/>
     <w:unhideWhenUsed/>
   </w:style>
   <w:style w:type="table" w:default="1" w:styleId="TableNormal">
